--- a/Parallel Systems/Lectures/Lecture 2.docx
+++ b/Parallel Systems/Lectures/Lecture 2.docx
@@ -452,7 +452,7 @@
           <w:sz w:val="22"/>
           <w:szCs w:val="22"/>
         </w:rPr>
-        <w:t xml:space="preserve"> this means that total run time of a problem on a certain </w:t>
+        <w:t xml:space="preserve"> this means that total </w:t>
       </w:r>
       <w:proofErr w:type="gramStart"/>
       <w:r>
@@ -461,6 +461,24 @@
           <w:sz w:val="22"/>
           <w:szCs w:val="22"/>
         </w:rPr>
+        <w:t>run</w:t>
+      </w:r>
+      <w:proofErr w:type="gramEnd"/>
+      <w:r>
+        <w:rPr>
+          <w:color w:val="000000" w:themeColor="text1"/>
+          <w:sz w:val="22"/>
+          <w:szCs w:val="22"/>
+        </w:rPr>
+        <w:t xml:space="preserve"> time of a problem on a certain </w:t>
+      </w:r>
+      <w:proofErr w:type="gramStart"/>
+      <w:r>
+        <w:rPr>
+          <w:color w:val="000000" w:themeColor="text1"/>
+          <w:sz w:val="22"/>
+          <w:szCs w:val="22"/>
+        </w:rPr>
         <w:t>amount</w:t>
       </w:r>
       <w:proofErr w:type="gramEnd"/>
@@ -628,7 +646,9 @@
           <w:u w:val="single"/>
         </w:rPr>
       </w:pPr>
-      <w:r>
+    </w:p>
+    <w:p>
+      <w:pPr>
         <w:rPr>
           <w:b/>
           <w:bCs/>
@@ -637,6 +657,29 @@
           <w:szCs w:val="22"/>
           <w:u w:val="single"/>
         </w:rPr>
+      </w:pPr>
+    </w:p>
+    <w:p>
+      <w:pPr>
+        <w:rPr>
+          <w:b/>
+          <w:bCs/>
+          <w:color w:val="000000" w:themeColor="text1"/>
+          <w:sz w:val="22"/>
+          <w:szCs w:val="22"/>
+          <w:u w:val="single"/>
+        </w:rPr>
+      </w:pPr>
+      <w:r>
+        <w:rPr>
+          <w:b/>
+          <w:bCs/>
+          <w:color w:val="000000" w:themeColor="text1"/>
+          <w:sz w:val="22"/>
+          <w:szCs w:val="22"/>
+          <w:u w:val="single"/>
+        </w:rPr>
+        <w:lastRenderedPageBreak/>
         <w:t xml:space="preserve">Which of these components could we as software </w:t>
       </w:r>
       <w:proofErr w:type="gramStart"/>
@@ -661,8 +704,9 @@
           <w:szCs w:val="22"/>
           <w:u w:val="single"/>
         </w:rPr>
-        <w:t xml:space="preserve"> influence?</w:t>
-      </w:r>
+        <w:t xml:space="preserve"> </w:t>
+      </w:r>
+      <w:proofErr w:type="gramStart"/>
       <w:r>
         <w:rPr>
           <w:b/>
@@ -672,8 +716,9 @@
           <w:szCs w:val="22"/>
           <w:u w:val="single"/>
         </w:rPr>
-        <w:t>:</w:t>
-      </w:r>
+        <w:t>influence?:</w:t>
+      </w:r>
+      <w:proofErr w:type="gramEnd"/>
     </w:p>
     <w:p>
       <w:pPr>
@@ -693,7 +738,6 @@
           <w:sz w:val="22"/>
           <w:szCs w:val="22"/>
         </w:rPr>
-        <w:lastRenderedPageBreak/>
         <w:t>Tcpu</w:t>
       </w:r>
       <w:proofErr w:type="spellEnd"/>
@@ -1071,8 +1115,9 @@
           <w:color w:val="000000" w:themeColor="text1"/>
           <w:u w:val="single"/>
         </w:rPr>
-        <w:t>The setup time</w:t>
-      </w:r>
+        <w:t xml:space="preserve">The setup time </w:t>
+      </w:r>
+      <w:proofErr w:type="spellStart"/>
       <w:r>
         <w:rPr>
           <w:b/>
@@ -1080,19 +1125,211 @@
           <w:color w:val="000000" w:themeColor="text1"/>
           <w:u w:val="single"/>
         </w:rPr>
+        <w:t>Tsetup</w:t>
+      </w:r>
+      <w:proofErr w:type="spellEnd"/>
+      <w:r>
+        <w:rPr>
+          <w:b/>
+          <w:bCs/>
+          <w:color w:val="000000" w:themeColor="text1"/>
+          <w:u w:val="single"/>
+        </w:rPr>
+        <w:t>:</w:t>
+      </w:r>
+    </w:p>
+    <w:p>
+      <w:pPr>
+        <w:rPr>
+          <w:color w:val="000000" w:themeColor="text1"/>
+          <w:sz w:val="22"/>
+          <w:szCs w:val="22"/>
+        </w:rPr>
+      </w:pPr>
+      <w:r>
+        <w:rPr>
+          <w:color w:val="000000" w:themeColor="text1"/>
+          <w:sz w:val="22"/>
+          <w:szCs w:val="22"/>
+        </w:rPr>
+        <w:t xml:space="preserve">The </w:t>
+      </w:r>
+      <w:proofErr w:type="spellStart"/>
+      <w:r>
+        <w:rPr>
+          <w:b/>
+          <w:bCs/>
+          <w:color w:val="000000" w:themeColor="text1"/>
+        </w:rPr>
+        <w:t>Tsetup</w:t>
+      </w:r>
+      <w:proofErr w:type="spellEnd"/>
+      <w:r>
+        <w:rPr>
+          <w:b/>
+          <w:bCs/>
+          <w:color w:val="000000" w:themeColor="text1"/>
+        </w:rPr>
+        <w:t xml:space="preserve"> = </w:t>
+      </w:r>
+      <w:proofErr w:type="spellStart"/>
+      <w:r>
+        <w:rPr>
+          <w:b/>
+          <w:bCs/>
+          <w:color w:val="000000" w:themeColor="text1"/>
+        </w:rPr>
+        <w:t>Tplacement</w:t>
+      </w:r>
+      <w:proofErr w:type="spellEnd"/>
+      <w:r>
+        <w:rPr>
+          <w:b/>
+          <w:bCs/>
+          <w:color w:val="000000" w:themeColor="text1"/>
+        </w:rPr>
+        <w:t xml:space="preserve"> + </w:t>
+      </w:r>
+      <w:proofErr w:type="spellStart"/>
+      <w:r>
+        <w:rPr>
+          <w:b/>
+          <w:bCs/>
+          <w:color w:val="000000" w:themeColor="text1"/>
+        </w:rPr>
+        <w:t>Tstart</w:t>
+      </w:r>
+      <w:proofErr w:type="spellEnd"/>
+      <w:r>
+        <w:rPr>
+          <w:color w:val="000000" w:themeColor="text1"/>
+        </w:rPr>
         <w:t xml:space="preserve"> </w:t>
       </w:r>
+    </w:p>
+    <w:p>
+      <w:pPr>
+        <w:rPr>
+          <w:color w:val="000000" w:themeColor="text1"/>
+          <w:sz w:val="22"/>
+          <w:szCs w:val="22"/>
+        </w:rPr>
+      </w:pPr>
+      <w:r>
+        <w:rPr>
+          <w:color w:val="000000" w:themeColor="text1"/>
+          <w:sz w:val="22"/>
+          <w:szCs w:val="22"/>
+        </w:rPr>
+        <w:t>It heavily depends on the OS and the hardware of the computer</w:t>
+      </w:r>
+    </w:p>
+    <w:p>
+      <w:pPr>
+        <w:rPr>
+          <w:color w:val="000000" w:themeColor="text1"/>
+          <w:sz w:val="22"/>
+          <w:szCs w:val="22"/>
+        </w:rPr>
+      </w:pPr>
+      <w:r>
+        <w:rPr>
+          <w:color w:val="000000" w:themeColor="text1"/>
+          <w:sz w:val="22"/>
+          <w:szCs w:val="22"/>
+        </w:rPr>
+        <w:t>Compilers and caches typically apply optimizations to minimize the number of CPU operations</w:t>
+      </w:r>
+    </w:p>
+    <w:p>
+      <w:pPr>
+        <w:rPr>
+          <w:color w:val="000000" w:themeColor="text1"/>
+          <w:sz w:val="22"/>
+          <w:szCs w:val="22"/>
+        </w:rPr>
+      </w:pPr>
+      <w:r>
+        <w:rPr>
+          <w:color w:val="000000" w:themeColor="text1"/>
+          <w:sz w:val="22"/>
+          <w:szCs w:val="22"/>
+        </w:rPr>
+        <w:t xml:space="preserve">The </w:t>
+      </w:r>
       <w:proofErr w:type="spellStart"/>
       <w:r>
         <w:rPr>
+          <w:color w:val="000000" w:themeColor="text1"/>
+          <w:sz w:val="22"/>
+          <w:szCs w:val="22"/>
+        </w:rPr>
+        <w:t>Tcpu</w:t>
+      </w:r>
+      <w:proofErr w:type="spellEnd"/>
+      <w:r>
+        <w:rPr>
+          <w:color w:val="000000" w:themeColor="text1"/>
+          <w:sz w:val="22"/>
+          <w:szCs w:val="22"/>
+        </w:rPr>
+        <w:t xml:space="preserve"> </w:t>
+      </w:r>
+      <w:proofErr w:type="spellStart"/>
+      <w:r>
+        <w:rPr>
+          <w:color w:val="000000" w:themeColor="text1"/>
+          <w:sz w:val="22"/>
+          <w:szCs w:val="22"/>
+        </w:rPr>
+        <w:t>depeneds</w:t>
+      </w:r>
+      <w:proofErr w:type="spellEnd"/>
+      <w:r>
+        <w:rPr>
+          <w:color w:val="000000" w:themeColor="text1"/>
+          <w:sz w:val="22"/>
+          <w:szCs w:val="22"/>
+        </w:rPr>
+        <w:t xml:space="preserve"> on the internal operations that the </w:t>
+      </w:r>
+      <w:proofErr w:type="spellStart"/>
+      <w:r>
+        <w:rPr>
+          <w:color w:val="000000" w:themeColor="text1"/>
+          <w:sz w:val="22"/>
+          <w:szCs w:val="22"/>
+        </w:rPr>
+        <w:t>cpu</w:t>
+      </w:r>
+      <w:proofErr w:type="spellEnd"/>
+      <w:r>
+        <w:rPr>
+          <w:color w:val="000000" w:themeColor="text1"/>
+          <w:sz w:val="22"/>
+          <w:szCs w:val="22"/>
+        </w:rPr>
+        <w:t xml:space="preserve"> has to do son (sum, subtract) and so on</w:t>
+      </w:r>
+    </w:p>
+    <w:p>
+      <w:pPr>
+        <w:rPr>
+          <w:color w:val="000000" w:themeColor="text1"/>
+          <w:sz w:val="22"/>
+          <w:szCs w:val="22"/>
+        </w:rPr>
+      </w:pPr>
+    </w:p>
+    <w:p>
+      <w:pPr>
+        <w:rPr>
           <w:b/>
           <w:bCs/>
           <w:color w:val="000000" w:themeColor="text1"/>
           <w:u w:val="single"/>
         </w:rPr>
-        <w:t>Tsetup</w:t>
-      </w:r>
-      <w:proofErr w:type="spellEnd"/>
+      </w:pPr>
       <w:r>
         <w:rPr>
           <w:b/>
@@ -1100,218 +1337,7 @@
           <w:color w:val="000000" w:themeColor="text1"/>
           <w:u w:val="single"/>
         </w:rPr>
-        <w:t>:</w:t>
-      </w:r>
-    </w:p>
-    <w:p>
-      <w:pPr>
-        <w:rPr>
-          <w:color w:val="000000" w:themeColor="text1"/>
-          <w:sz w:val="22"/>
-          <w:szCs w:val="22"/>
-        </w:rPr>
-      </w:pPr>
-      <w:r>
-        <w:rPr>
-          <w:color w:val="000000" w:themeColor="text1"/>
-          <w:sz w:val="22"/>
-          <w:szCs w:val="22"/>
-        </w:rPr>
-        <w:t xml:space="preserve">The </w:t>
-      </w:r>
-      <w:proofErr w:type="spellStart"/>
-      <w:r>
-        <w:rPr>
-          <w:b/>
-          <w:bCs/>
-          <w:color w:val="000000" w:themeColor="text1"/>
-        </w:rPr>
-        <w:t>Tsetup</w:t>
-      </w:r>
-      <w:proofErr w:type="spellEnd"/>
-      <w:r>
-        <w:rPr>
-          <w:b/>
-          <w:bCs/>
-          <w:color w:val="000000" w:themeColor="text1"/>
-        </w:rPr>
-        <w:t xml:space="preserve"> = </w:t>
-      </w:r>
-      <w:proofErr w:type="spellStart"/>
-      <w:r>
-        <w:rPr>
-          <w:b/>
-          <w:bCs/>
-          <w:color w:val="000000" w:themeColor="text1"/>
-        </w:rPr>
-        <w:t>Tplacement</w:t>
-      </w:r>
-      <w:proofErr w:type="spellEnd"/>
-      <w:r>
-        <w:rPr>
-          <w:b/>
-          <w:bCs/>
-          <w:color w:val="000000" w:themeColor="text1"/>
-        </w:rPr>
-        <w:t xml:space="preserve"> + </w:t>
-      </w:r>
-      <w:proofErr w:type="spellStart"/>
-      <w:r>
-        <w:rPr>
-          <w:b/>
-          <w:bCs/>
-          <w:color w:val="000000" w:themeColor="text1"/>
-        </w:rPr>
-        <w:t>Tstart</w:t>
-      </w:r>
-      <w:proofErr w:type="spellEnd"/>
-      <w:r>
-        <w:rPr>
-          <w:color w:val="000000" w:themeColor="text1"/>
-        </w:rPr>
-        <w:t xml:space="preserve"> </w:t>
-      </w:r>
-    </w:p>
-    <w:p>
-      <w:pPr>
-        <w:rPr>
-          <w:color w:val="000000" w:themeColor="text1"/>
-          <w:sz w:val="22"/>
-          <w:szCs w:val="22"/>
-        </w:rPr>
-      </w:pPr>
-      <w:r>
-        <w:rPr>
-          <w:color w:val="000000" w:themeColor="text1"/>
-          <w:sz w:val="22"/>
-          <w:szCs w:val="22"/>
-        </w:rPr>
-        <w:t>It heavily depends on the OS and the hardware of the computer</w:t>
-      </w:r>
-    </w:p>
-    <w:p>
-      <w:pPr>
-        <w:rPr>
-          <w:color w:val="000000" w:themeColor="text1"/>
-          <w:sz w:val="22"/>
-          <w:szCs w:val="22"/>
-        </w:rPr>
-      </w:pPr>
-      <w:r>
-        <w:rPr>
-          <w:color w:val="000000" w:themeColor="text1"/>
-          <w:sz w:val="22"/>
-          <w:szCs w:val="22"/>
-        </w:rPr>
-        <w:t>Compilers and caches typically apply optimizations to minimize the number of CPU operations</w:t>
-      </w:r>
-    </w:p>
-    <w:p>
-      <w:pPr>
-        <w:rPr>
-          <w:color w:val="000000" w:themeColor="text1"/>
-          <w:sz w:val="22"/>
-          <w:szCs w:val="22"/>
-        </w:rPr>
-      </w:pPr>
-      <w:r>
-        <w:rPr>
-          <w:color w:val="000000" w:themeColor="text1"/>
-          <w:sz w:val="22"/>
-          <w:szCs w:val="22"/>
-        </w:rPr>
-        <w:t xml:space="preserve">The </w:t>
-      </w:r>
-      <w:proofErr w:type="spellStart"/>
-      <w:r>
-        <w:rPr>
-          <w:color w:val="000000" w:themeColor="text1"/>
-          <w:sz w:val="22"/>
-          <w:szCs w:val="22"/>
-        </w:rPr>
-        <w:t>Tcpu</w:t>
-      </w:r>
-      <w:proofErr w:type="spellEnd"/>
-      <w:r>
-        <w:rPr>
-          <w:color w:val="000000" w:themeColor="text1"/>
-          <w:sz w:val="22"/>
-          <w:szCs w:val="22"/>
-        </w:rPr>
-        <w:t xml:space="preserve"> </w:t>
-      </w:r>
-      <w:proofErr w:type="spellStart"/>
-      <w:r>
-        <w:rPr>
-          <w:color w:val="000000" w:themeColor="text1"/>
-          <w:sz w:val="22"/>
-          <w:szCs w:val="22"/>
-        </w:rPr>
-        <w:t>depeneds</w:t>
-      </w:r>
-      <w:proofErr w:type="spellEnd"/>
-      <w:r>
-        <w:rPr>
-          <w:color w:val="000000" w:themeColor="text1"/>
-          <w:sz w:val="22"/>
-          <w:szCs w:val="22"/>
-        </w:rPr>
-        <w:t xml:space="preserve"> on the internal operations that the </w:t>
-      </w:r>
-      <w:proofErr w:type="spellStart"/>
-      <w:r>
-        <w:rPr>
-          <w:color w:val="000000" w:themeColor="text1"/>
-          <w:sz w:val="22"/>
-          <w:szCs w:val="22"/>
-        </w:rPr>
-        <w:t>cpu</w:t>
-      </w:r>
-      <w:proofErr w:type="spellEnd"/>
-      <w:r>
-        <w:rPr>
-          <w:color w:val="000000" w:themeColor="text1"/>
-          <w:sz w:val="22"/>
-          <w:szCs w:val="22"/>
-        </w:rPr>
-        <w:t xml:space="preserve"> has to do son (sum, subtract) and so on</w:t>
-      </w:r>
-    </w:p>
-    <w:p>
-      <w:pPr>
-        <w:rPr>
-          <w:color w:val="000000" w:themeColor="text1"/>
-          <w:sz w:val="22"/>
-          <w:szCs w:val="22"/>
-        </w:rPr>
-      </w:pPr>
-    </w:p>
-    <w:p>
-      <w:pPr>
-        <w:rPr>
-          <w:b/>
-          <w:bCs/>
-          <w:color w:val="000000" w:themeColor="text1"/>
-          <w:u w:val="single"/>
-        </w:rPr>
-      </w:pPr>
-      <w:r>
-        <w:rPr>
-          <w:b/>
-          <w:bCs/>
-          <w:color w:val="000000" w:themeColor="text1"/>
-          <w:u w:val="single"/>
-        </w:rPr>
-        <w:t>Speedup</w:t>
-      </w:r>
-      <w:r>
-        <w:rPr>
-          <w:b/>
-          <w:bCs/>
-          <w:color w:val="000000" w:themeColor="text1"/>
-          <w:u w:val="single"/>
-        </w:rPr>
-        <w:t xml:space="preserve"> </w:t>
+        <w:t xml:space="preserve">Speedup </w:t>
       </w:r>
       <w:proofErr w:type="spellStart"/>
       <w:r>
@@ -1702,1620 +1728,1564 @@
           <w:sz w:val="22"/>
           <w:szCs w:val="22"/>
         </w:rPr>
+        <w:t xml:space="preserve">On the graph of page 13, we see the speed up on the Y axis, and the number of cores on the x axis. We see a linear and super linear </w:t>
+      </w:r>
+      <w:proofErr w:type="gramStart"/>
+      <w:r>
+        <w:rPr>
+          <w:color w:val="000000" w:themeColor="text1"/>
+          <w:sz w:val="22"/>
+          <w:szCs w:val="22"/>
+        </w:rPr>
+        <w:t>as  x</w:t>
+      </w:r>
+      <w:proofErr w:type="gramEnd"/>
+      <w:r>
+        <w:rPr>
+          <w:color w:val="000000" w:themeColor="text1"/>
+          <w:sz w:val="22"/>
+          <w:szCs w:val="22"/>
+        </w:rPr>
+        <w:t xml:space="preserve"> = y. </w:t>
+      </w:r>
+      <w:proofErr w:type="gramStart"/>
+      <w:r>
+        <w:rPr>
+          <w:color w:val="000000" w:themeColor="text1"/>
+          <w:sz w:val="22"/>
+          <w:szCs w:val="22"/>
+        </w:rPr>
+        <w:t>however</w:t>
+      </w:r>
+      <w:proofErr w:type="gramEnd"/>
+      <w:r>
+        <w:rPr>
+          <w:color w:val="000000" w:themeColor="text1"/>
+          <w:sz w:val="22"/>
+          <w:szCs w:val="22"/>
+        </w:rPr>
+        <w:t xml:space="preserve"> the real speedup is less than the real </w:t>
+      </w:r>
+      <w:proofErr w:type="gramStart"/>
+      <w:r>
+        <w:rPr>
+          <w:color w:val="000000" w:themeColor="text1"/>
+          <w:sz w:val="22"/>
+          <w:szCs w:val="22"/>
+        </w:rPr>
+        <w:t>one</w:t>
+      </w:r>
+      <w:proofErr w:type="gramEnd"/>
+      <w:r>
+        <w:rPr>
+          <w:color w:val="000000" w:themeColor="text1"/>
+          <w:sz w:val="22"/>
+          <w:szCs w:val="22"/>
+        </w:rPr>
+        <w:t xml:space="preserve"> less than the linear since we have </w:t>
+      </w:r>
+      <w:proofErr w:type="spellStart"/>
+      <w:r>
+        <w:rPr>
+          <w:color w:val="000000" w:themeColor="text1"/>
+          <w:sz w:val="22"/>
+          <w:szCs w:val="22"/>
+        </w:rPr>
+        <w:t>Tcws</w:t>
+      </w:r>
+      <w:proofErr w:type="spellEnd"/>
+      <w:r>
+        <w:rPr>
+          <w:color w:val="000000" w:themeColor="text1"/>
+          <w:sz w:val="22"/>
+          <w:szCs w:val="22"/>
+        </w:rPr>
+        <w:t xml:space="preserve"> which is </w:t>
+      </w:r>
+      <w:proofErr w:type="spellStart"/>
+      <w:r>
+        <w:rPr>
+          <w:color w:val="000000" w:themeColor="text1"/>
+          <w:sz w:val="22"/>
+          <w:szCs w:val="22"/>
+        </w:rPr>
+        <w:t>parallization</w:t>
+      </w:r>
+      <w:proofErr w:type="spellEnd"/>
+      <w:r>
+        <w:rPr>
+          <w:color w:val="000000" w:themeColor="text1"/>
+          <w:sz w:val="22"/>
+          <w:szCs w:val="22"/>
+        </w:rPr>
+        <w:t xml:space="preserve"> overhead time that we lose due to </w:t>
+      </w:r>
+      <w:proofErr w:type="spellStart"/>
+      <w:r>
+        <w:rPr>
+          <w:b/>
+          <w:bCs/>
+          <w:color w:val="000000" w:themeColor="text1"/>
+          <w:sz w:val="22"/>
+          <w:szCs w:val="22"/>
+        </w:rPr>
+        <w:t>Tcom</w:t>
+      </w:r>
+      <w:proofErr w:type="spellEnd"/>
+      <w:r>
+        <w:rPr>
+          <w:b/>
+          <w:bCs/>
+          <w:color w:val="000000" w:themeColor="text1"/>
+          <w:sz w:val="22"/>
+          <w:szCs w:val="22"/>
+        </w:rPr>
+        <w:t xml:space="preserve"> + </w:t>
+      </w:r>
+      <w:proofErr w:type="spellStart"/>
+      <w:r>
+        <w:rPr>
+          <w:b/>
+          <w:bCs/>
+          <w:color w:val="000000" w:themeColor="text1"/>
+          <w:sz w:val="22"/>
+          <w:szCs w:val="22"/>
+        </w:rPr>
+        <w:t>Tsync</w:t>
+      </w:r>
+      <w:proofErr w:type="spellEnd"/>
+      <w:r>
+        <w:rPr>
+          <w:b/>
+          <w:bCs/>
+          <w:color w:val="000000" w:themeColor="text1"/>
+          <w:sz w:val="22"/>
+          <w:szCs w:val="22"/>
+        </w:rPr>
+        <w:t xml:space="preserve"> + Twait</w:t>
+      </w:r>
+    </w:p>
+    <w:p>
+      <w:pPr>
+        <w:rPr>
+          <w:color w:val="000000" w:themeColor="text1"/>
+          <w:sz w:val="22"/>
+          <w:szCs w:val="22"/>
+        </w:rPr>
+      </w:pPr>
+    </w:p>
+    <w:p>
+      <w:pPr>
+        <w:rPr>
+          <w:color w:val="000000" w:themeColor="text1"/>
+          <w:sz w:val="22"/>
+          <w:szCs w:val="22"/>
+        </w:rPr>
+      </w:pPr>
+    </w:p>
+    <w:p>
+      <w:pPr>
+        <w:rPr>
+          <w:color w:val="000000" w:themeColor="text1"/>
+          <w:sz w:val="22"/>
+          <w:szCs w:val="22"/>
+        </w:rPr>
+      </w:pPr>
+    </w:p>
+    <w:p>
+      <w:pPr>
+        <w:rPr>
+          <w:color w:val="000000" w:themeColor="text1"/>
+        </w:rPr>
+      </w:pPr>
+      <w:r>
+        <w:rPr>
+          <w:b/>
+          <w:bCs/>
+          <w:color w:val="000000" w:themeColor="text1"/>
+          <w:u w:val="single"/>
+        </w:rPr>
+        <w:t>Discussion</w:t>
+      </w:r>
+      <w:r>
+        <w:rPr>
+          <w:b/>
+          <w:bCs/>
+          <w:color w:val="000000" w:themeColor="text1"/>
+          <w:u w:val="single"/>
+        </w:rPr>
+        <w:t>:</w:t>
+      </w:r>
+      <w:r>
+        <w:rPr>
+          <w:color w:val="000000" w:themeColor="text1"/>
+        </w:rPr>
+        <w:t xml:space="preserve"> </w:t>
+      </w:r>
+    </w:p>
+    <w:p>
+      <w:pPr>
+        <w:rPr>
+          <w:color w:val="000000" w:themeColor="text1"/>
+          <w:sz w:val="22"/>
+          <w:szCs w:val="22"/>
+        </w:rPr>
+      </w:pPr>
+      <w:r>
+        <w:rPr>
+          <w:b/>
+          <w:bCs/>
+          <w:color w:val="000000" w:themeColor="text1"/>
+          <w:sz w:val="22"/>
+          <w:szCs w:val="22"/>
+        </w:rPr>
+        <w:t xml:space="preserve">Why is the real speedup not a linear </w:t>
+      </w:r>
+      <w:proofErr w:type="gramStart"/>
+      <w:r>
+        <w:rPr>
+          <w:b/>
+          <w:bCs/>
+          <w:color w:val="000000" w:themeColor="text1"/>
+          <w:sz w:val="22"/>
+          <w:szCs w:val="22"/>
+        </w:rPr>
+        <w:t>function?:</w:t>
+      </w:r>
+      <w:proofErr w:type="gramEnd"/>
+      <w:r>
+        <w:rPr>
+          <w:b/>
+          <w:bCs/>
+          <w:color w:val="000000" w:themeColor="text1"/>
+          <w:sz w:val="22"/>
+          <w:szCs w:val="22"/>
+        </w:rPr>
+        <w:t xml:space="preserve"> </w:t>
+      </w:r>
+      <w:r>
+        <w:rPr>
+          <w:color w:val="000000" w:themeColor="text1"/>
+          <w:sz w:val="22"/>
+          <w:szCs w:val="22"/>
+        </w:rPr>
+        <w:t xml:space="preserve"> </w:t>
+      </w:r>
+      <w:r>
+        <w:rPr>
+          <w:b/>
+          <w:bCs/>
+          <w:color w:val="000000" w:themeColor="text1"/>
+          <w:sz w:val="22"/>
+          <w:szCs w:val="22"/>
+        </w:rPr>
+        <w:t>:</w:t>
+      </w:r>
+      <w:r>
+        <w:rPr>
+          <w:color w:val="000000" w:themeColor="text1"/>
+          <w:sz w:val="22"/>
+          <w:szCs w:val="22"/>
+        </w:rPr>
+        <w:t> Because of </w:t>
+      </w:r>
+      <w:r>
+        <w:rPr>
+          <w:color w:val="000000" w:themeColor="text1"/>
+          <w:sz w:val="22"/>
+          <w:szCs w:val="22"/>
+        </w:rPr>
+        <w:t>overhead</w:t>
+      </w:r>
+      <w:r>
+        <w:rPr>
+          <w:color w:val="000000" w:themeColor="text1"/>
+          <w:sz w:val="22"/>
+          <w:szCs w:val="22"/>
+        </w:rPr>
+        <w:t>. Communication, waiting, synchronization, and setup time eat into performance. The more processors you add, the more overhead you get, so speedup stops being perfectly linear.</w:t>
+      </w:r>
+      <w:r>
+        <w:rPr>
+          <w:color w:val="000000" w:themeColor="text1"/>
+          <w:sz w:val="22"/>
+          <w:szCs w:val="22"/>
+        </w:rPr>
+        <w:t xml:space="preserve"> Note that also overhead time increase the more processors involved.</w:t>
+      </w:r>
+    </w:p>
+    <w:p>
+      <w:pPr>
+        <w:rPr>
+          <w:b/>
+          <w:bCs/>
+          <w:color w:val="000000" w:themeColor="text1"/>
+          <w:sz w:val="22"/>
+          <w:szCs w:val="22"/>
+        </w:rPr>
+      </w:pPr>
+    </w:p>
+    <w:p>
+      <w:pPr>
+        <w:rPr>
+          <w:color w:val="000000" w:themeColor="text1"/>
+          <w:sz w:val="22"/>
+          <w:szCs w:val="22"/>
+        </w:rPr>
+      </w:pPr>
+      <w:r>
+        <w:rPr>
+          <w:b/>
+          <w:bCs/>
+          <w:color w:val="000000" w:themeColor="text1"/>
+          <w:sz w:val="22"/>
+          <w:szCs w:val="22"/>
+        </w:rPr>
+        <w:t xml:space="preserve">Is </w:t>
+      </w:r>
+      <w:proofErr w:type="spellStart"/>
+      <w:r>
+        <w:rPr>
+          <w:b/>
+          <w:bCs/>
+          <w:color w:val="000000" w:themeColor="text1"/>
+          <w:sz w:val="22"/>
+          <w:szCs w:val="22"/>
+        </w:rPr>
+        <w:t>superlinear</w:t>
+      </w:r>
+      <w:proofErr w:type="spellEnd"/>
+      <w:r>
+        <w:rPr>
+          <w:b/>
+          <w:bCs/>
+          <w:color w:val="000000" w:themeColor="text1"/>
+          <w:sz w:val="22"/>
+          <w:szCs w:val="22"/>
+        </w:rPr>
+        <w:t xml:space="preserve"> speedup </w:t>
+      </w:r>
+      <w:proofErr w:type="gramStart"/>
+      <w:r>
+        <w:rPr>
+          <w:b/>
+          <w:bCs/>
+          <w:color w:val="000000" w:themeColor="text1"/>
+          <w:sz w:val="22"/>
+          <w:szCs w:val="22"/>
+        </w:rPr>
+        <w:t>possible?:</w:t>
+      </w:r>
+      <w:proofErr w:type="gramEnd"/>
+      <w:r>
+        <w:rPr>
+          <w:b/>
+          <w:bCs/>
+          <w:color w:val="000000" w:themeColor="text1"/>
+          <w:sz w:val="22"/>
+          <w:szCs w:val="22"/>
+        </w:rPr>
+        <w:t xml:space="preserve"> </w:t>
+      </w:r>
+      <w:r>
+        <w:rPr>
+          <w:color w:val="000000" w:themeColor="text1"/>
+          <w:sz w:val="22"/>
+          <w:szCs w:val="22"/>
+        </w:rPr>
+        <w:t>Yes, but rare. It happens when parallelization gives unexpected bonuses, like:</w:t>
+      </w:r>
+    </w:p>
+    <w:p>
+      <w:pPr>
+        <w:rPr>
+          <w:color w:val="000000" w:themeColor="text1"/>
+          <w:sz w:val="22"/>
+          <w:szCs w:val="22"/>
+        </w:rPr>
+      </w:pPr>
+      <w:r>
+        <w:rPr>
+          <w:color w:val="000000" w:themeColor="text1"/>
+          <w:sz w:val="22"/>
+          <w:szCs w:val="22"/>
+        </w:rPr>
+        <w:t>More total cache memory (data fits in fast cache instead of slow RAM)</w:t>
+      </w:r>
+    </w:p>
+    <w:p>
+      <w:pPr>
+        <w:rPr>
+          <w:color w:val="000000" w:themeColor="text1"/>
+          <w:sz w:val="22"/>
+          <w:szCs w:val="22"/>
+        </w:rPr>
+      </w:pPr>
+      <w:r>
+        <w:rPr>
+          <w:color w:val="000000" w:themeColor="text1"/>
+          <w:sz w:val="22"/>
+          <w:szCs w:val="22"/>
+        </w:rPr>
+        <w:t>Better memory bandwidth</w:t>
+      </w:r>
+      <w:r>
+        <w:rPr>
+          <w:color w:val="000000" w:themeColor="text1"/>
+          <w:sz w:val="22"/>
+          <w:szCs w:val="22"/>
+        </w:rPr>
+        <w:t>.</w:t>
+      </w:r>
+    </w:p>
+    <w:p>
+      <w:pPr>
+        <w:rPr>
+          <w:color w:val="000000" w:themeColor="text1"/>
+          <w:sz w:val="22"/>
+          <w:szCs w:val="22"/>
+        </w:rPr>
+      </w:pPr>
+    </w:p>
+    <w:p>
+      <w:pPr>
+        <w:rPr>
+          <w:b/>
+          <w:bCs/>
+          <w:color w:val="000000" w:themeColor="text1"/>
+          <w:u w:val="single"/>
+        </w:rPr>
+      </w:pPr>
+      <w:r>
+        <w:rPr>
+          <w:b/>
+          <w:bCs/>
+          <w:color w:val="000000" w:themeColor="text1"/>
+          <w:u w:val="single"/>
+        </w:rPr>
+        <w:t>Theoretical Bounds for the Speedup:</w:t>
+      </w:r>
+    </w:p>
+    <w:p>
+      <w:pPr>
+        <w:rPr>
+          <w:color w:val="000000" w:themeColor="text1"/>
+          <w:sz w:val="22"/>
+          <w:szCs w:val="22"/>
+        </w:rPr>
+      </w:pPr>
+      <w:r>
+        <w:rPr>
+          <w:color w:val="000000" w:themeColor="text1"/>
+          <w:sz w:val="22"/>
+          <w:szCs w:val="22"/>
+        </w:rPr>
+        <w:t>In practice, most programs cannot be fully parallelized ▪ There are sections which need be sequential, others can be executed in parallel</w:t>
+      </w:r>
+      <w:r>
+        <w:rPr>
+          <w:color w:val="000000" w:themeColor="text1"/>
+          <w:sz w:val="22"/>
+          <w:szCs w:val="22"/>
+        </w:rPr>
+        <w:t>.</w:t>
+      </w:r>
+    </w:p>
+    <w:p>
+      <w:pPr>
+        <w:rPr>
+          <w:color w:val="000000" w:themeColor="text1"/>
+          <w:sz w:val="22"/>
+          <w:szCs w:val="22"/>
+        </w:rPr>
+      </w:pPr>
+      <w:r>
+        <w:rPr>
+          <w:color w:val="000000" w:themeColor="text1"/>
+          <w:sz w:val="22"/>
+          <w:szCs w:val="22"/>
+        </w:rPr>
+        <w:t xml:space="preserve">Let f be the part of the program that needs to be sequential then 1 – f is the part of the program that can be parallelized </w:t>
+      </w:r>
+    </w:p>
+    <w:p>
+      <w:pPr>
+        <w:rPr>
+          <w:color w:val="000000" w:themeColor="text1"/>
+          <w:sz w:val="22"/>
+          <w:szCs w:val="22"/>
+        </w:rPr>
+      </w:pPr>
+      <w:r>
+        <w:rPr>
+          <w:color w:val="000000" w:themeColor="text1"/>
+          <w:sz w:val="22"/>
+          <w:szCs w:val="22"/>
+        </w:rPr>
+        <w:t>The run time of the sequential part can be calculated as</w:t>
+      </w:r>
+      <w:r>
+        <w:rPr>
+          <w:color w:val="000000" w:themeColor="text1"/>
+          <w:sz w:val="22"/>
+          <w:szCs w:val="22"/>
+        </w:rPr>
+        <w:t xml:space="preserve"> (N.B: this is not an equation to calculate it’s a </w:t>
+      </w:r>
+      <w:proofErr w:type="spellStart"/>
+      <w:r>
+        <w:rPr>
+          <w:color w:val="000000" w:themeColor="text1"/>
+          <w:sz w:val="22"/>
+          <w:szCs w:val="22"/>
+        </w:rPr>
+        <w:t>represnetation</w:t>
+      </w:r>
+      <w:proofErr w:type="spellEnd"/>
+      <w:r>
+        <w:rPr>
+          <w:color w:val="000000" w:themeColor="text1"/>
+          <w:sz w:val="22"/>
+          <w:szCs w:val="22"/>
+        </w:rPr>
+        <w:t xml:space="preserve">) think of it as the total so total sequential time = sequential time + </w:t>
+      </w:r>
+      <w:proofErr w:type="spellStart"/>
+      <w:r>
+        <w:rPr>
+          <w:color w:val="000000" w:themeColor="text1"/>
+          <w:sz w:val="22"/>
+          <w:szCs w:val="22"/>
+        </w:rPr>
+        <w:t>prallelized</w:t>
+      </w:r>
+      <w:proofErr w:type="spellEnd"/>
+      <w:r>
+        <w:rPr>
+          <w:color w:val="000000" w:themeColor="text1"/>
+          <w:sz w:val="22"/>
+          <w:szCs w:val="22"/>
+        </w:rPr>
+        <w:t xml:space="preserve"> time</w:t>
+      </w:r>
+    </w:p>
+    <w:p>
+      <w:pPr>
+        <w:rPr>
+          <w:color w:val="000000" w:themeColor="text1"/>
+          <w:sz w:val="22"/>
+          <w:szCs w:val="22"/>
+        </w:rPr>
+      </w:pPr>
+    </w:p>
+    <w:p>
+      <w:pPr>
+        <w:rPr>
+          <w:b/>
+          <w:bCs/>
+          <w:color w:val="000000" w:themeColor="text1"/>
+          <w:sz w:val="22"/>
+          <w:szCs w:val="22"/>
+          <w:lang w:val="de-DE"/>
+        </w:rPr>
+      </w:pPr>
+      <w:r>
+        <w:rPr>
+          <w:b/>
+          <w:bCs/>
+          <w:color w:val="000000" w:themeColor="text1"/>
+          <w:sz w:val="22"/>
+          <w:szCs w:val="22"/>
+          <w:lang w:val="de-DE"/>
+        </w:rPr>
+        <w:t>T′(n)=</w:t>
+      </w:r>
+      <w:proofErr w:type="spellStart"/>
+      <w:r>
+        <w:rPr>
+          <w:b/>
+          <w:bCs/>
+          <w:color w:val="000000" w:themeColor="text1"/>
+          <w:sz w:val="22"/>
+          <w:szCs w:val="22"/>
+          <w:lang w:val="de-DE"/>
+        </w:rPr>
+        <w:t>f×T</w:t>
+      </w:r>
+      <w:proofErr w:type="spellEnd"/>
+      <w:r>
+        <w:rPr>
+          <w:b/>
+          <w:bCs/>
+          <w:color w:val="000000" w:themeColor="text1"/>
+          <w:sz w:val="22"/>
+          <w:szCs w:val="22"/>
+          <w:lang w:val="de-DE"/>
+        </w:rPr>
+        <w:t>′(n)+(1−</w:t>
+      </w:r>
+      <w:proofErr w:type="gramStart"/>
+      <w:r>
+        <w:rPr>
+          <w:b/>
+          <w:bCs/>
+          <w:color w:val="000000" w:themeColor="text1"/>
+          <w:sz w:val="22"/>
+          <w:szCs w:val="22"/>
+          <w:lang w:val="de-DE"/>
+        </w:rPr>
+        <w:t>f)×</w:t>
+      </w:r>
+      <w:proofErr w:type="gramEnd"/>
+      <w:r>
+        <w:rPr>
+          <w:b/>
+          <w:bCs/>
+          <w:color w:val="000000" w:themeColor="text1"/>
+          <w:sz w:val="22"/>
+          <w:szCs w:val="22"/>
+          <w:lang w:val="de-DE"/>
+        </w:rPr>
+        <w:t xml:space="preserve">T′(n) </w:t>
+      </w:r>
+    </w:p>
+    <w:p>
+      <w:pPr>
+        <w:rPr>
+          <w:color w:val="000000" w:themeColor="text1"/>
+          <w:sz w:val="22"/>
+          <w:szCs w:val="22"/>
+          <w:lang w:val="de-DE"/>
+        </w:rPr>
+      </w:pPr>
+    </w:p>
+    <w:p>
+      <w:pPr>
+        <w:rPr>
+          <w:color w:val="000000" w:themeColor="text1"/>
+          <w:sz w:val="22"/>
+          <w:szCs w:val="22"/>
+          <w:lang w:val="de-DE"/>
+        </w:rPr>
+      </w:pPr>
+    </w:p>
+    <w:p>
+      <w:pPr>
+        <w:rPr>
+          <w:color w:val="000000" w:themeColor="text1"/>
+          <w:sz w:val="22"/>
+          <w:szCs w:val="22"/>
+          <w:lang w:val="de-DE"/>
+        </w:rPr>
+      </w:pPr>
+    </w:p>
+    <w:p>
+      <w:pPr>
+        <w:rPr>
+          <w:b/>
+          <w:bCs/>
+          <w:color w:val="000000" w:themeColor="text1"/>
+          <w:u w:val="single"/>
+          <w:lang w:val="de-DE"/>
+        </w:rPr>
+      </w:pPr>
+      <w:proofErr w:type="spellStart"/>
+      <w:r>
+        <w:rPr>
+          <w:b/>
+          <w:bCs/>
+          <w:color w:val="000000" w:themeColor="text1"/>
+          <w:u w:val="single"/>
+          <w:lang w:val="de-DE"/>
+        </w:rPr>
+        <w:t>Amdahl‘s</w:t>
+      </w:r>
+      <w:proofErr w:type="spellEnd"/>
+      <w:r>
+        <w:rPr>
+          <w:b/>
+          <w:bCs/>
+          <w:color w:val="000000" w:themeColor="text1"/>
+          <w:u w:val="single"/>
+          <w:lang w:val="de-DE"/>
+        </w:rPr>
+        <w:t xml:space="preserve"> Law:</w:t>
+      </w:r>
+    </w:p>
+    <w:p>
+      <w:pPr>
+        <w:rPr>
+          <w:color w:val="000000" w:themeColor="text1"/>
+          <w:sz w:val="22"/>
+          <w:szCs w:val="22"/>
+        </w:rPr>
+      </w:pPr>
+      <w:r>
+        <w:rPr>
+          <w:color w:val="000000" w:themeColor="text1"/>
+          <w:sz w:val="22"/>
+          <w:szCs w:val="22"/>
+        </w:rPr>
+        <w:t>With parallelization, we cannot reduce the runtime of the sequential part</w:t>
+      </w:r>
+      <w:r>
+        <w:rPr>
+          <w:color w:val="000000" w:themeColor="text1"/>
+          <w:sz w:val="22"/>
+          <w:szCs w:val="22"/>
+        </w:rPr>
+        <w:t xml:space="preserve"> f * T’(n)</w:t>
+      </w:r>
+    </w:p>
+    <w:p>
+      <w:pPr>
+        <w:rPr>
+          <w:color w:val="000000" w:themeColor="text1"/>
+          <w:sz w:val="22"/>
+          <w:szCs w:val="22"/>
+        </w:rPr>
+      </w:pPr>
+      <w:r>
+        <w:rPr>
+          <w:color w:val="000000" w:themeColor="text1"/>
+          <w:sz w:val="22"/>
+          <w:szCs w:val="22"/>
+        </w:rPr>
+        <w:t>We</w:t>
+      </w:r>
+      <w:r>
+        <w:rPr>
+          <w:color w:val="000000" w:themeColor="text1"/>
+          <w:sz w:val="22"/>
+          <w:szCs w:val="22"/>
+        </w:rPr>
+        <w:t xml:space="preserve"> </w:t>
+      </w:r>
+      <w:r>
+        <w:rPr>
+          <w:color w:val="000000" w:themeColor="text1"/>
+          <w:sz w:val="22"/>
+          <w:szCs w:val="22"/>
+        </w:rPr>
+        <w:t xml:space="preserve">split the execution of the parallelizable part </w:t>
+      </w:r>
+      <w:proofErr w:type="spellStart"/>
+      <w:r>
+        <w:rPr>
+          <w:color w:val="000000" w:themeColor="text1"/>
+          <w:sz w:val="22"/>
+          <w:szCs w:val="22"/>
+        </w:rPr>
+        <w:t xml:space="preserve">to </w:t>
+      </w:r>
+      <w:r>
+        <w:rPr>
+          <w:color w:val="000000" w:themeColor="text1"/>
+          <w:sz w:val="22"/>
+          <w:szCs w:val="22"/>
+        </w:rPr>
+        <w:t>p</w:t>
+      </w:r>
+      <w:proofErr w:type="spellEnd"/>
+      <w:r>
+        <w:rPr>
+          <w:color w:val="000000" w:themeColor="text1"/>
+          <w:sz w:val="22"/>
+          <w:szCs w:val="22"/>
+        </w:rPr>
+        <w:t xml:space="preserve"> </w:t>
+      </w:r>
+      <w:r>
+        <w:rPr>
+          <w:color w:val="000000" w:themeColor="text1"/>
+          <w:sz w:val="22"/>
+          <w:szCs w:val="22"/>
+        </w:rPr>
+        <w:t>processors</w:t>
+      </w:r>
+    </w:p>
+    <w:p>
+      <w:pPr>
+        <w:rPr>
+          <w:color w:val="000000" w:themeColor="text1"/>
+          <w:sz w:val="22"/>
+          <w:szCs w:val="22"/>
+        </w:rPr>
+      </w:pPr>
+      <w:proofErr w:type="gramStart"/>
+      <w:r>
+        <w:rPr>
+          <w:color w:val="000000" w:themeColor="text1"/>
+          <w:sz w:val="22"/>
+          <w:szCs w:val="22"/>
+        </w:rPr>
+        <w:t>So</w:t>
+      </w:r>
+      <w:proofErr w:type="gramEnd"/>
+      <w:r>
+        <w:rPr>
+          <w:color w:val="000000" w:themeColor="text1"/>
+          <w:sz w:val="22"/>
+          <w:szCs w:val="22"/>
+        </w:rPr>
+        <w:t xml:space="preserve"> T’(n) </w:t>
+      </w:r>
+      <w:proofErr w:type="gramStart"/>
+      <w:r>
+        <w:rPr>
+          <w:color w:val="000000" w:themeColor="text1"/>
+          <w:sz w:val="22"/>
+          <w:szCs w:val="22"/>
+        </w:rPr>
+        <w:t>=  f</w:t>
+      </w:r>
+      <w:proofErr w:type="gramEnd"/>
+      <w:r>
+        <w:rPr>
+          <w:color w:val="000000" w:themeColor="text1"/>
+          <w:sz w:val="22"/>
+          <w:szCs w:val="22"/>
+        </w:rPr>
+        <w:t xml:space="preserve"> * T’(n) + </w:t>
+      </w:r>
+      <w:proofErr w:type="gramStart"/>
+      <w:r>
+        <w:rPr>
+          <w:color w:val="000000" w:themeColor="text1"/>
+          <w:sz w:val="22"/>
+          <w:szCs w:val="22"/>
+        </w:rPr>
+        <w:t>( (</w:t>
+      </w:r>
+      <w:proofErr w:type="gramEnd"/>
+      <w:r>
+        <w:rPr>
+          <w:color w:val="000000" w:themeColor="text1"/>
+          <w:sz w:val="22"/>
+          <w:szCs w:val="22"/>
+        </w:rPr>
+        <w:t>1 – f) * T’(n</w:t>
+      </w:r>
+      <w:proofErr w:type="gramStart"/>
+      <w:r>
+        <w:rPr>
+          <w:color w:val="000000" w:themeColor="text1"/>
+          <w:sz w:val="22"/>
+          <w:szCs w:val="22"/>
+        </w:rPr>
+        <w:t>) )</w:t>
+      </w:r>
+      <w:proofErr w:type="gramEnd"/>
+      <w:r>
+        <w:rPr>
+          <w:color w:val="000000" w:themeColor="text1"/>
+          <w:sz w:val="22"/>
+          <w:szCs w:val="22"/>
+        </w:rPr>
+        <w:t>/ p</w:t>
+      </w:r>
+    </w:p>
+    <w:p>
+      <w:pPr>
+        <w:rPr>
+          <w:color w:val="000000" w:themeColor="text1"/>
+          <w:sz w:val="22"/>
+          <w:szCs w:val="22"/>
+        </w:rPr>
+      </w:pPr>
+      <w:r>
+        <w:rPr>
+          <w:color w:val="000000" w:themeColor="text1"/>
+          <w:sz w:val="22"/>
+          <w:szCs w:val="22"/>
+        </w:rPr>
+        <w:t xml:space="preserve">Under the assumptions that all processes </w:t>
+      </w:r>
+      <w:proofErr w:type="gramStart"/>
+      <w:r>
+        <w:rPr>
+          <w:color w:val="000000" w:themeColor="text1"/>
+          <w:sz w:val="22"/>
+          <w:szCs w:val="22"/>
+        </w:rPr>
+        <w:t>has</w:t>
+      </w:r>
+      <w:proofErr w:type="gramEnd"/>
+      <w:r>
+        <w:rPr>
+          <w:color w:val="000000" w:themeColor="text1"/>
+          <w:sz w:val="22"/>
+          <w:szCs w:val="22"/>
+        </w:rPr>
+        <w:t xml:space="preserve"> the same </w:t>
+      </w:r>
+      <w:proofErr w:type="gramStart"/>
+      <w:r>
+        <w:rPr>
+          <w:color w:val="000000" w:themeColor="text1"/>
+          <w:sz w:val="22"/>
+          <w:szCs w:val="22"/>
+        </w:rPr>
+        <w:t>amount</w:t>
+      </w:r>
+      <w:proofErr w:type="gramEnd"/>
+      <w:r>
+        <w:rPr>
+          <w:color w:val="000000" w:themeColor="text1"/>
+          <w:sz w:val="22"/>
+          <w:szCs w:val="22"/>
+        </w:rPr>
+        <w:t xml:space="preserve"> of instructions and all processors have the same speed</w:t>
+      </w:r>
+    </w:p>
+    <w:p>
+      <w:pPr>
+        <w:rPr>
+          <w:color w:val="000000" w:themeColor="text1"/>
+          <w:sz w:val="22"/>
+          <w:szCs w:val="22"/>
+        </w:rPr>
+      </w:pPr>
+      <w:proofErr w:type="gramStart"/>
+      <w:r>
+        <w:rPr>
+          <w:color w:val="000000" w:themeColor="text1"/>
+          <w:sz w:val="22"/>
+          <w:szCs w:val="22"/>
+        </w:rPr>
+        <w:t>So</w:t>
+      </w:r>
+      <w:proofErr w:type="gramEnd"/>
+      <w:r>
+        <w:rPr>
+          <w:color w:val="000000" w:themeColor="text1"/>
+          <w:sz w:val="22"/>
+          <w:szCs w:val="22"/>
+        </w:rPr>
+        <w:t xml:space="preserve"> this equation and the assumption </w:t>
+      </w:r>
+      <w:proofErr w:type="gramStart"/>
+      <w:r>
+        <w:rPr>
+          <w:color w:val="000000" w:themeColor="text1"/>
+          <w:sz w:val="22"/>
+          <w:szCs w:val="22"/>
+        </w:rPr>
+        <w:t>gives</w:t>
+      </w:r>
+      <w:proofErr w:type="gramEnd"/>
+      <w:r>
+        <w:rPr>
+          <w:color w:val="000000" w:themeColor="text1"/>
+          <w:sz w:val="22"/>
+          <w:szCs w:val="22"/>
+        </w:rPr>
+        <w:t xml:space="preserve"> us the lower bound (best case scenario of a run time)</w:t>
+      </w:r>
+    </w:p>
+    <w:p>
+      <w:pPr>
+        <w:rPr>
+          <w:color w:val="000000" w:themeColor="text1"/>
+          <w:sz w:val="22"/>
+          <w:szCs w:val="22"/>
+        </w:rPr>
+      </w:pPr>
+      <w:r>
+        <w:rPr>
+          <w:color w:val="000000" w:themeColor="text1"/>
+          <w:sz w:val="22"/>
+          <w:szCs w:val="22"/>
+        </w:rPr>
+        <w:t xml:space="preserve">Where </w:t>
+      </w:r>
+      <w:proofErr w:type="spellStart"/>
+      <w:r>
+        <w:rPr>
+          <w:color w:val="000000" w:themeColor="text1"/>
+          <w:sz w:val="22"/>
+          <w:szCs w:val="22"/>
+        </w:rPr>
+        <w:t>Tp</w:t>
+      </w:r>
+      <w:proofErr w:type="spellEnd"/>
+      <w:r>
+        <w:rPr>
+          <w:color w:val="000000" w:themeColor="text1"/>
+          <w:sz w:val="22"/>
+          <w:szCs w:val="22"/>
+        </w:rPr>
+        <w:t xml:space="preserve">(N) &gt;= f * T’(n) + </w:t>
+      </w:r>
+      <w:proofErr w:type="gramStart"/>
+      <w:r>
+        <w:rPr>
+          <w:color w:val="000000" w:themeColor="text1"/>
+          <w:sz w:val="22"/>
+          <w:szCs w:val="22"/>
+        </w:rPr>
+        <w:t>( (</w:t>
+      </w:r>
+      <w:proofErr w:type="gramEnd"/>
+      <w:r>
+        <w:rPr>
+          <w:color w:val="000000" w:themeColor="text1"/>
+          <w:sz w:val="22"/>
+          <w:szCs w:val="22"/>
+        </w:rPr>
+        <w:t>1 – f) * T’(n</w:t>
+      </w:r>
+      <w:proofErr w:type="gramStart"/>
+      <w:r>
+        <w:rPr>
+          <w:color w:val="000000" w:themeColor="text1"/>
+          <w:sz w:val="22"/>
+          <w:szCs w:val="22"/>
+        </w:rPr>
+        <w:t>) )</w:t>
+      </w:r>
+      <w:proofErr w:type="gramEnd"/>
+      <w:r>
+        <w:rPr>
+          <w:color w:val="000000" w:themeColor="text1"/>
+          <w:sz w:val="22"/>
+          <w:szCs w:val="22"/>
+        </w:rPr>
+        <w:t>/ p</w:t>
+      </w:r>
+    </w:p>
+    <w:p>
+      <w:pPr>
+        <w:rPr>
+          <w:color w:val="000000" w:themeColor="text1"/>
+          <w:sz w:val="22"/>
+          <w:szCs w:val="22"/>
+        </w:rPr>
+      </w:pPr>
+    </w:p>
+    <w:p>
+      <w:pPr>
+        <w:rPr>
+          <w:b/>
+          <w:bCs/>
+          <w:color w:val="000000" w:themeColor="text1"/>
+          <w:u w:val="single"/>
+        </w:rPr>
+      </w:pPr>
+      <w:r>
+        <w:rPr>
+          <w:b/>
+          <w:bCs/>
+          <w:color w:val="000000" w:themeColor="text1"/>
+          <w:u w:val="single"/>
+        </w:rPr>
+        <w:t>Upper bound on speedup (best possible performance on inserting p number):</w:t>
+      </w:r>
+    </w:p>
+    <w:p>
+      <w:pPr>
+        <w:rPr>
+          <w:color w:val="000000" w:themeColor="text1"/>
+          <w:sz w:val="22"/>
+          <w:szCs w:val="22"/>
+        </w:rPr>
+      </w:pPr>
+      <w:proofErr w:type="spellStart"/>
+      <w:r>
+        <w:rPr>
+          <w:color w:val="000000" w:themeColor="text1"/>
+          <w:sz w:val="22"/>
+          <w:szCs w:val="22"/>
+        </w:rPr>
+        <w:t>Sp</w:t>
+      </w:r>
+      <w:proofErr w:type="spellEnd"/>
+      <w:r>
+        <w:rPr>
+          <w:color w:val="000000" w:themeColor="text1"/>
+          <w:sz w:val="22"/>
+          <w:szCs w:val="22"/>
+        </w:rPr>
+        <w:t xml:space="preserve">(n) &lt;= 1 / (f + (1-f / </w:t>
+      </w:r>
+      <w:proofErr w:type="gramStart"/>
+      <w:r>
+        <w:rPr>
+          <w:color w:val="000000" w:themeColor="text1"/>
+          <w:sz w:val="22"/>
+          <w:szCs w:val="22"/>
+        </w:rPr>
+        <w:t>p )</w:t>
+      </w:r>
+      <w:proofErr w:type="gramEnd"/>
+      <w:r>
+        <w:rPr>
+          <w:color w:val="000000" w:themeColor="text1"/>
+          <w:sz w:val="22"/>
+          <w:szCs w:val="22"/>
+        </w:rPr>
+        <w:t>)</w:t>
+      </w:r>
+    </w:p>
+    <w:p>
+      <w:pPr>
+        <w:rPr>
+          <w:b/>
+          <w:bCs/>
+          <w:color w:val="000000" w:themeColor="text1"/>
+        </w:rPr>
+      </w:pPr>
+      <w:r>
+        <w:rPr>
+          <w:b/>
+          <w:bCs/>
+          <w:color w:val="000000" w:themeColor="text1"/>
+        </w:rPr>
+        <w:t>Extreme values:</w:t>
+      </w:r>
+    </w:p>
+    <w:p>
+      <w:pPr>
+        <w:rPr>
+          <w:color w:val="000000" w:themeColor="text1"/>
+          <w:sz w:val="22"/>
+          <w:szCs w:val="22"/>
+        </w:rPr>
+      </w:pPr>
+      <w:r>
+        <w:rPr>
+          <w:b/>
+          <w:bCs/>
+          <w:color w:val="000000" w:themeColor="text1"/>
+          <w:sz w:val="22"/>
+          <w:szCs w:val="22"/>
+        </w:rPr>
+        <w:t>Extreme Value 1:</w:t>
+      </w:r>
+      <w:r>
+        <w:rPr>
+          <w:color w:val="000000" w:themeColor="text1"/>
+          <w:sz w:val="22"/>
+          <w:szCs w:val="22"/>
+        </w:rPr>
+        <w:t xml:space="preserve"> f = 0</w:t>
+      </w:r>
+      <w:r>
+        <w:rPr>
+          <w:color w:val="000000" w:themeColor="text1"/>
+          <w:sz w:val="22"/>
+          <w:szCs w:val="22"/>
+        </w:rPr>
+        <w:t xml:space="preserve"> ---- </w:t>
+      </w:r>
+      <w:r>
+        <w:rPr>
+          <w:color w:val="000000" w:themeColor="text1"/>
+          <w:sz w:val="22"/>
+          <w:szCs w:val="22"/>
+        </w:rPr>
+        <w:t>100% parallelizable</w:t>
+      </w:r>
+    </w:p>
+    <w:p>
+      <w:pPr>
+        <w:rPr>
+          <w:color w:val="000000" w:themeColor="text1"/>
+          <w:sz w:val="22"/>
+          <w:szCs w:val="22"/>
+        </w:rPr>
+      </w:pPr>
+      <w:r>
+        <w:rPr>
+          <w:color w:val="000000" w:themeColor="text1"/>
+          <w:sz w:val="22"/>
+          <w:szCs w:val="22"/>
+        </w:rPr>
+        <w:t xml:space="preserve">Max speedup = </w:t>
+      </w:r>
+      <w:proofErr w:type="gramStart"/>
+      <w:r>
+        <w:rPr>
+          <w:color w:val="000000" w:themeColor="text1"/>
+          <w:sz w:val="22"/>
+          <w:szCs w:val="22"/>
+        </w:rPr>
+        <w:t>p</w:t>
+      </w:r>
+      <w:r>
+        <w:rPr>
+          <w:color w:val="000000" w:themeColor="text1"/>
+          <w:sz w:val="22"/>
+          <w:szCs w:val="22"/>
+        </w:rPr>
+        <w:t xml:space="preserve"> ,</w:t>
+      </w:r>
+      <w:proofErr w:type="gramEnd"/>
+      <w:r>
+        <w:rPr>
+          <w:color w:val="000000" w:themeColor="text1"/>
+          <w:sz w:val="22"/>
+          <w:szCs w:val="22"/>
+        </w:rPr>
+        <w:t xml:space="preserve"> so 3 processors, means 3 times speedup, but: </w:t>
+      </w:r>
+      <w:r>
+        <w:rPr>
+          <w:color w:val="000000" w:themeColor="text1"/>
+          <w:sz w:val="22"/>
+          <w:szCs w:val="22"/>
+        </w:rPr>
+        <w:t>Perfect world. Never happens in reality.</w:t>
+      </w:r>
+    </w:p>
+    <w:p>
+      <w:pPr>
+        <w:rPr>
+          <w:color w:val="000000" w:themeColor="text1"/>
+          <w:sz w:val="22"/>
+          <w:szCs w:val="22"/>
+        </w:rPr>
+      </w:pPr>
+      <w:r>
+        <w:rPr>
+          <w:b/>
+          <w:bCs/>
+          <w:color w:val="000000" w:themeColor="text1"/>
+          <w:sz w:val="22"/>
+          <w:szCs w:val="22"/>
+        </w:rPr>
+        <w:t>Extreme Value 2:</w:t>
+      </w:r>
+      <w:r>
+        <w:rPr>
+          <w:color w:val="000000" w:themeColor="text1"/>
+          <w:sz w:val="22"/>
+          <w:szCs w:val="22"/>
+        </w:rPr>
+        <w:t xml:space="preserve"> f = </w:t>
+      </w:r>
+      <w:proofErr w:type="gramStart"/>
+      <w:r>
+        <w:rPr>
+          <w:color w:val="000000" w:themeColor="text1"/>
+          <w:sz w:val="22"/>
+          <w:szCs w:val="22"/>
+        </w:rPr>
+        <w:t xml:space="preserve">1  </w:t>
+      </w:r>
+      <w:r>
+        <w:rPr>
+          <w:color w:val="000000" w:themeColor="text1"/>
+          <w:sz w:val="22"/>
+          <w:szCs w:val="22"/>
+        </w:rPr>
+        <w:t>----</w:t>
+      </w:r>
+      <w:proofErr w:type="gramEnd"/>
+      <w:r>
+        <w:rPr>
+          <w:color w:val="000000" w:themeColor="text1"/>
+          <w:sz w:val="22"/>
+          <w:szCs w:val="22"/>
+        </w:rPr>
+        <w:t xml:space="preserve"> </w:t>
+      </w:r>
+      <w:r>
+        <w:rPr>
+          <w:color w:val="000000" w:themeColor="text1"/>
+          <w:sz w:val="22"/>
+          <w:szCs w:val="22"/>
+        </w:rPr>
+        <w:t>100% sequential</w:t>
+      </w:r>
+    </w:p>
+    <w:p>
+      <w:pPr>
+        <w:rPr>
+          <w:color w:val="000000" w:themeColor="text1"/>
+          <w:sz w:val="22"/>
+          <w:szCs w:val="22"/>
+        </w:rPr>
+      </w:pPr>
+      <w:r>
+        <w:rPr>
+          <w:color w:val="000000" w:themeColor="text1"/>
+          <w:sz w:val="22"/>
+          <w:szCs w:val="22"/>
+        </w:rPr>
+        <w:t>Max speedup = 1</w:t>
+      </w:r>
+      <w:r>
+        <w:rPr>
+          <w:color w:val="000000" w:themeColor="text1"/>
+          <w:sz w:val="22"/>
+          <w:szCs w:val="22"/>
+        </w:rPr>
+        <w:t xml:space="preserve">, there is no actual speedup or parallelization-&gt; </w:t>
+      </w:r>
+      <w:r>
+        <w:rPr>
+          <w:color w:val="000000" w:themeColor="text1"/>
+          <w:sz w:val="22"/>
+          <w:szCs w:val="22"/>
+        </w:rPr>
+        <w:t>No benefit from parallelization.</w:t>
+      </w:r>
+    </w:p>
+    <w:p>
+      <w:pPr>
+        <w:rPr>
+          <w:color w:val="000000" w:themeColor="text1"/>
+          <w:sz w:val="22"/>
+          <w:szCs w:val="22"/>
+        </w:rPr>
+      </w:pPr>
+      <w:r>
+        <w:rPr>
+          <w:b/>
+          <w:bCs/>
+          <w:color w:val="000000" w:themeColor="text1"/>
+          <w:sz w:val="22"/>
+          <w:szCs w:val="22"/>
+        </w:rPr>
+        <w:t>Extreme Value 3:</w:t>
+      </w:r>
+      <w:r>
+        <w:rPr>
+          <w:color w:val="000000" w:themeColor="text1"/>
+          <w:sz w:val="22"/>
+          <w:szCs w:val="22"/>
+        </w:rPr>
+        <w:t xml:space="preserve"> p = infinity, f &gt; 0</w:t>
+      </w:r>
+    </w:p>
+    <w:p>
+      <w:pPr>
+        <w:rPr>
+          <w:color w:val="000000" w:themeColor="text1"/>
+          <w:sz w:val="22"/>
+          <w:szCs w:val="22"/>
+        </w:rPr>
+      </w:pPr>
+      <w:r>
+        <w:rPr>
+          <w:color w:val="000000" w:themeColor="text1"/>
+          <w:sz w:val="22"/>
+          <w:szCs w:val="22"/>
+        </w:rPr>
+        <w:t>Infinite processors, but some sequential part exists</w:t>
+      </w:r>
+    </w:p>
+    <w:p>
+      <w:pPr>
+        <w:rPr>
+          <w:color w:val="000000" w:themeColor="text1"/>
+          <w:sz w:val="22"/>
+          <w:szCs w:val="22"/>
+        </w:rPr>
+      </w:pPr>
+      <w:r>
+        <w:rPr>
+          <w:color w:val="000000" w:themeColor="text1"/>
+          <w:sz w:val="22"/>
+          <w:szCs w:val="22"/>
+        </w:rPr>
+        <w:t>Max speedup = 1/</w:t>
+      </w:r>
+      <w:proofErr w:type="gramStart"/>
+      <w:r>
+        <w:rPr>
+          <w:color w:val="000000" w:themeColor="text1"/>
+          <w:sz w:val="22"/>
+          <w:szCs w:val="22"/>
+        </w:rPr>
+        <w:t>f</w:t>
+      </w:r>
+      <w:r>
+        <w:rPr>
+          <w:color w:val="000000" w:themeColor="text1"/>
+          <w:sz w:val="22"/>
+          <w:szCs w:val="22"/>
+        </w:rPr>
+        <w:t xml:space="preserve">  </w:t>
+      </w:r>
+      <w:r>
+        <w:rPr>
+          <w:color w:val="000000" w:themeColor="text1"/>
+          <w:sz w:val="22"/>
+          <w:szCs w:val="22"/>
+        </w:rPr>
+        <w:t>Example</w:t>
+      </w:r>
+      <w:proofErr w:type="gramEnd"/>
+      <w:r>
+        <w:rPr>
+          <w:color w:val="000000" w:themeColor="text1"/>
+          <w:sz w:val="22"/>
+          <w:szCs w:val="22"/>
+        </w:rPr>
+        <w:t>: 10% sequential = max 10× speedup, forever.</w:t>
+      </w:r>
+    </w:p>
+    <w:p>
+      <w:pPr>
+        <w:rPr>
+          <w:color w:val="000000" w:themeColor="text1"/>
+          <w:sz w:val="22"/>
+          <w:szCs w:val="22"/>
+        </w:rPr>
+      </w:pPr>
+      <w:r>
+        <w:rPr>
+          <w:color w:val="000000" w:themeColor="text1"/>
+          <w:sz w:val="22"/>
+          <w:szCs w:val="22"/>
+        </w:rPr>
+        <w:t>This is the REAL limit for actual programs.</w:t>
+      </w:r>
+      <w:r>
+        <w:rPr>
+          <w:color w:val="000000" w:themeColor="text1"/>
+          <w:sz w:val="22"/>
+          <w:szCs w:val="22"/>
+        </w:rPr>
+        <w:t xml:space="preserve"> Example is if 10% of our program is sequential and this 10% takes 10 seconds there is no way we can finish the program in less than 10 seconds even if we have a million processor</w:t>
+      </w:r>
+    </w:p>
+    <w:p>
+      <w:pPr>
+        <w:rPr>
+          <w:b/>
+          <w:bCs/>
+          <w:color w:val="000000" w:themeColor="text1"/>
+          <w:u w:val="single"/>
+        </w:rPr>
+      </w:pPr>
+      <w:r>
+        <w:rPr>
+          <w:b/>
+          <w:bCs/>
+          <w:color w:val="000000" w:themeColor="text1"/>
+          <w:u w:val="single"/>
+        </w:rPr>
+        <w:t>Karp-Flatt Value:</w:t>
+      </w:r>
+    </w:p>
+    <w:p>
+      <w:pPr>
+        <w:rPr>
+          <w:b/>
+          <w:bCs/>
+          <w:color w:val="000000" w:themeColor="text1"/>
+          <w:sz w:val="22"/>
+          <w:szCs w:val="22"/>
+        </w:rPr>
+      </w:pPr>
+      <w:r>
+        <w:rPr>
+          <w:b/>
+          <w:bCs/>
+          <w:color w:val="000000" w:themeColor="text1"/>
+          <w:sz w:val="22"/>
+          <w:szCs w:val="22"/>
+        </w:rPr>
+        <w:t xml:space="preserve">What is Karp-Flatt </w:t>
+      </w:r>
+      <w:proofErr w:type="gramStart"/>
+      <w:r>
+        <w:rPr>
+          <w:b/>
+          <w:bCs/>
+          <w:color w:val="000000" w:themeColor="text1"/>
+          <w:sz w:val="22"/>
+          <w:szCs w:val="22"/>
+        </w:rPr>
+        <w:t>for?</w:t>
+      </w:r>
+      <w:r>
+        <w:rPr>
+          <w:b/>
+          <w:bCs/>
+          <w:color w:val="000000" w:themeColor="text1"/>
+          <w:sz w:val="22"/>
+          <w:szCs w:val="22"/>
+        </w:rPr>
+        <w:t>:</w:t>
+      </w:r>
+      <w:proofErr w:type="gramEnd"/>
+    </w:p>
+    <w:p>
+      <w:pPr>
+        <w:rPr>
+          <w:color w:val="000000" w:themeColor="text1"/>
+          <w:sz w:val="22"/>
+          <w:szCs w:val="22"/>
+        </w:rPr>
+      </w:pPr>
+      <w:r>
+        <w:rPr>
+          <w:color w:val="000000" w:themeColor="text1"/>
+          <w:sz w:val="22"/>
+          <w:szCs w:val="22"/>
+        </w:rPr>
+        <w:t>Y</w:t>
+      </w:r>
+      <w:r>
+        <w:rPr>
+          <w:color w:val="000000" w:themeColor="text1"/>
+          <w:sz w:val="22"/>
+          <w:szCs w:val="22"/>
+        </w:rPr>
+        <w:t>ou want to know: How much of my program is actually sequential?</w:t>
+      </w:r>
+      <w:r>
+        <w:rPr>
+          <w:color w:val="000000" w:themeColor="text1"/>
+          <w:sz w:val="22"/>
+          <w:szCs w:val="22"/>
+        </w:rPr>
+        <w:t xml:space="preserve"> </w:t>
+      </w:r>
+      <w:r>
+        <w:rPr>
+          <w:color w:val="000000" w:themeColor="text1"/>
+          <w:sz w:val="22"/>
+          <w:szCs w:val="22"/>
+        </w:rPr>
+        <w:t>But you cannot just look at your code and know. It's hidden.</w:t>
+      </w:r>
+      <w:r>
+        <w:rPr>
+          <w:color w:val="000000" w:themeColor="text1"/>
+          <w:sz w:val="22"/>
+          <w:szCs w:val="22"/>
+        </w:rPr>
+        <w:t xml:space="preserve"> </w:t>
+      </w:r>
+      <w:r>
+        <w:rPr>
+          <w:color w:val="000000" w:themeColor="text1"/>
+          <w:sz w:val="22"/>
+          <w:szCs w:val="22"/>
+        </w:rPr>
+        <w:t>Karp-Flatt gives you a way to measure it.</w:t>
+      </w:r>
+    </w:p>
+    <w:p>
+      <w:pPr>
+        <w:rPr>
+          <w:color w:val="000000" w:themeColor="text1"/>
+          <w:sz w:val="22"/>
+          <w:szCs w:val="22"/>
+        </w:rPr>
+      </w:pPr>
+      <w:r>
+        <w:rPr>
+          <w:color w:val="000000" w:themeColor="text1"/>
+          <w:sz w:val="22"/>
+          <w:szCs w:val="22"/>
+        </w:rPr>
         <w:lastRenderedPageBreak/>
-        <w:t xml:space="preserve">On the graph of page 13, we see the speed up on the Y axis, and the number of cores on the x axis. We see a linear and super linear </w:t>
-      </w:r>
-      <w:proofErr w:type="gramStart"/>
-      <w:r>
-        <w:rPr>
-          <w:color w:val="000000" w:themeColor="text1"/>
-          <w:sz w:val="22"/>
-          <w:szCs w:val="22"/>
-        </w:rPr>
-        <w:t>as  x</w:t>
-      </w:r>
-      <w:proofErr w:type="gramEnd"/>
-      <w:r>
-        <w:rPr>
-          <w:color w:val="000000" w:themeColor="text1"/>
-          <w:sz w:val="22"/>
-          <w:szCs w:val="22"/>
-        </w:rPr>
-        <w:t xml:space="preserve"> = y. however the real speedup is less than the real one less than the linear since we have </w:t>
-      </w:r>
-      <w:proofErr w:type="spellStart"/>
-      <w:r>
-        <w:rPr>
-          <w:color w:val="000000" w:themeColor="text1"/>
-          <w:sz w:val="22"/>
-          <w:szCs w:val="22"/>
-        </w:rPr>
-        <w:t>Tcws</w:t>
-      </w:r>
-      <w:proofErr w:type="spellEnd"/>
-      <w:r>
-        <w:rPr>
-          <w:color w:val="000000" w:themeColor="text1"/>
-          <w:sz w:val="22"/>
-          <w:szCs w:val="22"/>
-        </w:rPr>
-        <w:t xml:space="preserve"> which is </w:t>
-      </w:r>
-      <w:proofErr w:type="spellStart"/>
-      <w:r>
-        <w:rPr>
-          <w:color w:val="000000" w:themeColor="text1"/>
-          <w:sz w:val="22"/>
-          <w:szCs w:val="22"/>
-        </w:rPr>
-        <w:t>parallization</w:t>
-      </w:r>
-      <w:proofErr w:type="spellEnd"/>
-      <w:r>
-        <w:rPr>
-          <w:color w:val="000000" w:themeColor="text1"/>
-          <w:sz w:val="22"/>
-          <w:szCs w:val="22"/>
-        </w:rPr>
-        <w:t xml:space="preserve"> overhead time that we lose due to </w:t>
-      </w:r>
-      <w:proofErr w:type="spellStart"/>
-      <w:r>
-        <w:rPr>
-          <w:b/>
-          <w:bCs/>
-          <w:color w:val="000000" w:themeColor="text1"/>
-          <w:sz w:val="22"/>
-          <w:szCs w:val="22"/>
-        </w:rPr>
-        <w:t>Tcom</w:t>
-      </w:r>
-      <w:proofErr w:type="spellEnd"/>
-      <w:r>
-        <w:rPr>
-          <w:b/>
-          <w:bCs/>
-          <w:color w:val="000000" w:themeColor="text1"/>
-          <w:sz w:val="22"/>
-          <w:szCs w:val="22"/>
-        </w:rPr>
-        <w:t xml:space="preserve"> + </w:t>
-      </w:r>
-      <w:proofErr w:type="spellStart"/>
-      <w:r>
-        <w:rPr>
-          <w:b/>
-          <w:bCs/>
-          <w:color w:val="000000" w:themeColor="text1"/>
-          <w:sz w:val="22"/>
-          <w:szCs w:val="22"/>
-        </w:rPr>
-        <w:t>Tsync</w:t>
-      </w:r>
-      <w:proofErr w:type="spellEnd"/>
-      <w:r>
-        <w:rPr>
-          <w:b/>
-          <w:bCs/>
-          <w:color w:val="000000" w:themeColor="text1"/>
-          <w:sz w:val="22"/>
-          <w:szCs w:val="22"/>
-        </w:rPr>
-        <w:t xml:space="preserve"> + Twait</w:t>
-      </w:r>
-    </w:p>
-    <w:p>
-      <w:pPr>
-        <w:rPr>
-          <w:color w:val="000000" w:themeColor="text1"/>
-          <w:sz w:val="22"/>
-          <w:szCs w:val="22"/>
-        </w:rPr>
-      </w:pPr>
-    </w:p>
-    <w:p>
-      <w:pPr>
-        <w:rPr>
-          <w:color w:val="000000" w:themeColor="text1"/>
-          <w:sz w:val="22"/>
-          <w:szCs w:val="22"/>
-        </w:rPr>
-      </w:pPr>
-    </w:p>
-    <w:p>
-      <w:pPr>
-        <w:rPr>
-          <w:color w:val="000000" w:themeColor="text1"/>
-          <w:sz w:val="22"/>
-          <w:szCs w:val="22"/>
-        </w:rPr>
-      </w:pPr>
-    </w:p>
-    <w:p>
-      <w:pPr>
-        <w:rPr>
-          <w:color w:val="000000" w:themeColor="text1"/>
-        </w:rPr>
-      </w:pPr>
-      <w:r>
-        <w:rPr>
-          <w:b/>
-          <w:bCs/>
-          <w:color w:val="000000" w:themeColor="text1"/>
-          <w:u w:val="single"/>
-        </w:rPr>
-        <w:t>Discussion</w:t>
-      </w:r>
-      <w:r>
-        <w:rPr>
-          <w:b/>
-          <w:bCs/>
-          <w:color w:val="000000" w:themeColor="text1"/>
-          <w:u w:val="single"/>
-        </w:rPr>
-        <w:t>:</w:t>
-      </w:r>
-      <w:r>
-        <w:rPr>
-          <w:color w:val="000000" w:themeColor="text1"/>
-        </w:rPr>
-        <w:t xml:space="preserve"> </w:t>
-      </w:r>
-    </w:p>
-    <w:p>
-      <w:pPr>
-        <w:rPr>
-          <w:color w:val="000000" w:themeColor="text1"/>
-          <w:sz w:val="22"/>
-          <w:szCs w:val="22"/>
-        </w:rPr>
-      </w:pPr>
-      <w:r>
-        <w:rPr>
-          <w:b/>
-          <w:bCs/>
-          <w:color w:val="000000" w:themeColor="text1"/>
-          <w:sz w:val="22"/>
-          <w:szCs w:val="22"/>
-        </w:rPr>
-        <w:t>Why</w:t>
-      </w:r>
-      <w:r>
-        <w:rPr>
-          <w:b/>
-          <w:bCs/>
-          <w:color w:val="000000" w:themeColor="text1"/>
-          <w:sz w:val="22"/>
-          <w:szCs w:val="22"/>
-        </w:rPr>
-        <w:t xml:space="preserve"> </w:t>
-      </w:r>
-      <w:r>
-        <w:rPr>
-          <w:b/>
-          <w:bCs/>
-          <w:color w:val="000000" w:themeColor="text1"/>
-          <w:sz w:val="22"/>
-          <w:szCs w:val="22"/>
-        </w:rPr>
-        <w:t xml:space="preserve">is the real speedup not a linear </w:t>
-      </w:r>
-      <w:proofErr w:type="gramStart"/>
-      <w:r>
-        <w:rPr>
-          <w:b/>
-          <w:bCs/>
-          <w:color w:val="000000" w:themeColor="text1"/>
-          <w:sz w:val="22"/>
-          <w:szCs w:val="22"/>
-        </w:rPr>
-        <w:t>function?</w:t>
-      </w:r>
-      <w:r>
-        <w:rPr>
-          <w:b/>
-          <w:bCs/>
-          <w:color w:val="000000" w:themeColor="text1"/>
-          <w:sz w:val="22"/>
-          <w:szCs w:val="22"/>
-        </w:rPr>
-        <w:t>:</w:t>
-      </w:r>
-      <w:proofErr w:type="gramEnd"/>
-      <w:r>
-        <w:rPr>
-          <w:b/>
-          <w:bCs/>
-          <w:color w:val="000000" w:themeColor="text1"/>
-          <w:sz w:val="22"/>
-          <w:szCs w:val="22"/>
-        </w:rPr>
-        <w:t xml:space="preserve"> </w:t>
-      </w:r>
-      <w:r>
-        <w:rPr>
-          <w:color w:val="000000" w:themeColor="text1"/>
-          <w:sz w:val="22"/>
-          <w:szCs w:val="22"/>
-        </w:rPr>
-        <w:t xml:space="preserve"> </w:t>
-      </w:r>
-      <w:r>
-        <w:rPr>
-          <w:b/>
-          <w:bCs/>
-          <w:color w:val="000000" w:themeColor="text1"/>
-          <w:sz w:val="22"/>
-          <w:szCs w:val="22"/>
-        </w:rPr>
-        <w:t>:</w:t>
-      </w:r>
-      <w:r>
-        <w:rPr>
-          <w:color w:val="000000" w:themeColor="text1"/>
-          <w:sz w:val="22"/>
-          <w:szCs w:val="22"/>
-        </w:rPr>
-        <w:t> Because of </w:t>
-      </w:r>
-      <w:r>
-        <w:rPr>
-          <w:color w:val="000000" w:themeColor="text1"/>
-          <w:sz w:val="22"/>
-          <w:szCs w:val="22"/>
-        </w:rPr>
-        <w:t>overhead</w:t>
-      </w:r>
-      <w:r>
-        <w:rPr>
-          <w:color w:val="000000" w:themeColor="text1"/>
-          <w:sz w:val="22"/>
-          <w:szCs w:val="22"/>
-        </w:rPr>
-        <w:t>. Communication, waiting, synchronization, and setup time eat into performance. The more processors you add, the more overhead you get, so speedup stops being perfectly linear.</w:t>
-      </w:r>
-      <w:r>
-        <w:rPr>
-          <w:color w:val="000000" w:themeColor="text1"/>
-          <w:sz w:val="22"/>
-          <w:szCs w:val="22"/>
-        </w:rPr>
-        <w:t xml:space="preserve"> Note that also overhead time increase the more processors involved.</w:t>
-      </w:r>
-    </w:p>
-    <w:p>
-      <w:pPr>
-        <w:rPr>
-          <w:b/>
-          <w:bCs/>
-          <w:color w:val="000000" w:themeColor="text1"/>
-          <w:sz w:val="22"/>
-          <w:szCs w:val="22"/>
-        </w:rPr>
-      </w:pPr>
-    </w:p>
-    <w:p>
-      <w:pPr>
-        <w:rPr>
-          <w:color w:val="000000" w:themeColor="text1"/>
-          <w:sz w:val="22"/>
-          <w:szCs w:val="22"/>
-        </w:rPr>
-      </w:pPr>
-      <w:r>
-        <w:rPr>
-          <w:b/>
-          <w:bCs/>
-          <w:color w:val="000000" w:themeColor="text1"/>
-          <w:sz w:val="22"/>
-          <w:szCs w:val="22"/>
-        </w:rPr>
-        <w:t xml:space="preserve">Is </w:t>
-      </w:r>
-      <w:proofErr w:type="spellStart"/>
-      <w:r>
-        <w:rPr>
-          <w:b/>
-          <w:bCs/>
-          <w:color w:val="000000" w:themeColor="text1"/>
-          <w:sz w:val="22"/>
-          <w:szCs w:val="22"/>
-        </w:rPr>
-        <w:t>superlinear</w:t>
-      </w:r>
-      <w:proofErr w:type="spellEnd"/>
-      <w:r>
-        <w:rPr>
-          <w:b/>
-          <w:bCs/>
-          <w:color w:val="000000" w:themeColor="text1"/>
-          <w:sz w:val="22"/>
-          <w:szCs w:val="22"/>
-        </w:rPr>
-        <w:t xml:space="preserve"> speedup </w:t>
-      </w:r>
-      <w:proofErr w:type="gramStart"/>
-      <w:r>
-        <w:rPr>
-          <w:b/>
-          <w:bCs/>
-          <w:color w:val="000000" w:themeColor="text1"/>
-          <w:sz w:val="22"/>
-          <w:szCs w:val="22"/>
-        </w:rPr>
-        <w:t>possible?</w:t>
-      </w:r>
-      <w:r>
-        <w:rPr>
-          <w:b/>
-          <w:bCs/>
-          <w:color w:val="000000" w:themeColor="text1"/>
-          <w:sz w:val="22"/>
-          <w:szCs w:val="22"/>
-        </w:rPr>
-        <w:t>:</w:t>
-      </w:r>
-      <w:proofErr w:type="gramEnd"/>
-      <w:r>
-        <w:rPr>
-          <w:b/>
-          <w:bCs/>
-          <w:color w:val="000000" w:themeColor="text1"/>
-          <w:sz w:val="22"/>
-          <w:szCs w:val="22"/>
-        </w:rPr>
-        <w:t xml:space="preserve"> </w:t>
-      </w:r>
-      <w:r>
-        <w:rPr>
-          <w:color w:val="000000" w:themeColor="text1"/>
-          <w:sz w:val="22"/>
-          <w:szCs w:val="22"/>
-        </w:rPr>
-        <w:t>Yes, but rare. It happens when parallelization gives unexpected bonuses, like:</w:t>
-      </w:r>
-    </w:p>
-    <w:p>
-      <w:pPr>
-        <w:rPr>
-          <w:color w:val="000000" w:themeColor="text1"/>
-          <w:sz w:val="22"/>
-          <w:szCs w:val="22"/>
-        </w:rPr>
-      </w:pPr>
-      <w:r>
-        <w:rPr>
-          <w:color w:val="000000" w:themeColor="text1"/>
-          <w:sz w:val="22"/>
-          <w:szCs w:val="22"/>
-        </w:rPr>
-        <w:t>More total cache memory (data fits in fast cache instead of slow RAM)</w:t>
-      </w:r>
-    </w:p>
-    <w:p>
-      <w:pPr>
-        <w:rPr>
-          <w:color w:val="000000" w:themeColor="text1"/>
-          <w:sz w:val="22"/>
-          <w:szCs w:val="22"/>
-        </w:rPr>
-      </w:pPr>
-      <w:r>
-        <w:rPr>
-          <w:color w:val="000000" w:themeColor="text1"/>
-          <w:sz w:val="22"/>
-          <w:szCs w:val="22"/>
-        </w:rPr>
-        <w:t>Better memory bandwidth</w:t>
-      </w:r>
-      <w:r>
-        <w:rPr>
-          <w:color w:val="000000" w:themeColor="text1"/>
-          <w:sz w:val="22"/>
-          <w:szCs w:val="22"/>
-        </w:rPr>
-        <w:t>.</w:t>
-      </w:r>
-    </w:p>
-    <w:p>
-      <w:pPr>
-        <w:rPr>
-          <w:color w:val="000000" w:themeColor="text1"/>
-          <w:sz w:val="22"/>
-          <w:szCs w:val="22"/>
-        </w:rPr>
-      </w:pPr>
-    </w:p>
-    <w:p>
-      <w:pPr>
-        <w:rPr>
-          <w:b/>
-          <w:bCs/>
-          <w:color w:val="000000" w:themeColor="text1"/>
-          <w:u w:val="single"/>
-        </w:rPr>
-      </w:pPr>
-      <w:r>
-        <w:rPr>
-          <w:b/>
-          <w:bCs/>
-          <w:color w:val="000000" w:themeColor="text1"/>
-          <w:u w:val="single"/>
-        </w:rPr>
-        <w:t>Theoretical Bounds for the Speedup</w:t>
-      </w:r>
-      <w:r>
-        <w:rPr>
-          <w:b/>
-          <w:bCs/>
-          <w:color w:val="000000" w:themeColor="text1"/>
-          <w:u w:val="single"/>
-        </w:rPr>
-        <w:t>:</w:t>
-      </w:r>
-    </w:p>
-    <w:p>
-      <w:pPr>
-        <w:rPr>
-          <w:color w:val="000000" w:themeColor="text1"/>
-          <w:sz w:val="22"/>
-          <w:szCs w:val="22"/>
-        </w:rPr>
-      </w:pPr>
-      <w:r>
-        <w:rPr>
-          <w:color w:val="000000" w:themeColor="text1"/>
-          <w:sz w:val="22"/>
-          <w:szCs w:val="22"/>
-        </w:rPr>
-        <w:t>In practice, most programs cannot be fully parallelized ▪ There are sections which need be sequential, others can be executed in parallel</w:t>
-      </w:r>
-      <w:r>
-        <w:rPr>
-          <w:color w:val="000000" w:themeColor="text1"/>
-          <w:sz w:val="22"/>
-          <w:szCs w:val="22"/>
-        </w:rPr>
-        <w:t>.</w:t>
-      </w:r>
-    </w:p>
-    <w:p>
-      <w:pPr>
-        <w:rPr>
-          <w:color w:val="000000" w:themeColor="text1"/>
-          <w:sz w:val="22"/>
-          <w:szCs w:val="22"/>
-        </w:rPr>
-      </w:pPr>
-      <w:r>
-        <w:rPr>
-          <w:color w:val="000000" w:themeColor="text1"/>
-          <w:sz w:val="22"/>
-          <w:szCs w:val="22"/>
-        </w:rPr>
-        <w:t xml:space="preserve">Let f be the part of the program that needs to be sequential then 1 – f is the part of the program that can be parallelized </w:t>
-      </w:r>
-    </w:p>
-    <w:p>
-      <w:pPr>
-        <w:rPr>
-          <w:color w:val="000000" w:themeColor="text1"/>
-          <w:sz w:val="22"/>
-          <w:szCs w:val="22"/>
-        </w:rPr>
-      </w:pPr>
-      <w:r>
-        <w:rPr>
-          <w:color w:val="000000" w:themeColor="text1"/>
-          <w:sz w:val="22"/>
-          <w:szCs w:val="22"/>
-        </w:rPr>
-        <w:t>The run time of the sequential part can be calculated as</w:t>
-      </w:r>
-      <w:r>
-        <w:rPr>
-          <w:color w:val="000000" w:themeColor="text1"/>
-          <w:sz w:val="22"/>
-          <w:szCs w:val="22"/>
-        </w:rPr>
-        <w:t xml:space="preserve"> (N.B: this is not an equation to calculate it’s a </w:t>
-      </w:r>
-      <w:proofErr w:type="spellStart"/>
-      <w:r>
-        <w:rPr>
-          <w:color w:val="000000" w:themeColor="text1"/>
-          <w:sz w:val="22"/>
-          <w:szCs w:val="22"/>
-        </w:rPr>
-        <w:t>represnetation</w:t>
-      </w:r>
-      <w:proofErr w:type="spellEnd"/>
-      <w:r>
-        <w:rPr>
-          <w:color w:val="000000" w:themeColor="text1"/>
-          <w:sz w:val="22"/>
-          <w:szCs w:val="22"/>
-        </w:rPr>
-        <w:t xml:space="preserve">) think of it as the total so total sequential time = sequential time + </w:t>
-      </w:r>
-      <w:proofErr w:type="spellStart"/>
-      <w:r>
-        <w:rPr>
-          <w:color w:val="000000" w:themeColor="text1"/>
-          <w:sz w:val="22"/>
-          <w:szCs w:val="22"/>
-        </w:rPr>
-        <w:t>prallelized</w:t>
-      </w:r>
-      <w:proofErr w:type="spellEnd"/>
-      <w:r>
-        <w:rPr>
-          <w:color w:val="000000" w:themeColor="text1"/>
-          <w:sz w:val="22"/>
-          <w:szCs w:val="22"/>
-        </w:rPr>
-        <w:t xml:space="preserve"> time</w:t>
-      </w:r>
-    </w:p>
-    <w:p>
-      <w:pPr>
-        <w:rPr>
-          <w:color w:val="000000" w:themeColor="text1"/>
-          <w:sz w:val="22"/>
-          <w:szCs w:val="22"/>
-        </w:rPr>
-      </w:pPr>
-    </w:p>
-    <w:p>
-      <w:pPr>
-        <w:rPr>
-          <w:b/>
-          <w:bCs/>
-          <w:color w:val="000000" w:themeColor="text1"/>
-          <w:sz w:val="22"/>
-          <w:szCs w:val="22"/>
-        </w:rPr>
-      </w:pPr>
-      <w:r>
-        <w:rPr>
-          <w:b/>
-          <w:bCs/>
-          <w:color w:val="000000" w:themeColor="text1"/>
-          <w:sz w:val="22"/>
-          <w:szCs w:val="22"/>
-        </w:rPr>
-        <w:t>T′(n)=</w:t>
-      </w:r>
-      <w:proofErr w:type="spellStart"/>
-      <w:r>
-        <w:rPr>
-          <w:b/>
-          <w:bCs/>
-          <w:color w:val="000000" w:themeColor="text1"/>
-          <w:sz w:val="22"/>
-          <w:szCs w:val="22"/>
-        </w:rPr>
-        <w:t>f×T</w:t>
-      </w:r>
-      <w:proofErr w:type="spellEnd"/>
-      <w:r>
-        <w:rPr>
-          <w:b/>
-          <w:bCs/>
-          <w:color w:val="000000" w:themeColor="text1"/>
-          <w:sz w:val="22"/>
-          <w:szCs w:val="22"/>
-        </w:rPr>
-        <w:t>′(n)+(1−</w:t>
-      </w:r>
-      <w:proofErr w:type="gramStart"/>
-      <w:r>
-        <w:rPr>
-          <w:b/>
-          <w:bCs/>
-          <w:color w:val="000000" w:themeColor="text1"/>
-          <w:sz w:val="22"/>
-          <w:szCs w:val="22"/>
-        </w:rPr>
-        <w:t>f)×</w:t>
-      </w:r>
-      <w:proofErr w:type="gramEnd"/>
-      <w:r>
-        <w:rPr>
-          <w:b/>
-          <w:bCs/>
-          <w:color w:val="000000" w:themeColor="text1"/>
-          <w:sz w:val="22"/>
-          <w:szCs w:val="22"/>
-        </w:rPr>
-        <w:t>T′(n)</w:t>
-      </w:r>
-      <w:r>
-        <w:rPr>
-          <w:b/>
-          <w:bCs/>
-          <w:color w:val="000000" w:themeColor="text1"/>
-          <w:sz w:val="22"/>
-          <w:szCs w:val="22"/>
-        </w:rPr>
-        <w:t xml:space="preserve"> </w:t>
-      </w:r>
-    </w:p>
-    <w:p>
-      <w:pPr>
-        <w:rPr>
-          <w:color w:val="000000" w:themeColor="text1"/>
-          <w:sz w:val="22"/>
-          <w:szCs w:val="22"/>
-        </w:rPr>
-      </w:pPr>
-    </w:p>
-    <w:p>
-      <w:pPr>
-        <w:rPr>
-          <w:color w:val="000000" w:themeColor="text1"/>
-          <w:sz w:val="22"/>
-          <w:szCs w:val="22"/>
-        </w:rPr>
-      </w:pPr>
-    </w:p>
-    <w:p>
-      <w:pPr>
-        <w:rPr>
-          <w:color w:val="000000" w:themeColor="text1"/>
-          <w:sz w:val="22"/>
-          <w:szCs w:val="22"/>
-        </w:rPr>
-      </w:pPr>
-    </w:p>
-    <w:p>
-      <w:pPr>
-        <w:rPr>
-          <w:b/>
-          <w:bCs/>
-          <w:color w:val="000000" w:themeColor="text1"/>
-          <w:u w:val="single"/>
-        </w:rPr>
-      </w:pPr>
-      <w:proofErr w:type="gramStart"/>
-      <w:r>
-        <w:rPr>
-          <w:b/>
-          <w:bCs/>
-          <w:color w:val="000000" w:themeColor="text1"/>
-          <w:u w:val="single"/>
-        </w:rPr>
-        <w:lastRenderedPageBreak/>
-        <w:t>Amdahl‘</w:t>
-      </w:r>
-      <w:proofErr w:type="gramEnd"/>
-      <w:r>
-        <w:rPr>
-          <w:b/>
-          <w:bCs/>
-          <w:color w:val="000000" w:themeColor="text1"/>
-          <w:u w:val="single"/>
-        </w:rPr>
-        <w:t>s Law</w:t>
-      </w:r>
-      <w:r>
-        <w:rPr>
-          <w:b/>
-          <w:bCs/>
-          <w:color w:val="000000" w:themeColor="text1"/>
-          <w:u w:val="single"/>
-        </w:rPr>
-        <w:t>:</w:t>
-      </w:r>
-    </w:p>
-    <w:p>
-      <w:pPr>
-        <w:rPr>
-          <w:color w:val="000000" w:themeColor="text1"/>
-          <w:sz w:val="22"/>
-          <w:szCs w:val="22"/>
-        </w:rPr>
-      </w:pPr>
-      <w:r>
-        <w:rPr>
-          <w:color w:val="000000" w:themeColor="text1"/>
-          <w:sz w:val="22"/>
-          <w:szCs w:val="22"/>
-        </w:rPr>
-        <w:t>With parallelization, we cannot reduce the runtime of the sequential part</w:t>
-      </w:r>
-      <w:r>
-        <w:rPr>
-          <w:color w:val="000000" w:themeColor="text1"/>
-          <w:sz w:val="22"/>
-          <w:szCs w:val="22"/>
-        </w:rPr>
-        <w:t xml:space="preserve"> f * T’(n)</w:t>
-      </w:r>
-    </w:p>
-    <w:p>
-      <w:pPr>
-        <w:rPr>
-          <w:color w:val="000000" w:themeColor="text1"/>
-          <w:sz w:val="22"/>
-          <w:szCs w:val="22"/>
-        </w:rPr>
-      </w:pPr>
-      <w:r>
-        <w:rPr>
-          <w:color w:val="000000" w:themeColor="text1"/>
-          <w:sz w:val="22"/>
-          <w:szCs w:val="22"/>
-        </w:rPr>
-        <w:t>We</w:t>
-      </w:r>
-      <w:r>
-        <w:rPr>
-          <w:color w:val="000000" w:themeColor="text1"/>
-          <w:sz w:val="22"/>
-          <w:szCs w:val="22"/>
-        </w:rPr>
-        <w:t xml:space="preserve"> </w:t>
-      </w:r>
-      <w:r>
-        <w:rPr>
-          <w:color w:val="000000" w:themeColor="text1"/>
-          <w:sz w:val="22"/>
-          <w:szCs w:val="22"/>
-        </w:rPr>
-        <w:t xml:space="preserve">split the execution of the parallelizable part </w:t>
-      </w:r>
-      <w:proofErr w:type="spellStart"/>
-      <w:r>
-        <w:rPr>
-          <w:color w:val="000000" w:themeColor="text1"/>
-          <w:sz w:val="22"/>
-          <w:szCs w:val="22"/>
-        </w:rPr>
-        <w:t xml:space="preserve">to </w:t>
-      </w:r>
-      <w:r>
-        <w:rPr>
-          <w:color w:val="000000" w:themeColor="text1"/>
-          <w:sz w:val="22"/>
-          <w:szCs w:val="22"/>
-        </w:rPr>
-        <w:t>p</w:t>
-      </w:r>
-      <w:proofErr w:type="spellEnd"/>
-      <w:r>
-        <w:rPr>
-          <w:color w:val="000000" w:themeColor="text1"/>
-          <w:sz w:val="22"/>
-          <w:szCs w:val="22"/>
-        </w:rPr>
-        <w:t xml:space="preserve"> </w:t>
-      </w:r>
-      <w:r>
-        <w:rPr>
-          <w:color w:val="000000" w:themeColor="text1"/>
-          <w:sz w:val="22"/>
-          <w:szCs w:val="22"/>
-        </w:rPr>
-        <w:t>processors</w:t>
-      </w:r>
-    </w:p>
-    <w:p>
-      <w:pPr>
-        <w:rPr>
-          <w:color w:val="000000" w:themeColor="text1"/>
-          <w:sz w:val="22"/>
-          <w:szCs w:val="22"/>
-        </w:rPr>
-      </w:pPr>
-      <w:proofErr w:type="gramStart"/>
-      <w:r>
-        <w:rPr>
-          <w:color w:val="000000" w:themeColor="text1"/>
-          <w:sz w:val="22"/>
-          <w:szCs w:val="22"/>
-        </w:rPr>
-        <w:t>So</w:t>
-      </w:r>
-      <w:proofErr w:type="gramEnd"/>
-      <w:r>
-        <w:rPr>
-          <w:color w:val="000000" w:themeColor="text1"/>
-          <w:sz w:val="22"/>
-          <w:szCs w:val="22"/>
-        </w:rPr>
-        <w:t xml:space="preserve"> T’(n) </w:t>
-      </w:r>
-      <w:proofErr w:type="gramStart"/>
-      <w:r>
-        <w:rPr>
-          <w:color w:val="000000" w:themeColor="text1"/>
-          <w:sz w:val="22"/>
-          <w:szCs w:val="22"/>
-        </w:rPr>
-        <w:t>=  f</w:t>
-      </w:r>
-      <w:proofErr w:type="gramEnd"/>
-      <w:r>
-        <w:rPr>
-          <w:color w:val="000000" w:themeColor="text1"/>
-          <w:sz w:val="22"/>
-          <w:szCs w:val="22"/>
-        </w:rPr>
-        <w:t xml:space="preserve"> * T’(n) + </w:t>
-      </w:r>
-      <w:proofErr w:type="gramStart"/>
-      <w:r>
-        <w:rPr>
-          <w:color w:val="000000" w:themeColor="text1"/>
-          <w:sz w:val="22"/>
-          <w:szCs w:val="22"/>
-        </w:rPr>
-        <w:t>( (</w:t>
-      </w:r>
-      <w:proofErr w:type="gramEnd"/>
-      <w:r>
-        <w:rPr>
-          <w:color w:val="000000" w:themeColor="text1"/>
-          <w:sz w:val="22"/>
-          <w:szCs w:val="22"/>
-        </w:rPr>
-        <w:t>1 – f) * T’(n</w:t>
-      </w:r>
-      <w:proofErr w:type="gramStart"/>
-      <w:r>
-        <w:rPr>
-          <w:color w:val="000000" w:themeColor="text1"/>
-          <w:sz w:val="22"/>
-          <w:szCs w:val="22"/>
-        </w:rPr>
-        <w:t>) )</w:t>
-      </w:r>
-      <w:proofErr w:type="gramEnd"/>
-      <w:r>
-        <w:rPr>
-          <w:color w:val="000000" w:themeColor="text1"/>
-          <w:sz w:val="22"/>
-          <w:szCs w:val="22"/>
-        </w:rPr>
-        <w:t>/ p</w:t>
-      </w:r>
-    </w:p>
-    <w:p>
-      <w:pPr>
-        <w:rPr>
-          <w:color w:val="000000" w:themeColor="text1"/>
-          <w:sz w:val="22"/>
-          <w:szCs w:val="22"/>
-        </w:rPr>
-      </w:pPr>
-      <w:r>
-        <w:rPr>
-          <w:color w:val="000000" w:themeColor="text1"/>
-          <w:sz w:val="22"/>
-          <w:szCs w:val="22"/>
-        </w:rPr>
-        <w:t xml:space="preserve">Under the assumptions that all processes </w:t>
-      </w:r>
-      <w:proofErr w:type="gramStart"/>
-      <w:r>
-        <w:rPr>
-          <w:color w:val="000000" w:themeColor="text1"/>
-          <w:sz w:val="22"/>
-          <w:szCs w:val="22"/>
-        </w:rPr>
-        <w:t>has</w:t>
-      </w:r>
-      <w:proofErr w:type="gramEnd"/>
-      <w:r>
-        <w:rPr>
-          <w:color w:val="000000" w:themeColor="text1"/>
-          <w:sz w:val="22"/>
-          <w:szCs w:val="22"/>
-        </w:rPr>
-        <w:t xml:space="preserve"> the same </w:t>
-      </w:r>
-      <w:proofErr w:type="gramStart"/>
-      <w:r>
-        <w:rPr>
-          <w:color w:val="000000" w:themeColor="text1"/>
-          <w:sz w:val="22"/>
-          <w:szCs w:val="22"/>
-        </w:rPr>
-        <w:t>amount</w:t>
-      </w:r>
-      <w:proofErr w:type="gramEnd"/>
-      <w:r>
-        <w:rPr>
-          <w:color w:val="000000" w:themeColor="text1"/>
-          <w:sz w:val="22"/>
-          <w:szCs w:val="22"/>
-        </w:rPr>
-        <w:t xml:space="preserve"> of instructions and all processors have the same speed</w:t>
-      </w:r>
-    </w:p>
-    <w:p>
-      <w:pPr>
-        <w:rPr>
-          <w:color w:val="000000" w:themeColor="text1"/>
-          <w:sz w:val="22"/>
-          <w:szCs w:val="22"/>
-        </w:rPr>
-      </w:pPr>
-      <w:proofErr w:type="gramStart"/>
-      <w:r>
-        <w:rPr>
-          <w:color w:val="000000" w:themeColor="text1"/>
-          <w:sz w:val="22"/>
-          <w:szCs w:val="22"/>
-        </w:rPr>
-        <w:t>So</w:t>
-      </w:r>
-      <w:proofErr w:type="gramEnd"/>
-      <w:r>
-        <w:rPr>
-          <w:color w:val="000000" w:themeColor="text1"/>
-          <w:sz w:val="22"/>
-          <w:szCs w:val="22"/>
-        </w:rPr>
-        <w:t xml:space="preserve"> this equation and the assumption </w:t>
-      </w:r>
-      <w:proofErr w:type="gramStart"/>
-      <w:r>
-        <w:rPr>
-          <w:color w:val="000000" w:themeColor="text1"/>
-          <w:sz w:val="22"/>
-          <w:szCs w:val="22"/>
-        </w:rPr>
-        <w:t>gives</w:t>
-      </w:r>
-      <w:proofErr w:type="gramEnd"/>
-      <w:r>
-        <w:rPr>
-          <w:color w:val="000000" w:themeColor="text1"/>
-          <w:sz w:val="22"/>
-          <w:szCs w:val="22"/>
-        </w:rPr>
-        <w:t xml:space="preserve"> us the lower bound (best case scenario of a run time)</w:t>
-      </w:r>
-    </w:p>
-    <w:p>
-      <w:pPr>
-        <w:rPr>
-          <w:color w:val="000000" w:themeColor="text1"/>
-          <w:sz w:val="22"/>
-          <w:szCs w:val="22"/>
-        </w:rPr>
-      </w:pPr>
-      <w:r>
-        <w:rPr>
-          <w:color w:val="000000" w:themeColor="text1"/>
-          <w:sz w:val="22"/>
-          <w:szCs w:val="22"/>
-        </w:rPr>
-        <w:t xml:space="preserve">Where </w:t>
-      </w:r>
-      <w:proofErr w:type="spellStart"/>
-      <w:r>
-        <w:rPr>
-          <w:color w:val="000000" w:themeColor="text1"/>
-          <w:sz w:val="22"/>
-          <w:szCs w:val="22"/>
-        </w:rPr>
-        <w:t>Tp</w:t>
-      </w:r>
-      <w:proofErr w:type="spellEnd"/>
-      <w:r>
-        <w:rPr>
-          <w:color w:val="000000" w:themeColor="text1"/>
-          <w:sz w:val="22"/>
-          <w:szCs w:val="22"/>
-        </w:rPr>
-        <w:t xml:space="preserve">(N) &gt;= </w:t>
-      </w:r>
-      <w:r>
-        <w:rPr>
-          <w:color w:val="000000" w:themeColor="text1"/>
-          <w:sz w:val="22"/>
-          <w:szCs w:val="22"/>
-        </w:rPr>
-        <w:t xml:space="preserve">f * T’(n) + </w:t>
-      </w:r>
-      <w:proofErr w:type="gramStart"/>
-      <w:r>
-        <w:rPr>
-          <w:color w:val="000000" w:themeColor="text1"/>
-          <w:sz w:val="22"/>
-          <w:szCs w:val="22"/>
-        </w:rPr>
-        <w:t>( (</w:t>
-      </w:r>
-      <w:proofErr w:type="gramEnd"/>
-      <w:r>
-        <w:rPr>
-          <w:color w:val="000000" w:themeColor="text1"/>
-          <w:sz w:val="22"/>
-          <w:szCs w:val="22"/>
-        </w:rPr>
-        <w:t>1 – f) * T’(n</w:t>
-      </w:r>
-      <w:proofErr w:type="gramStart"/>
-      <w:r>
-        <w:rPr>
-          <w:color w:val="000000" w:themeColor="text1"/>
-          <w:sz w:val="22"/>
-          <w:szCs w:val="22"/>
-        </w:rPr>
-        <w:t>) )</w:t>
-      </w:r>
-      <w:proofErr w:type="gramEnd"/>
-      <w:r>
-        <w:rPr>
-          <w:color w:val="000000" w:themeColor="text1"/>
-          <w:sz w:val="22"/>
-          <w:szCs w:val="22"/>
-        </w:rPr>
-        <w:t>/ p</w:t>
-      </w:r>
-    </w:p>
-    <w:p>
-      <w:pPr>
-        <w:rPr>
-          <w:color w:val="000000" w:themeColor="text1"/>
-          <w:sz w:val="22"/>
-          <w:szCs w:val="22"/>
-        </w:rPr>
-      </w:pPr>
-    </w:p>
-    <w:p>
-      <w:pPr>
-        <w:rPr>
-          <w:b/>
-          <w:bCs/>
-          <w:color w:val="000000" w:themeColor="text1"/>
-          <w:u w:val="single"/>
-        </w:rPr>
-      </w:pPr>
-      <w:r>
-        <w:rPr>
-          <w:b/>
-          <w:bCs/>
-          <w:color w:val="000000" w:themeColor="text1"/>
-          <w:u w:val="single"/>
-        </w:rPr>
-        <w:t>Upper bound on speedup (best possible performance on inserting p number):</w:t>
-      </w:r>
-    </w:p>
-    <w:p>
-      <w:pPr>
-        <w:rPr>
-          <w:color w:val="000000" w:themeColor="text1"/>
-          <w:sz w:val="22"/>
-          <w:szCs w:val="22"/>
-        </w:rPr>
-      </w:pPr>
-      <w:proofErr w:type="spellStart"/>
-      <w:r>
-        <w:rPr>
-          <w:color w:val="000000" w:themeColor="text1"/>
-          <w:sz w:val="22"/>
-          <w:szCs w:val="22"/>
-        </w:rPr>
-        <w:t>Sp</w:t>
-      </w:r>
-      <w:proofErr w:type="spellEnd"/>
-      <w:r>
-        <w:rPr>
-          <w:color w:val="000000" w:themeColor="text1"/>
-          <w:sz w:val="22"/>
-          <w:szCs w:val="22"/>
-        </w:rPr>
-        <w:t xml:space="preserve">(n) &lt;= 1 / (f + (1-f / </w:t>
-      </w:r>
-      <w:proofErr w:type="gramStart"/>
-      <w:r>
-        <w:rPr>
-          <w:color w:val="000000" w:themeColor="text1"/>
-          <w:sz w:val="22"/>
-          <w:szCs w:val="22"/>
-        </w:rPr>
-        <w:t>p )</w:t>
-      </w:r>
-      <w:proofErr w:type="gramEnd"/>
-      <w:r>
-        <w:rPr>
-          <w:color w:val="000000" w:themeColor="text1"/>
-          <w:sz w:val="22"/>
-          <w:szCs w:val="22"/>
-        </w:rPr>
-        <w:t>)</w:t>
-      </w:r>
-    </w:p>
-    <w:p>
-      <w:pPr>
-        <w:rPr>
-          <w:b/>
-          <w:bCs/>
-          <w:color w:val="000000" w:themeColor="text1"/>
-        </w:rPr>
-      </w:pPr>
-      <w:r>
-        <w:rPr>
-          <w:b/>
-          <w:bCs/>
-          <w:color w:val="000000" w:themeColor="text1"/>
-        </w:rPr>
-        <w:t xml:space="preserve">Extreme </w:t>
-      </w:r>
-      <w:r>
-        <w:rPr>
-          <w:b/>
-          <w:bCs/>
-          <w:color w:val="000000" w:themeColor="text1"/>
-        </w:rPr>
-        <w:t>values:</w:t>
-      </w:r>
-    </w:p>
-    <w:p>
-      <w:pPr>
-        <w:rPr>
-          <w:color w:val="000000" w:themeColor="text1"/>
-          <w:sz w:val="22"/>
-          <w:szCs w:val="22"/>
-        </w:rPr>
-      </w:pPr>
-      <w:r>
-        <w:rPr>
-          <w:b/>
-          <w:bCs/>
-          <w:color w:val="000000" w:themeColor="text1"/>
-          <w:sz w:val="22"/>
-          <w:szCs w:val="22"/>
-        </w:rPr>
-        <w:t>Extreme Value 1:</w:t>
-      </w:r>
-      <w:r>
-        <w:rPr>
-          <w:color w:val="000000" w:themeColor="text1"/>
-          <w:sz w:val="22"/>
-          <w:szCs w:val="22"/>
-        </w:rPr>
-        <w:t xml:space="preserve"> f = 0</w:t>
-      </w:r>
-      <w:r>
-        <w:rPr>
-          <w:color w:val="000000" w:themeColor="text1"/>
-          <w:sz w:val="22"/>
-          <w:szCs w:val="22"/>
-        </w:rPr>
-        <w:t xml:space="preserve"> ---- </w:t>
-      </w:r>
-      <w:r>
-        <w:rPr>
-          <w:color w:val="000000" w:themeColor="text1"/>
-          <w:sz w:val="22"/>
-          <w:szCs w:val="22"/>
-        </w:rPr>
-        <w:t>100% parallelizable</w:t>
-      </w:r>
-    </w:p>
-    <w:p>
-      <w:pPr>
-        <w:rPr>
-          <w:color w:val="000000" w:themeColor="text1"/>
-          <w:sz w:val="22"/>
-          <w:szCs w:val="22"/>
-        </w:rPr>
-      </w:pPr>
-      <w:r>
-        <w:rPr>
-          <w:color w:val="000000" w:themeColor="text1"/>
-          <w:sz w:val="22"/>
-          <w:szCs w:val="22"/>
-        </w:rPr>
-        <w:t xml:space="preserve">Max speedup = </w:t>
-      </w:r>
-      <w:proofErr w:type="gramStart"/>
-      <w:r>
-        <w:rPr>
-          <w:color w:val="000000" w:themeColor="text1"/>
-          <w:sz w:val="22"/>
-          <w:szCs w:val="22"/>
-        </w:rPr>
-        <w:t>p</w:t>
-      </w:r>
-      <w:r>
-        <w:rPr>
-          <w:color w:val="000000" w:themeColor="text1"/>
-          <w:sz w:val="22"/>
-          <w:szCs w:val="22"/>
-        </w:rPr>
-        <w:t xml:space="preserve"> ,</w:t>
-      </w:r>
-      <w:proofErr w:type="gramEnd"/>
-      <w:r>
-        <w:rPr>
-          <w:color w:val="000000" w:themeColor="text1"/>
-          <w:sz w:val="22"/>
-          <w:szCs w:val="22"/>
-        </w:rPr>
-        <w:t xml:space="preserve"> so 3 processors, means 3 times speedup, but: </w:t>
-      </w:r>
-      <w:r>
-        <w:rPr>
-          <w:color w:val="000000" w:themeColor="text1"/>
-          <w:sz w:val="22"/>
-          <w:szCs w:val="22"/>
-        </w:rPr>
-        <w:t>Perfect world. Never happens in reality.</w:t>
-      </w:r>
-    </w:p>
-    <w:p>
-      <w:pPr>
-        <w:rPr>
-          <w:color w:val="000000" w:themeColor="text1"/>
-          <w:sz w:val="22"/>
-          <w:szCs w:val="22"/>
-        </w:rPr>
-      </w:pPr>
-      <w:r>
-        <w:rPr>
-          <w:b/>
-          <w:bCs/>
-          <w:color w:val="000000" w:themeColor="text1"/>
-          <w:sz w:val="22"/>
-          <w:szCs w:val="22"/>
-        </w:rPr>
-        <w:t>Extreme Value 2:</w:t>
-      </w:r>
-      <w:r>
-        <w:rPr>
-          <w:color w:val="000000" w:themeColor="text1"/>
-          <w:sz w:val="22"/>
-          <w:szCs w:val="22"/>
-        </w:rPr>
-        <w:t xml:space="preserve"> f = </w:t>
-      </w:r>
-      <w:proofErr w:type="gramStart"/>
-      <w:r>
-        <w:rPr>
-          <w:color w:val="000000" w:themeColor="text1"/>
-          <w:sz w:val="22"/>
-          <w:szCs w:val="22"/>
-        </w:rPr>
-        <w:t xml:space="preserve">1  </w:t>
-      </w:r>
-      <w:r>
-        <w:rPr>
-          <w:color w:val="000000" w:themeColor="text1"/>
-          <w:sz w:val="22"/>
-          <w:szCs w:val="22"/>
-        </w:rPr>
-        <w:t>----</w:t>
-      </w:r>
-      <w:proofErr w:type="gramEnd"/>
-      <w:r>
-        <w:rPr>
-          <w:color w:val="000000" w:themeColor="text1"/>
-          <w:sz w:val="22"/>
-          <w:szCs w:val="22"/>
-        </w:rPr>
-        <w:t xml:space="preserve"> </w:t>
-      </w:r>
-      <w:r>
-        <w:rPr>
-          <w:color w:val="000000" w:themeColor="text1"/>
-          <w:sz w:val="22"/>
-          <w:szCs w:val="22"/>
-        </w:rPr>
-        <w:t>100% sequential</w:t>
-      </w:r>
-    </w:p>
-    <w:p>
-      <w:pPr>
-        <w:rPr>
-          <w:color w:val="000000" w:themeColor="text1"/>
-          <w:sz w:val="22"/>
-          <w:szCs w:val="22"/>
-        </w:rPr>
-      </w:pPr>
-      <w:r>
-        <w:rPr>
-          <w:color w:val="000000" w:themeColor="text1"/>
-          <w:sz w:val="22"/>
-          <w:szCs w:val="22"/>
-        </w:rPr>
-        <w:t>Max speedup = 1</w:t>
-      </w:r>
-      <w:r>
-        <w:rPr>
-          <w:color w:val="000000" w:themeColor="text1"/>
-          <w:sz w:val="22"/>
-          <w:szCs w:val="22"/>
-        </w:rPr>
-        <w:t xml:space="preserve">, there is no actual speedup or parallelization-&gt; </w:t>
-      </w:r>
-      <w:r>
-        <w:rPr>
-          <w:color w:val="000000" w:themeColor="text1"/>
-          <w:sz w:val="22"/>
-          <w:szCs w:val="22"/>
-        </w:rPr>
-        <w:t>No benefit from parallelization.</w:t>
-      </w:r>
-    </w:p>
-    <w:p>
-      <w:pPr>
-        <w:rPr>
-          <w:color w:val="000000" w:themeColor="text1"/>
-          <w:sz w:val="22"/>
-          <w:szCs w:val="22"/>
-        </w:rPr>
-      </w:pPr>
-      <w:r>
-        <w:rPr>
-          <w:b/>
-          <w:bCs/>
-          <w:color w:val="000000" w:themeColor="text1"/>
-          <w:sz w:val="22"/>
-          <w:szCs w:val="22"/>
-        </w:rPr>
-        <w:t>Extreme Value 3:</w:t>
-      </w:r>
-      <w:r>
-        <w:rPr>
-          <w:color w:val="000000" w:themeColor="text1"/>
-          <w:sz w:val="22"/>
-          <w:szCs w:val="22"/>
-        </w:rPr>
-        <w:t xml:space="preserve"> p = infinity, f &gt; 0</w:t>
-      </w:r>
-    </w:p>
-    <w:p>
-      <w:pPr>
-        <w:rPr>
-          <w:color w:val="000000" w:themeColor="text1"/>
-          <w:sz w:val="22"/>
-          <w:szCs w:val="22"/>
-        </w:rPr>
-      </w:pPr>
-      <w:r>
-        <w:rPr>
-          <w:color w:val="000000" w:themeColor="text1"/>
-          <w:sz w:val="22"/>
-          <w:szCs w:val="22"/>
-        </w:rPr>
-        <w:t>Infinite processors, but some sequential part exists</w:t>
-      </w:r>
-    </w:p>
-    <w:p>
-      <w:pPr>
-        <w:rPr>
-          <w:color w:val="000000" w:themeColor="text1"/>
-          <w:sz w:val="22"/>
-          <w:szCs w:val="22"/>
-        </w:rPr>
-      </w:pPr>
-      <w:r>
-        <w:rPr>
-          <w:color w:val="000000" w:themeColor="text1"/>
-          <w:sz w:val="22"/>
-          <w:szCs w:val="22"/>
-        </w:rPr>
-        <w:t>Max speedup = 1/</w:t>
-      </w:r>
-      <w:proofErr w:type="gramStart"/>
-      <w:r>
-        <w:rPr>
-          <w:color w:val="000000" w:themeColor="text1"/>
-          <w:sz w:val="22"/>
-          <w:szCs w:val="22"/>
-        </w:rPr>
-        <w:t>f</w:t>
-      </w:r>
-      <w:r>
-        <w:rPr>
-          <w:color w:val="000000" w:themeColor="text1"/>
-          <w:sz w:val="22"/>
-          <w:szCs w:val="22"/>
-        </w:rPr>
-        <w:t xml:space="preserve">  </w:t>
-      </w:r>
-      <w:r>
-        <w:rPr>
-          <w:color w:val="000000" w:themeColor="text1"/>
-          <w:sz w:val="22"/>
-          <w:szCs w:val="22"/>
-        </w:rPr>
-        <w:t>Example</w:t>
-      </w:r>
-      <w:proofErr w:type="gramEnd"/>
-      <w:r>
-        <w:rPr>
-          <w:color w:val="000000" w:themeColor="text1"/>
-          <w:sz w:val="22"/>
-          <w:szCs w:val="22"/>
-        </w:rPr>
-        <w:t>: 10% sequential = max 10× speedup, forever.</w:t>
-      </w:r>
-    </w:p>
-    <w:p>
-      <w:pPr>
-        <w:rPr>
-          <w:color w:val="000000" w:themeColor="text1"/>
-          <w:sz w:val="22"/>
-          <w:szCs w:val="22"/>
-        </w:rPr>
-      </w:pPr>
-      <w:r>
-        <w:rPr>
-          <w:color w:val="000000" w:themeColor="text1"/>
-          <w:sz w:val="22"/>
-          <w:szCs w:val="22"/>
-        </w:rPr>
-        <w:t>This is the REAL limit for actual programs.</w:t>
-      </w:r>
-      <w:r>
-        <w:rPr>
-          <w:color w:val="000000" w:themeColor="text1"/>
-          <w:sz w:val="22"/>
-          <w:szCs w:val="22"/>
-        </w:rPr>
-        <w:t xml:space="preserve"> Example is if 10% of our program is sequential and this 10% takes 10 seconds there is no way we can finish the program in less than 10 seconds even if we have a million processor</w:t>
-      </w:r>
-    </w:p>
-    <w:p>
-      <w:pPr>
-        <w:rPr>
-          <w:b/>
-          <w:bCs/>
-          <w:color w:val="000000" w:themeColor="text1"/>
-          <w:u w:val="single"/>
-        </w:rPr>
-      </w:pPr>
-      <w:r>
-        <w:rPr>
-          <w:b/>
-          <w:bCs/>
-          <w:color w:val="000000" w:themeColor="text1"/>
-          <w:u w:val="single"/>
-        </w:rPr>
-        <w:t>Karp-Flatt Value</w:t>
-      </w:r>
-      <w:r>
-        <w:rPr>
-          <w:b/>
-          <w:bCs/>
-          <w:color w:val="000000" w:themeColor="text1"/>
-          <w:u w:val="single"/>
-        </w:rPr>
-        <w:t>:</w:t>
-      </w:r>
-    </w:p>
-    <w:p>
-      <w:pPr>
-        <w:rPr>
-          <w:b/>
-          <w:bCs/>
-          <w:color w:val="000000" w:themeColor="text1"/>
-          <w:sz w:val="22"/>
-          <w:szCs w:val="22"/>
-        </w:rPr>
-      </w:pPr>
-      <w:r>
-        <w:rPr>
-          <w:b/>
-          <w:bCs/>
-          <w:color w:val="000000" w:themeColor="text1"/>
-          <w:sz w:val="22"/>
-          <w:szCs w:val="22"/>
-        </w:rPr>
-        <w:t xml:space="preserve">What is Karp-Flatt </w:t>
-      </w:r>
-      <w:proofErr w:type="gramStart"/>
-      <w:r>
-        <w:rPr>
-          <w:b/>
-          <w:bCs/>
-          <w:color w:val="000000" w:themeColor="text1"/>
-          <w:sz w:val="22"/>
-          <w:szCs w:val="22"/>
-        </w:rPr>
-        <w:t>for?</w:t>
-      </w:r>
-      <w:r>
-        <w:rPr>
-          <w:b/>
-          <w:bCs/>
-          <w:color w:val="000000" w:themeColor="text1"/>
-          <w:sz w:val="22"/>
-          <w:szCs w:val="22"/>
-        </w:rPr>
-        <w:t>:</w:t>
-      </w:r>
-      <w:proofErr w:type="gramEnd"/>
-    </w:p>
-    <w:p>
-      <w:pPr>
-        <w:rPr>
-          <w:color w:val="000000" w:themeColor="text1"/>
-          <w:sz w:val="22"/>
-          <w:szCs w:val="22"/>
-        </w:rPr>
-      </w:pPr>
-      <w:r>
-        <w:rPr>
-          <w:color w:val="000000" w:themeColor="text1"/>
-          <w:sz w:val="22"/>
-          <w:szCs w:val="22"/>
-        </w:rPr>
-        <w:t>Y</w:t>
-      </w:r>
-      <w:r>
-        <w:rPr>
-          <w:color w:val="000000" w:themeColor="text1"/>
-          <w:sz w:val="22"/>
-          <w:szCs w:val="22"/>
-        </w:rPr>
-        <w:t>ou want to know: How much of my program is actually sequential?</w:t>
-      </w:r>
-      <w:r>
-        <w:rPr>
-          <w:color w:val="000000" w:themeColor="text1"/>
-          <w:sz w:val="22"/>
-          <w:szCs w:val="22"/>
-        </w:rPr>
-        <w:t xml:space="preserve"> </w:t>
-      </w:r>
-      <w:proofErr w:type="gramStart"/>
-      <w:r>
-        <w:rPr>
-          <w:color w:val="000000" w:themeColor="text1"/>
-          <w:sz w:val="22"/>
-          <w:szCs w:val="22"/>
-        </w:rPr>
-        <w:t>But</w:t>
-      </w:r>
-      <w:proofErr w:type="gramEnd"/>
-      <w:r>
-        <w:rPr>
-          <w:color w:val="000000" w:themeColor="text1"/>
-          <w:sz w:val="22"/>
-          <w:szCs w:val="22"/>
-        </w:rPr>
-        <w:t xml:space="preserve"> you cannot just look at your code and know. It's hidden.</w:t>
-      </w:r>
-      <w:r>
-        <w:rPr>
-          <w:color w:val="000000" w:themeColor="text1"/>
-          <w:sz w:val="22"/>
-          <w:szCs w:val="22"/>
-        </w:rPr>
-        <w:t xml:space="preserve"> </w:t>
-      </w:r>
-      <w:r>
-        <w:rPr>
-          <w:color w:val="000000" w:themeColor="text1"/>
-          <w:sz w:val="22"/>
-          <w:szCs w:val="22"/>
-        </w:rPr>
-        <w:t>Karp-Flatt gives you a way to measure it.</w:t>
-      </w:r>
-    </w:p>
-    <w:p>
-      <w:pPr>
-        <w:rPr>
-          <w:color w:val="000000" w:themeColor="text1"/>
-          <w:sz w:val="22"/>
-          <w:szCs w:val="22"/>
-        </w:rPr>
-      </w:pPr>
-      <w:r>
-        <w:rPr>
-          <w:color w:val="000000" w:themeColor="text1"/>
-          <w:sz w:val="22"/>
-          <w:szCs w:val="22"/>
-        </w:rPr>
         <w:t>However, as we can easily measure program runtimes and hence speedups, we can get an empirical value of using this formula</w:t>
       </w:r>
       <w:r>
@@ -3354,7 +3324,6 @@
           <w:color w:val="000000" w:themeColor="text1"/>
           <w:u w:val="single"/>
         </w:rPr>
-        <w:lastRenderedPageBreak/>
         <w:t>Amdahl‘</w:t>
       </w:r>
       <w:proofErr w:type="gramEnd"/>
@@ -3365,199 +3334,338 @@
           <w:color w:val="000000" w:themeColor="text1"/>
           <w:u w:val="single"/>
         </w:rPr>
-        <w:t>s Law and Karp-Flatt Value</w:t>
-      </w:r>
-      <w:r>
+        <w:t>s Law and Karp-Flatt Value:</w:t>
+      </w:r>
+    </w:p>
+    <w:p>
+      <w:pPr>
+        <w:rPr>
+          <w:color w:val="000000" w:themeColor="text1"/>
+          <w:sz w:val="22"/>
+          <w:szCs w:val="22"/>
+        </w:rPr>
+      </w:pPr>
+      <w:r>
+        <w:rPr>
+          <w:color w:val="000000" w:themeColor="text1"/>
+          <w:sz w:val="22"/>
+          <w:szCs w:val="22"/>
+        </w:rPr>
+        <w:t>What Amdahl and Karp-Flatt teach us:</w:t>
+      </w:r>
+    </w:p>
+    <w:p>
+      <w:pPr>
+        <w:rPr>
+          <w:color w:val="000000" w:themeColor="text1"/>
+          <w:sz w:val="22"/>
+          <w:szCs w:val="22"/>
+        </w:rPr>
+      </w:pPr>
+      <w:r>
+        <w:rPr>
+          <w:color w:val="000000" w:themeColor="text1"/>
+          <w:sz w:val="22"/>
+          <w:szCs w:val="22"/>
+        </w:rPr>
+        <w:t xml:space="preserve">Using hundreds of processors only makes sense if your program is </w:t>
+      </w:r>
+    </w:p>
+    <w:p>
+      <w:pPr>
+        <w:rPr>
+          <w:color w:val="000000" w:themeColor="text1"/>
+          <w:sz w:val="22"/>
+          <w:szCs w:val="22"/>
+        </w:rPr>
+      </w:pPr>
+      <w:r>
+        <w:rPr>
+          <w:color w:val="000000" w:themeColor="text1"/>
+          <w:sz w:val="22"/>
+          <w:szCs w:val="22"/>
+        </w:rPr>
+        <w:t xml:space="preserve">MOSTLY parallelizable (like 99% or more). </w:t>
+      </w:r>
+    </w:p>
+    <w:p>
+      <w:pPr>
+        <w:rPr>
+          <w:color w:val="000000" w:themeColor="text1"/>
+          <w:sz w:val="22"/>
+          <w:szCs w:val="22"/>
+        </w:rPr>
+      </w:pPr>
+      <w:r>
+        <w:rPr>
+          <w:color w:val="000000" w:themeColor="text1"/>
+          <w:sz w:val="22"/>
+          <w:szCs w:val="22"/>
+        </w:rPr>
+        <w:t xml:space="preserve">If even 10% of your program is sequential, you will never get </w:t>
+      </w:r>
+    </w:p>
+    <w:p>
+      <w:pPr>
+        <w:rPr>
+          <w:color w:val="000000" w:themeColor="text1"/>
+          <w:sz w:val="22"/>
+          <w:szCs w:val="22"/>
+        </w:rPr>
+      </w:pPr>
+      <w:r>
+        <w:rPr>
+          <w:color w:val="000000" w:themeColor="text1"/>
+          <w:sz w:val="22"/>
+          <w:szCs w:val="22"/>
+        </w:rPr>
+        <w:t xml:space="preserve">more than 10× speedup, no matter how many processors you add. </w:t>
+      </w:r>
+    </w:p>
+    <w:p>
+      <w:pPr>
+        <w:rPr>
+          <w:color w:val="000000" w:themeColor="text1"/>
+          <w:sz w:val="22"/>
+          <w:szCs w:val="22"/>
+        </w:rPr>
+      </w:pPr>
+      <w:r>
+        <w:rPr>
+          <w:color w:val="000000" w:themeColor="text1"/>
+          <w:sz w:val="22"/>
+          <w:szCs w:val="22"/>
+        </w:rPr>
+        <w:t xml:space="preserve">So before throwing many processors at a problem, measure the </w:t>
+      </w:r>
+    </w:p>
+    <w:p>
+      <w:pPr>
+        <w:rPr>
+          <w:color w:val="000000" w:themeColor="text1"/>
+          <w:sz w:val="22"/>
+          <w:szCs w:val="22"/>
+        </w:rPr>
+      </w:pPr>
+      <w:r>
+        <w:rPr>
+          <w:color w:val="000000" w:themeColor="text1"/>
+          <w:sz w:val="22"/>
+          <w:szCs w:val="22"/>
+        </w:rPr>
+        <w:t>sequential fraction (using Karp-Flatt) and see if it's small enough.</w:t>
+      </w:r>
+    </w:p>
+    <w:p>
+      <w:pPr>
+        <w:rPr>
+          <w:color w:val="000000" w:themeColor="text1"/>
+          <w:sz w:val="22"/>
+          <w:szCs w:val="22"/>
+        </w:rPr>
+      </w:pPr>
+    </w:p>
+    <w:p>
+      <w:pPr>
         <w:rPr>
           <w:b/>
           <w:bCs/>
           <w:color w:val="000000" w:themeColor="text1"/>
           <w:u w:val="single"/>
         </w:rPr>
-        <w:t>:</w:t>
-      </w:r>
-    </w:p>
-    <w:p>
-      <w:pPr>
-        <w:rPr>
-          <w:color w:val="000000" w:themeColor="text1"/>
-          <w:sz w:val="22"/>
-          <w:szCs w:val="22"/>
-        </w:rPr>
-      </w:pPr>
-      <w:r>
-        <w:rPr>
-          <w:color w:val="000000" w:themeColor="text1"/>
-          <w:sz w:val="22"/>
-          <w:szCs w:val="22"/>
-        </w:rPr>
-        <w:t>What Amdahl and Karp-Flatt teach us:</w:t>
-      </w:r>
-    </w:p>
-    <w:p>
-      <w:pPr>
-        <w:rPr>
-          <w:color w:val="000000" w:themeColor="text1"/>
-          <w:sz w:val="22"/>
-          <w:szCs w:val="22"/>
-        </w:rPr>
-      </w:pPr>
-      <w:r>
-        <w:rPr>
-          <w:color w:val="000000" w:themeColor="text1"/>
-          <w:sz w:val="22"/>
-          <w:szCs w:val="22"/>
-        </w:rPr>
-        <w:t xml:space="preserve">Using hundreds of processors only makes sense if your program is </w:t>
-      </w:r>
-    </w:p>
-    <w:p>
-      <w:pPr>
-        <w:rPr>
-          <w:color w:val="000000" w:themeColor="text1"/>
-          <w:sz w:val="22"/>
-          <w:szCs w:val="22"/>
-        </w:rPr>
-      </w:pPr>
-      <w:r>
-        <w:rPr>
-          <w:color w:val="000000" w:themeColor="text1"/>
-          <w:sz w:val="22"/>
-          <w:szCs w:val="22"/>
-        </w:rPr>
-        <w:t xml:space="preserve">MOSTLY parallelizable (like 99% or more). </w:t>
-      </w:r>
-    </w:p>
-    <w:p>
-      <w:pPr>
-        <w:rPr>
-          <w:color w:val="000000" w:themeColor="text1"/>
-          <w:sz w:val="22"/>
-          <w:szCs w:val="22"/>
-        </w:rPr>
-      </w:pPr>
-      <w:r>
-        <w:rPr>
-          <w:color w:val="000000" w:themeColor="text1"/>
-          <w:sz w:val="22"/>
-          <w:szCs w:val="22"/>
-        </w:rPr>
-        <w:t xml:space="preserve">If even 10% of your program is sequential, you will never get </w:t>
-      </w:r>
-    </w:p>
-    <w:p>
-      <w:pPr>
-        <w:rPr>
-          <w:color w:val="000000" w:themeColor="text1"/>
-          <w:sz w:val="22"/>
-          <w:szCs w:val="22"/>
-        </w:rPr>
-      </w:pPr>
-      <w:r>
-        <w:rPr>
-          <w:color w:val="000000" w:themeColor="text1"/>
-          <w:sz w:val="22"/>
-          <w:szCs w:val="22"/>
-        </w:rPr>
-        <w:t xml:space="preserve">more than 10× speedup, no matter how many processors you add. </w:t>
-      </w:r>
-    </w:p>
-    <w:p>
-      <w:pPr>
-        <w:rPr>
-          <w:color w:val="000000" w:themeColor="text1"/>
-          <w:sz w:val="22"/>
-          <w:szCs w:val="22"/>
-        </w:rPr>
-      </w:pPr>
-      <w:r>
-        <w:rPr>
-          <w:color w:val="000000" w:themeColor="text1"/>
-          <w:sz w:val="22"/>
-          <w:szCs w:val="22"/>
-        </w:rPr>
-        <w:t xml:space="preserve">So before throwing many processors at a problem, measure the </w:t>
-      </w:r>
-    </w:p>
-    <w:p>
-      <w:pPr>
-        <w:rPr>
-          <w:color w:val="000000" w:themeColor="text1"/>
-          <w:sz w:val="22"/>
-          <w:szCs w:val="22"/>
-        </w:rPr>
-      </w:pPr>
-      <w:r>
-        <w:rPr>
-          <w:color w:val="000000" w:themeColor="text1"/>
-          <w:sz w:val="22"/>
-          <w:szCs w:val="22"/>
-        </w:rPr>
-        <w:t>sequential fraction (using Karp-Flatt) and see if it's small enough.</w:t>
-      </w:r>
-    </w:p>
-    <w:p>
-      <w:pPr>
-        <w:rPr>
-          <w:color w:val="000000" w:themeColor="text1"/>
-          <w:sz w:val="22"/>
-          <w:szCs w:val="22"/>
-        </w:rPr>
-      </w:pPr>
-    </w:p>
-    <w:p>
-      <w:pPr>
+      </w:pPr>
+      <w:proofErr w:type="spellStart"/>
+      <w:r>
         <w:rPr>
           <w:b/>
           <w:bCs/>
           <w:color w:val="000000" w:themeColor="text1"/>
           <w:u w:val="single"/>
         </w:rPr>
-      </w:pPr>
+        <w:t>Gustafon</w:t>
+      </w:r>
+      <w:proofErr w:type="spellEnd"/>
+      <w:r>
+        <w:rPr>
+          <w:b/>
+          <w:bCs/>
+          <w:color w:val="000000" w:themeColor="text1"/>
+          <w:u w:val="single"/>
+        </w:rPr>
+        <w:t xml:space="preserve"> Law:</w:t>
+      </w:r>
+    </w:p>
+    <w:p>
+      <w:pPr>
+        <w:rPr>
+          <w:color w:val="000000" w:themeColor="text1"/>
+          <w:sz w:val="22"/>
+          <w:szCs w:val="22"/>
+        </w:rPr>
+      </w:pPr>
+      <w:r>
+        <w:rPr>
+          <w:color w:val="000000" w:themeColor="text1"/>
+          <w:sz w:val="22"/>
+          <w:szCs w:val="22"/>
+        </w:rPr>
+        <w:t>Gustafson's Law says that with more processors, you can solve MUCH BIGGER problems in the SAME amount of time, rather than just solving the same problem faster</w:t>
+      </w:r>
+      <w:r>
+        <w:rPr>
+          <w:color w:val="000000" w:themeColor="text1"/>
+          <w:sz w:val="22"/>
+          <w:szCs w:val="22"/>
+        </w:rPr>
+        <w:t>; means</w:t>
+      </w:r>
+      <w:r>
+        <w:rPr>
+          <w:color w:val="000000" w:themeColor="text1"/>
+          <w:sz w:val="22"/>
+          <w:szCs w:val="22"/>
+        </w:rPr>
+        <w:t xml:space="preserve"> yes we are limited to 1/f but instead of trying to decrease the f time we can scale our program to do more tasks during this f time.</w:t>
+      </w:r>
+      <w:r>
+        <w:rPr>
+          <w:color w:val="000000" w:themeColor="text1"/>
+          <w:sz w:val="22"/>
+          <w:szCs w:val="22"/>
+        </w:rPr>
+        <w:t xml:space="preserve"> (optimist)</w:t>
+      </w:r>
+    </w:p>
+    <w:p>
+      <w:pPr>
+        <w:rPr>
+          <w:color w:val="000000" w:themeColor="text1"/>
+          <w:sz w:val="22"/>
+          <w:szCs w:val="22"/>
+        </w:rPr>
+      </w:pPr>
+      <w:r>
+        <w:rPr>
+          <w:color w:val="000000" w:themeColor="text1"/>
+          <w:sz w:val="22"/>
+          <w:szCs w:val="22"/>
+        </w:rPr>
+        <w:t xml:space="preserve">Amdahl assumed that the parallel part has the same </w:t>
+      </w:r>
+      <w:proofErr w:type="gramStart"/>
+      <w:r>
+        <w:rPr>
+          <w:color w:val="000000" w:themeColor="text1"/>
+          <w:sz w:val="22"/>
+          <w:szCs w:val="22"/>
+        </w:rPr>
+        <w:t>amount</w:t>
+      </w:r>
+      <w:proofErr w:type="gramEnd"/>
+      <w:r>
+        <w:rPr>
+          <w:color w:val="000000" w:themeColor="text1"/>
+          <w:sz w:val="22"/>
+          <w:szCs w:val="22"/>
+        </w:rPr>
+        <w:t xml:space="preserve"> of instructions as the sequential part which means we are limited to </w:t>
+      </w:r>
+      <w:proofErr w:type="gramStart"/>
+      <w:r>
+        <w:rPr>
+          <w:color w:val="000000" w:themeColor="text1"/>
+          <w:sz w:val="22"/>
+          <w:szCs w:val="22"/>
+        </w:rPr>
+        <w:t>a constant</w:t>
+      </w:r>
+      <w:proofErr w:type="gramEnd"/>
+      <w:r>
+        <w:rPr>
+          <w:color w:val="000000" w:themeColor="text1"/>
+          <w:sz w:val="22"/>
+          <w:szCs w:val="22"/>
+        </w:rPr>
+        <w:t xml:space="preserve"> input.</w:t>
+      </w:r>
+    </w:p>
+    <w:p>
+      <w:pPr>
+        <w:rPr>
+          <w:color w:val="000000" w:themeColor="text1"/>
+          <w:sz w:val="22"/>
+          <w:szCs w:val="22"/>
+        </w:rPr>
+      </w:pPr>
+      <w:r>
+        <w:rPr>
+          <w:color w:val="000000" w:themeColor="text1"/>
+          <w:sz w:val="22"/>
+          <w:szCs w:val="22"/>
+        </w:rPr>
+        <w:t xml:space="preserve">What </w:t>
+      </w:r>
       <w:proofErr w:type="spellStart"/>
       <w:r>
         <w:rPr>
-          <w:b/>
-          <w:bCs/>
-          <w:color w:val="000000" w:themeColor="text1"/>
-          <w:u w:val="single"/>
+          <w:color w:val="000000" w:themeColor="text1"/>
+          <w:sz w:val="22"/>
+          <w:szCs w:val="22"/>
         </w:rPr>
         <w:t>Gustafon</w:t>
       </w:r>
       <w:proofErr w:type="spellEnd"/>
       <w:r>
         <w:rPr>
-          <w:b/>
-          <w:bCs/>
-          <w:color w:val="000000" w:themeColor="text1"/>
-          <w:u w:val="single"/>
-        </w:rPr>
-        <w:t xml:space="preserve"> Law:</w:t>
-      </w:r>
-    </w:p>
-    <w:p>
-      <w:pPr>
-        <w:rPr>
-          <w:color w:val="000000" w:themeColor="text1"/>
-          <w:sz w:val="22"/>
-          <w:szCs w:val="22"/>
-        </w:rPr>
-      </w:pPr>
-      <w:r>
-        <w:rPr>
-          <w:color w:val="000000" w:themeColor="text1"/>
-          <w:sz w:val="22"/>
-          <w:szCs w:val="22"/>
-        </w:rPr>
-        <w:t>Gustafson's Law says that with more processors, you can solve MUCH BIGGER problems in the SAME amount of time, rather than just solving the same problem faster</w:t>
-      </w:r>
-      <w:r>
-        <w:rPr>
-          <w:color w:val="000000" w:themeColor="text1"/>
-          <w:sz w:val="22"/>
-          <w:szCs w:val="22"/>
-        </w:rPr>
-        <w:t>; means</w:t>
+          <w:color w:val="000000" w:themeColor="text1"/>
+          <w:sz w:val="22"/>
+          <w:szCs w:val="22"/>
+        </w:rPr>
+        <w:t xml:space="preserve"> thinks is that we can think of the 1/f as a ceiling and we can scale the parallelized part of our program do take more instructions to the processors</w:t>
+      </w:r>
+    </w:p>
+    <w:p>
+      <w:pPr>
+        <w:rPr>
+          <w:color w:val="000000" w:themeColor="text1"/>
+          <w:sz w:val="22"/>
+          <w:szCs w:val="22"/>
+        </w:rPr>
+      </w:pPr>
+    </w:p>
+    <w:p>
+      <w:pPr>
+        <w:rPr>
+          <w:b/>
+          <w:bCs/>
+          <w:color w:val="000000" w:themeColor="text1"/>
+          <w:sz w:val="22"/>
+          <w:szCs w:val="22"/>
+        </w:rPr>
+      </w:pPr>
+      <w:r>
+        <w:rPr>
+          <w:color w:val="000000" w:themeColor="text1"/>
+          <w:sz w:val="22"/>
+          <w:szCs w:val="22"/>
+        </w:rPr>
+        <w:t>Let</w:t>
+      </w:r>
+      <w:r>
+        <w:rPr>
+          <w:color w:val="000000" w:themeColor="text1"/>
+          <w:sz w:val="22"/>
+          <w:szCs w:val="22"/>
+        </w:rPr>
+        <w:t xml:space="preserve"> a</w:t>
+      </w:r>
+      <w:r>
+        <w:rPr>
+          <w:color w:val="000000" w:themeColor="text1"/>
+          <w:sz w:val="22"/>
+          <w:szCs w:val="22"/>
+        </w:rPr>
+        <w:t xml:space="preserve"> be</w:t>
       </w:r>
       <w:r>
         <w:rPr>
@@ -3567,6 +3675,84 @@
         </w:rPr>
         <w:t xml:space="preserve"> </w:t>
       </w:r>
+      <w:r>
+        <w:rPr>
+          <w:color w:val="000000" w:themeColor="text1"/>
+          <w:sz w:val="22"/>
+          <w:szCs w:val="22"/>
+        </w:rPr>
+        <w:t>the</w:t>
+      </w:r>
+      <w:r>
+        <w:rPr>
+          <w:color w:val="000000" w:themeColor="text1"/>
+          <w:sz w:val="22"/>
+          <w:szCs w:val="22"/>
+        </w:rPr>
+        <w:t xml:space="preserve"> </w:t>
+      </w:r>
+      <w:r>
+        <w:rPr>
+          <w:color w:val="000000" w:themeColor="text1"/>
+          <w:sz w:val="22"/>
+          <w:szCs w:val="22"/>
+        </w:rPr>
+        <w:t>share</w:t>
+      </w:r>
+      <w:r>
+        <w:rPr>
+          <w:color w:val="000000" w:themeColor="text1"/>
+          <w:sz w:val="22"/>
+          <w:szCs w:val="22"/>
+        </w:rPr>
+        <w:t xml:space="preserve"> </w:t>
+      </w:r>
+      <w:r>
+        <w:rPr>
+          <w:color w:val="000000" w:themeColor="text1"/>
+          <w:sz w:val="22"/>
+          <w:szCs w:val="22"/>
+        </w:rPr>
+        <w:t>of the</w:t>
+      </w:r>
+      <w:r>
+        <w:rPr>
+          <w:color w:val="000000" w:themeColor="text1"/>
+          <w:sz w:val="22"/>
+          <w:szCs w:val="22"/>
+        </w:rPr>
+        <w:t xml:space="preserve"> </w:t>
+      </w:r>
+      <w:r>
+        <w:rPr>
+          <w:color w:val="000000" w:themeColor="text1"/>
+          <w:sz w:val="22"/>
+          <w:szCs w:val="22"/>
+        </w:rPr>
+        <w:t>runtime of the parallel program that is spent in the sequential part of the program</w:t>
+      </w:r>
+      <w:r>
+        <w:rPr>
+          <w:b/>
+          <w:bCs/>
+          <w:color w:val="000000" w:themeColor="text1"/>
+          <w:sz w:val="22"/>
+          <w:szCs w:val="22"/>
+        </w:rPr>
+        <w:t>; a is the time of the sequential execution of the sequential part of the parallel program</w:t>
+      </w:r>
+    </w:p>
+    <w:p>
+      <w:pPr>
+        <w:rPr>
+          <w:rFonts w:asciiTheme="majorBidi" w:hAnsiTheme="majorBidi" w:cstheme="majorBidi"/>
+          <w:b/>
+          <w:bCs/>
+          <w:color w:val="000000" w:themeColor="text1"/>
+          <w:sz w:val="22"/>
+          <w:szCs w:val="22"/>
+        </w:rPr>
+      </w:pPr>
       <w:proofErr w:type="gramStart"/>
       <w:r>
         <w:rPr>
@@ -3574,7 +3760,7 @@
           <w:sz w:val="22"/>
           <w:szCs w:val="22"/>
         </w:rPr>
-        <w:t>yes</w:t>
+        <w:t>So</w:t>
       </w:r>
       <w:proofErr w:type="gramEnd"/>
       <w:r>
@@ -3583,132 +3769,35 @@
           <w:sz w:val="22"/>
           <w:szCs w:val="22"/>
         </w:rPr>
-        <w:t xml:space="preserve"> we are limited to 1/f but instead of trying to decrease the f time we can scale our program to do more tasks during this f time.</w:t>
-      </w:r>
-      <w:r>
-        <w:rPr>
-          <w:color w:val="000000" w:themeColor="text1"/>
-          <w:sz w:val="22"/>
-          <w:szCs w:val="22"/>
-        </w:rPr>
-        <w:t xml:space="preserve"> (optimist)</w:t>
-      </w:r>
-    </w:p>
-    <w:p>
-      <w:pPr>
-        <w:rPr>
-          <w:color w:val="000000" w:themeColor="text1"/>
-          <w:sz w:val="22"/>
-          <w:szCs w:val="22"/>
-        </w:rPr>
-      </w:pPr>
-      <w:r>
-        <w:rPr>
-          <w:color w:val="000000" w:themeColor="text1"/>
-          <w:sz w:val="22"/>
-          <w:szCs w:val="22"/>
-        </w:rPr>
-        <w:t xml:space="preserve">Amdahl assumed that the parallel part has the same </w:t>
-      </w:r>
-      <w:proofErr w:type="gramStart"/>
-      <w:r>
-        <w:rPr>
-          <w:color w:val="000000" w:themeColor="text1"/>
-          <w:sz w:val="22"/>
-          <w:szCs w:val="22"/>
-        </w:rPr>
-        <w:t>amount</w:t>
-      </w:r>
-      <w:proofErr w:type="gramEnd"/>
-      <w:r>
-        <w:rPr>
-          <w:color w:val="000000" w:themeColor="text1"/>
-          <w:sz w:val="22"/>
-          <w:szCs w:val="22"/>
-        </w:rPr>
-        <w:t xml:space="preserve"> of instructions as the sequential part which means we are limited to a constant input.</w:t>
-      </w:r>
-    </w:p>
-    <w:p>
-      <w:pPr>
-        <w:rPr>
-          <w:color w:val="000000" w:themeColor="text1"/>
-          <w:sz w:val="22"/>
-          <w:szCs w:val="22"/>
-        </w:rPr>
-      </w:pPr>
-      <w:r>
-        <w:rPr>
-          <w:color w:val="000000" w:themeColor="text1"/>
-          <w:sz w:val="22"/>
-          <w:szCs w:val="22"/>
-        </w:rPr>
-        <w:t xml:space="preserve">What </w:t>
-      </w:r>
-      <w:proofErr w:type="spellStart"/>
-      <w:r>
-        <w:rPr>
-          <w:color w:val="000000" w:themeColor="text1"/>
-          <w:sz w:val="22"/>
-          <w:szCs w:val="22"/>
-        </w:rPr>
-        <w:t>Gustafon</w:t>
-      </w:r>
-      <w:proofErr w:type="spellEnd"/>
-      <w:r>
-        <w:rPr>
-          <w:color w:val="000000" w:themeColor="text1"/>
-          <w:sz w:val="22"/>
-          <w:szCs w:val="22"/>
-        </w:rPr>
-        <w:t xml:space="preserve"> thinks is that we can think of the 1/f as a ceiling and we can scale the parallelized part of our program do take more instructions to the processors</w:t>
-      </w:r>
-    </w:p>
-    <w:p>
-      <w:pPr>
-        <w:rPr>
-          <w:color w:val="000000" w:themeColor="text1"/>
-          <w:sz w:val="22"/>
-          <w:szCs w:val="22"/>
-        </w:rPr>
-      </w:pPr>
-    </w:p>
-    <w:p>
-      <w:pPr>
-        <w:rPr>
-          <w:b/>
-          <w:bCs/>
-          <w:color w:val="000000" w:themeColor="text1"/>
-          <w:sz w:val="22"/>
-          <w:szCs w:val="22"/>
-        </w:rPr>
-      </w:pPr>
-      <w:r>
-        <w:rPr>
-          <w:color w:val="000000" w:themeColor="text1"/>
-          <w:sz w:val="22"/>
-          <w:szCs w:val="22"/>
-        </w:rPr>
-        <w:t>Let</w:t>
-      </w:r>
-      <w:r>
-        <w:rPr>
-          <w:color w:val="000000" w:themeColor="text1"/>
-          <w:sz w:val="22"/>
-          <w:szCs w:val="22"/>
-        </w:rPr>
-        <w:t xml:space="preserve"> a</w:t>
-      </w:r>
-      <w:r>
-        <w:rPr>
-          <w:color w:val="000000" w:themeColor="text1"/>
-          <w:sz w:val="22"/>
-          <w:szCs w:val="22"/>
-        </w:rPr>
-        <w:t xml:space="preserve"> be</w:t>
-      </w:r>
-      <w:r>
-        <w:rPr>
+        <w:t xml:space="preserve"> the runtime of the program is equal: </w:t>
+      </w:r>
+      <w:r>
+        <w:rPr>
+          <w:rFonts w:asciiTheme="majorBidi" w:hAnsiTheme="majorBidi" w:cstheme="majorBidi"/>
+          <w:b/>
+          <w:bCs/>
+          <w:color w:val="000000" w:themeColor="text1"/>
+          <w:sz w:val="22"/>
+          <w:szCs w:val="22"/>
+        </w:rPr>
+        <w:t>T</w:t>
+      </w:r>
+      <w:r>
+        <w:rPr>
+          <w:rFonts w:ascii="Cambria Math" w:hAnsi="Cambria Math" w:cs="Cambria Math"/>
+          <w:b/>
+          <w:bCs/>
+          <w:color w:val="000000" w:themeColor="text1"/>
+          <w:sz w:val="22"/>
+          <w:szCs w:val="22"/>
+        </w:rPr>
+        <w:t>𝑝</w:t>
+      </w:r>
+      <w:r>
+        <w:rPr>
+          <w:rFonts w:asciiTheme="majorBidi" w:hAnsiTheme="majorBidi" w:cstheme="majorBidi"/>
+          <w:b/>
+          <w:bCs/>
           <w:color w:val="000000" w:themeColor="text1"/>
           <w:sz w:val="22"/>
           <w:szCs w:val="22"/>
@@ -3717,14 +3806,42 @@
       </w:r>
       <w:r>
         <w:rPr>
-          <w:color w:val="000000" w:themeColor="text1"/>
-          <w:sz w:val="22"/>
-          <w:szCs w:val="22"/>
-        </w:rPr>
-        <w:t>the</w:t>
-      </w:r>
-      <w:r>
-        <w:rPr>
+          <w:rFonts w:ascii="Cambria Math" w:hAnsi="Cambria Math" w:cs="Cambria Math"/>
+          <w:b/>
+          <w:bCs/>
+          <w:color w:val="000000" w:themeColor="text1"/>
+          <w:sz w:val="22"/>
+          <w:szCs w:val="22"/>
+        </w:rPr>
+        <w:t>𝑛</w:t>
+      </w:r>
+      <w:r>
+        <w:rPr>
+          <w:rFonts w:asciiTheme="majorBidi" w:hAnsiTheme="majorBidi" w:cstheme="majorBidi"/>
+          <w:b/>
+          <w:bCs/>
+          <w:color w:val="000000" w:themeColor="text1"/>
+          <w:sz w:val="22"/>
+          <w:szCs w:val="22"/>
+        </w:rPr>
+        <w:t xml:space="preserve"> =</w:t>
+      </w:r>
+      <w:r>
+        <w:rPr>
+          <w:rFonts w:ascii="Cambria Math" w:hAnsi="Cambria Math" w:cs="Cambria Math"/>
+          <w:b/>
+          <w:bCs/>
+          <w:color w:val="000000" w:themeColor="text1"/>
+          <w:sz w:val="22"/>
+          <w:szCs w:val="22"/>
+        </w:rPr>
+        <w:t>𝑎</w:t>
+      </w:r>
+      <w:r>
+        <w:rPr>
+          <w:rFonts w:asciiTheme="majorBidi" w:hAnsiTheme="majorBidi" w:cstheme="majorBidi"/>
+          <w:b/>
+          <w:bCs/>
           <w:color w:val="000000" w:themeColor="text1"/>
           <w:sz w:val="22"/>
           <w:szCs w:val="22"/>
@@ -3733,57 +3850,16 @@
       </w:r>
       <w:r>
         <w:rPr>
-          <w:color w:val="000000" w:themeColor="text1"/>
-          <w:sz w:val="22"/>
-          <w:szCs w:val="22"/>
-        </w:rPr>
-        <w:t>share</w:t>
-      </w:r>
-      <w:r>
-        <w:rPr>
-          <w:color w:val="000000" w:themeColor="text1"/>
-          <w:sz w:val="22"/>
-          <w:szCs w:val="22"/>
-        </w:rPr>
-        <w:t xml:space="preserve"> </w:t>
-      </w:r>
-      <w:r>
-        <w:rPr>
-          <w:color w:val="000000" w:themeColor="text1"/>
-          <w:sz w:val="22"/>
-          <w:szCs w:val="22"/>
-        </w:rPr>
-        <w:t>of the</w:t>
-      </w:r>
-      <w:r>
-        <w:rPr>
-          <w:color w:val="000000" w:themeColor="text1"/>
-          <w:sz w:val="22"/>
-          <w:szCs w:val="22"/>
-        </w:rPr>
-        <w:t xml:space="preserve"> </w:t>
-      </w:r>
-      <w:r>
-        <w:rPr>
-          <w:color w:val="000000" w:themeColor="text1"/>
-          <w:sz w:val="22"/>
-          <w:szCs w:val="22"/>
-        </w:rPr>
-        <w:t>runtime of the parallel program that is spent in the sequential part of the program</w:t>
-      </w:r>
-      <w:r>
-        <w:rPr>
-          <w:b/>
-          <w:bCs/>
-          <w:color w:val="000000" w:themeColor="text1"/>
-          <w:sz w:val="22"/>
-          <w:szCs w:val="22"/>
-        </w:rPr>
-        <w:t>; a is the time of the sequential execution of the sequential part of the parallel program</w:t>
-      </w:r>
-    </w:p>
-    <w:p>
-      <w:pPr>
+          <w:rFonts w:ascii="Cambria Math" w:hAnsi="Cambria Math" w:cs="Cambria Math"/>
+          <w:b/>
+          <w:bCs/>
+          <w:color w:val="000000" w:themeColor="text1"/>
+          <w:sz w:val="22"/>
+          <w:szCs w:val="22"/>
+        </w:rPr>
+        <w:t>∗𝑇𝑝</w:t>
+      </w:r>
+      <w:r>
         <w:rPr>
           <w:rFonts w:asciiTheme="majorBidi" w:hAnsiTheme="majorBidi" w:cstheme="majorBidi"/>
           <w:b/>
@@ -3792,24 +3868,18 @@
           <w:sz w:val="22"/>
           <w:szCs w:val="22"/>
         </w:rPr>
-      </w:pPr>
-      <w:proofErr w:type="gramStart"/>
-      <w:r>
-        <w:rPr>
-          <w:color w:val="000000" w:themeColor="text1"/>
-          <w:sz w:val="22"/>
-          <w:szCs w:val="22"/>
-        </w:rPr>
-        <w:t>So</w:t>
-      </w:r>
-      <w:proofErr w:type="gramEnd"/>
-      <w:r>
-        <w:rPr>
-          <w:color w:val="000000" w:themeColor="text1"/>
-          <w:sz w:val="22"/>
-          <w:szCs w:val="22"/>
-        </w:rPr>
-        <w:t xml:space="preserve"> the runtime of the program is equal: </w:t>
+        <w:t xml:space="preserve"> (</w:t>
+      </w:r>
+      <w:r>
+        <w:rPr>
+          <w:rFonts w:ascii="Cambria Math" w:hAnsi="Cambria Math" w:cs="Cambria Math"/>
+          <w:b/>
+          <w:bCs/>
+          <w:color w:val="000000" w:themeColor="text1"/>
+          <w:sz w:val="22"/>
+          <w:szCs w:val="22"/>
+        </w:rPr>
+        <w:t>𝑛</w:t>
       </w:r>
       <w:r>
         <w:rPr>
@@ -3820,139 +3890,7 @@
           <w:sz w:val="22"/>
           <w:szCs w:val="22"/>
         </w:rPr>
-        <w:t>T</w:t>
-      </w:r>
-      <w:r>
-        <w:rPr>
-          <w:rFonts w:ascii="Cambria Math" w:hAnsi="Cambria Math" w:cs="Cambria Math"/>
-          <w:b/>
-          <w:bCs/>
-          <w:color w:val="000000" w:themeColor="text1"/>
-          <w:sz w:val="22"/>
-          <w:szCs w:val="22"/>
-        </w:rPr>
-        <w:t>𝑝</w:t>
-      </w:r>
-      <w:r>
-        <w:rPr>
-          <w:rFonts w:asciiTheme="majorBidi" w:hAnsiTheme="majorBidi" w:cstheme="majorBidi"/>
-          <w:b/>
-          <w:bCs/>
-          <w:color w:val="000000" w:themeColor="text1"/>
-          <w:sz w:val="22"/>
-          <w:szCs w:val="22"/>
-        </w:rPr>
-        <w:t xml:space="preserve"> </w:t>
-      </w:r>
-      <w:r>
-        <w:rPr>
-          <w:rFonts w:ascii="Cambria Math" w:hAnsi="Cambria Math" w:cs="Cambria Math"/>
-          <w:b/>
-          <w:bCs/>
-          <w:color w:val="000000" w:themeColor="text1"/>
-          <w:sz w:val="22"/>
-          <w:szCs w:val="22"/>
-        </w:rPr>
-        <w:t>𝑛</w:t>
-      </w:r>
-      <w:r>
-        <w:rPr>
-          <w:rFonts w:asciiTheme="majorBidi" w:hAnsiTheme="majorBidi" w:cstheme="majorBidi"/>
-          <w:b/>
-          <w:bCs/>
-          <w:color w:val="000000" w:themeColor="text1"/>
-          <w:sz w:val="22"/>
-          <w:szCs w:val="22"/>
-        </w:rPr>
-        <w:t xml:space="preserve"> =</w:t>
-      </w:r>
-      <w:r>
-        <w:rPr>
-          <w:rFonts w:ascii="Cambria Math" w:hAnsi="Cambria Math" w:cs="Cambria Math"/>
-          <w:b/>
-          <w:bCs/>
-          <w:color w:val="000000" w:themeColor="text1"/>
-          <w:sz w:val="22"/>
-          <w:szCs w:val="22"/>
-        </w:rPr>
-        <w:t>𝑎</w:t>
-      </w:r>
-      <w:r>
-        <w:rPr>
-          <w:rFonts w:asciiTheme="majorBidi" w:hAnsiTheme="majorBidi" w:cstheme="majorBidi"/>
-          <w:b/>
-          <w:bCs/>
-          <w:color w:val="000000" w:themeColor="text1"/>
-          <w:sz w:val="22"/>
-          <w:szCs w:val="22"/>
-        </w:rPr>
-        <w:t xml:space="preserve"> </w:t>
-      </w:r>
-      <w:r>
-        <w:rPr>
-          <w:rFonts w:ascii="Cambria Math" w:hAnsi="Cambria Math" w:cs="Cambria Math"/>
-          <w:b/>
-          <w:bCs/>
-          <w:color w:val="000000" w:themeColor="text1"/>
-          <w:sz w:val="22"/>
-          <w:szCs w:val="22"/>
-        </w:rPr>
-        <w:t>∗𝑇𝑝</w:t>
-      </w:r>
-      <w:r>
-        <w:rPr>
-          <w:rFonts w:asciiTheme="majorBidi" w:hAnsiTheme="majorBidi" w:cstheme="majorBidi"/>
-          <w:b/>
-          <w:bCs/>
-          <w:color w:val="000000" w:themeColor="text1"/>
-          <w:sz w:val="22"/>
-          <w:szCs w:val="22"/>
-        </w:rPr>
-        <w:t xml:space="preserve"> </w:t>
-      </w:r>
-      <w:r>
-        <w:rPr>
-          <w:rFonts w:asciiTheme="majorBidi" w:hAnsiTheme="majorBidi" w:cstheme="majorBidi"/>
-          <w:b/>
-          <w:bCs/>
-          <w:color w:val="000000" w:themeColor="text1"/>
-          <w:sz w:val="22"/>
-          <w:szCs w:val="22"/>
-        </w:rPr>
-        <w:t>(</w:t>
-      </w:r>
-      <w:r>
-        <w:rPr>
-          <w:rFonts w:ascii="Cambria Math" w:hAnsi="Cambria Math" w:cs="Cambria Math"/>
-          <w:b/>
-          <w:bCs/>
-          <w:color w:val="000000" w:themeColor="text1"/>
-          <w:sz w:val="22"/>
-          <w:szCs w:val="22"/>
-        </w:rPr>
-        <w:t>𝑛</w:t>
-      </w:r>
-      <w:r>
-        <w:rPr>
-          <w:rFonts w:asciiTheme="majorBidi" w:hAnsiTheme="majorBidi" w:cstheme="majorBidi"/>
-          <w:b/>
-          <w:bCs/>
-          <w:color w:val="000000" w:themeColor="text1"/>
-          <w:sz w:val="22"/>
-          <w:szCs w:val="22"/>
-        </w:rPr>
-        <w:t>)</w:t>
-      </w:r>
-      <w:r>
-        <w:rPr>
-          <w:rFonts w:asciiTheme="majorBidi" w:hAnsiTheme="majorBidi" w:cstheme="majorBidi"/>
-          <w:b/>
-          <w:bCs/>
-          <w:color w:val="000000" w:themeColor="text1"/>
-          <w:sz w:val="22"/>
-          <w:szCs w:val="22"/>
-        </w:rPr>
-        <w:t xml:space="preserve"> + 1 −</w:t>
+        <w:t>) + 1 −</w:t>
       </w:r>
       <w:r>
         <w:rPr>
@@ -4271,6 +4209,7 @@
           <w:sz w:val="22"/>
           <w:szCs w:val="22"/>
         </w:rPr>
+        <w:lastRenderedPageBreak/>
         <w:t>So</w:t>
       </w:r>
       <w:proofErr w:type="gramEnd"/>
@@ -4362,16 +4301,7 @@
           <w:sz w:val="22"/>
           <w:szCs w:val="22"/>
         </w:rPr>
-        <w:t>i</w:t>
-      </w:r>
-      <w:r>
-        <w:rPr>
-          <w:rFonts w:eastAsiaTheme="minorEastAsia"/>
-          <w:color w:val="000000" w:themeColor="text1"/>
-          <w:sz w:val="22"/>
-          <w:szCs w:val="22"/>
-        </w:rPr>
-        <w:t>f a sequential program solves a problem of size </w:t>
+        <w:t>if a sequential program solves a problem of size </w:t>
       </w:r>
       <m:oMath>
         <m:r>
@@ -4505,7 +4435,27 @@
           <w:sz w:val="22"/>
           <w:szCs w:val="22"/>
         </w:rPr>
-        <w:t> times larger in the same time </w:t>
+        <w:t> times larger </w:t>
+      </w:r>
+      <w:proofErr w:type="gramStart"/>
+      <w:r>
+        <w:rPr>
+          <w:rFonts w:eastAsiaTheme="minorEastAsia"/>
+          <w:color w:val="000000" w:themeColor="text1"/>
+          <w:sz w:val="22"/>
+          <w:szCs w:val="22"/>
+        </w:rPr>
+        <w:t>in</w:t>
+      </w:r>
+      <w:proofErr w:type="gramEnd"/>
+      <w:r>
+        <w:rPr>
+          <w:rFonts w:eastAsiaTheme="minorEastAsia"/>
+          <w:color w:val="000000" w:themeColor="text1"/>
+          <w:sz w:val="22"/>
+          <w:szCs w:val="22"/>
+        </w:rPr>
+        <w:t xml:space="preserve"> the same time </w:t>
       </w:r>
       <m:oMath>
         <m:r>
@@ -4535,15 +4485,6 @@
           <w:szCs w:val="22"/>
         </w:rPr>
         <w:br/>
-      </w:r>
-      <w:r>
-        <w:rPr>
-          <w:rFonts w:eastAsiaTheme="minorEastAsia"/>
-          <w:color w:val="000000" w:themeColor="text1"/>
-          <w:sz w:val="22"/>
-          <w:szCs w:val="22"/>
-        </w:rPr>
-        <w:lastRenderedPageBreak/>
         <w:t>Sequential solves 100×100 matrix in 100 seconds.</w:t>
       </w:r>
       <w:r>
@@ -4623,18 +4564,19 @@
           <w:sz w:val="22"/>
           <w:szCs w:val="22"/>
         </w:rPr>
-        <w:t> in the same time.</w:t>
-      </w:r>
-    </w:p>
-    <w:p>
-      <w:pPr>
+        <w:t> </w:t>
+      </w:r>
+      <w:proofErr w:type="gramStart"/>
+      <w:r>
         <w:rPr>
           <w:rFonts w:eastAsiaTheme="minorEastAsia"/>
           <w:color w:val="000000" w:themeColor="text1"/>
           <w:sz w:val="22"/>
           <w:szCs w:val="22"/>
         </w:rPr>
-      </w:pPr>
+        <w:t>in</w:t>
+      </w:r>
+      <w:proofErr w:type="gramEnd"/>
       <w:r>
         <w:rPr>
           <w:rFonts w:eastAsiaTheme="minorEastAsia"/>
@@ -4642,6 +4584,25 @@
           <w:sz w:val="22"/>
           <w:szCs w:val="22"/>
         </w:rPr>
+        <w:t xml:space="preserve"> the same time.</w:t>
+      </w:r>
+    </w:p>
+    <w:p>
+      <w:pPr>
+        <w:rPr>
+          <w:rFonts w:eastAsiaTheme="minorEastAsia"/>
+          <w:color w:val="000000" w:themeColor="text1"/>
+          <w:sz w:val="22"/>
+          <w:szCs w:val="22"/>
+        </w:rPr>
+      </w:pPr>
+      <w:r>
+        <w:rPr>
+          <w:rFonts w:eastAsiaTheme="minorEastAsia"/>
+          <w:color w:val="000000" w:themeColor="text1"/>
+          <w:sz w:val="22"/>
+          <w:szCs w:val="22"/>
+        </w:rPr>
         <w:t xml:space="preserve">a = 0: The parallel program spends no time in the sequential part. We can solve p-times larger problems. </w:t>
       </w:r>
     </w:p>
@@ -4729,17 +4690,37 @@
           <w:sz w:val="22"/>
           <w:szCs w:val="22"/>
         </w:rPr>
-        <w:t>s Law limits the problem size which we can solve in a given time</w:t>
-      </w:r>
-    </w:p>
-    <w:p>
-      <w:pPr>
+        <w:t xml:space="preserve">s Law limits the problem size which we can solve </w:t>
+      </w:r>
+      <w:proofErr w:type="gramStart"/>
+      <w:r>
         <w:rPr>
           <w:rFonts w:eastAsiaTheme="minorEastAsia"/>
           <w:color w:val="000000" w:themeColor="text1"/>
           <w:sz w:val="22"/>
           <w:szCs w:val="22"/>
         </w:rPr>
+        <w:t>in a given</w:t>
+      </w:r>
+      <w:proofErr w:type="gramEnd"/>
+      <w:r>
+        <w:rPr>
+          <w:rFonts w:eastAsiaTheme="minorEastAsia"/>
+          <w:color w:val="000000" w:themeColor="text1"/>
+          <w:sz w:val="22"/>
+          <w:szCs w:val="22"/>
+        </w:rPr>
+        <w:t xml:space="preserve"> time</w:t>
+      </w:r>
+    </w:p>
+    <w:p>
+      <w:pPr>
+        <w:rPr>
+          <w:rFonts w:eastAsiaTheme="minorEastAsia"/>
+          <w:color w:val="000000" w:themeColor="text1"/>
+          <w:sz w:val="22"/>
+          <w:szCs w:val="22"/>
+        </w:rPr>
       </w:pPr>
     </w:p>
     <w:p>
@@ -4769,219 +4750,202 @@
           <w:color w:val="000000" w:themeColor="text1"/>
           <w:u w:val="single"/>
         </w:rPr>
-        <w:t xml:space="preserve"> Speedups</w:t>
-      </w:r>
-      <w:r>
+        <w:t xml:space="preserve"> Speedups:</w:t>
+      </w:r>
+    </w:p>
+    <w:p>
+      <w:pPr>
+        <w:rPr>
+          <w:color w:val="000000" w:themeColor="text1"/>
+          <w:sz w:val="22"/>
+          <w:szCs w:val="22"/>
+        </w:rPr>
+      </w:pPr>
+      <w:r>
+        <w:rPr>
+          <w:color w:val="000000" w:themeColor="text1"/>
+          <w:sz w:val="22"/>
+          <w:szCs w:val="22"/>
+        </w:rPr>
+        <w:t xml:space="preserve">Both </w:t>
+      </w:r>
+      <w:proofErr w:type="gramStart"/>
+      <w:r>
+        <w:rPr>
+          <w:color w:val="000000" w:themeColor="text1"/>
+          <w:sz w:val="22"/>
+          <w:szCs w:val="22"/>
+        </w:rPr>
+        <w:t>Amdahl‘</w:t>
+      </w:r>
+      <w:proofErr w:type="gramEnd"/>
+      <w:r>
+        <w:rPr>
+          <w:color w:val="000000" w:themeColor="text1"/>
+          <w:sz w:val="22"/>
+          <w:szCs w:val="22"/>
+        </w:rPr>
+        <w:t xml:space="preserve">s and </w:t>
+      </w:r>
+      <w:proofErr w:type="gramStart"/>
+      <w:r>
+        <w:rPr>
+          <w:color w:val="000000" w:themeColor="text1"/>
+          <w:sz w:val="22"/>
+          <w:szCs w:val="22"/>
+        </w:rPr>
+        <w:t>Gustafson‘</w:t>
+      </w:r>
+      <w:proofErr w:type="gramEnd"/>
+      <w:r>
+        <w:rPr>
+          <w:color w:val="000000" w:themeColor="text1"/>
+          <w:sz w:val="22"/>
+          <w:szCs w:val="22"/>
+        </w:rPr>
+        <w:t xml:space="preserve">s law </w:t>
+      </w:r>
+      <w:proofErr w:type="gramStart"/>
+      <w:r>
+        <w:rPr>
+          <w:color w:val="000000" w:themeColor="text1"/>
+          <w:sz w:val="22"/>
+          <w:szCs w:val="22"/>
+        </w:rPr>
+        <w:t>prohibit</w:t>
+      </w:r>
+      <w:proofErr w:type="gramEnd"/>
+      <w:r>
+        <w:rPr>
+          <w:color w:val="000000" w:themeColor="text1"/>
+          <w:sz w:val="22"/>
+          <w:szCs w:val="22"/>
+        </w:rPr>
+        <w:t xml:space="preserve"> </w:t>
+      </w:r>
+      <w:proofErr w:type="spellStart"/>
+      <w:r>
+        <w:rPr>
+          <w:color w:val="000000" w:themeColor="text1"/>
+          <w:sz w:val="22"/>
+          <w:szCs w:val="22"/>
+        </w:rPr>
+        <w:t>superlinear</w:t>
+      </w:r>
+      <w:proofErr w:type="spellEnd"/>
+      <w:r>
+        <w:rPr>
+          <w:color w:val="000000" w:themeColor="text1"/>
+          <w:sz w:val="22"/>
+          <w:szCs w:val="22"/>
+        </w:rPr>
+        <w:t xml:space="preserve"> speedups</w:t>
+      </w:r>
+      <w:r>
+        <w:rPr>
+          <w:color w:val="000000" w:themeColor="text1"/>
+          <w:sz w:val="22"/>
+          <w:szCs w:val="22"/>
+        </w:rPr>
+        <w:t xml:space="preserve">; </w:t>
+      </w:r>
+      <w:r>
+        <w:rPr>
+          <w:color w:val="000000" w:themeColor="text1"/>
+          <w:sz w:val="22"/>
+          <w:szCs w:val="22"/>
+        </w:rPr>
+        <w:t xml:space="preserve">However, for problems that can be fully parallelized, we can sometimes measure </w:t>
+      </w:r>
+      <w:proofErr w:type="spellStart"/>
+      <w:r>
+        <w:rPr>
+          <w:color w:val="000000" w:themeColor="text1"/>
+          <w:sz w:val="22"/>
+          <w:szCs w:val="22"/>
+        </w:rPr>
+        <w:t>superlinear</w:t>
+      </w:r>
+      <w:proofErr w:type="spellEnd"/>
+      <w:r>
+        <w:rPr>
+          <w:color w:val="000000" w:themeColor="text1"/>
+          <w:sz w:val="22"/>
+          <w:szCs w:val="22"/>
+        </w:rPr>
+        <w:t xml:space="preserve"> speedups</w:t>
+      </w:r>
+      <w:r>
+        <w:rPr>
+          <w:color w:val="000000" w:themeColor="text1"/>
+          <w:sz w:val="22"/>
+          <w:szCs w:val="22"/>
+        </w:rPr>
+        <w:t xml:space="preserve"> (zero overhead time)</w:t>
+      </w:r>
+    </w:p>
+    <w:p>
+      <w:pPr>
+        <w:rPr>
+          <w:color w:val="000000" w:themeColor="text1"/>
+          <w:sz w:val="22"/>
+          <w:szCs w:val="22"/>
+        </w:rPr>
+      </w:pPr>
+    </w:p>
+    <w:p>
+      <w:pPr>
+        <w:rPr>
+          <w:color w:val="000000" w:themeColor="text1"/>
+          <w:sz w:val="22"/>
+          <w:szCs w:val="22"/>
+        </w:rPr>
+      </w:pPr>
+      <w:r>
+        <w:rPr>
+          <w:color w:val="000000" w:themeColor="text1"/>
+          <w:sz w:val="22"/>
+          <w:szCs w:val="22"/>
+        </w:rPr>
+        <w:t xml:space="preserve">the main idea is that we can achieve super linear parallelization but this comes from memory caches and less access to the main memory? and less </w:t>
+      </w:r>
+      <w:proofErr w:type="spellStart"/>
+      <w:r>
+        <w:rPr>
+          <w:color w:val="000000" w:themeColor="text1"/>
+          <w:sz w:val="22"/>
+          <w:szCs w:val="22"/>
+        </w:rPr>
+        <w:t>requirments</w:t>
+      </w:r>
+      <w:proofErr w:type="spellEnd"/>
+      <w:r>
+        <w:rPr>
+          <w:color w:val="000000" w:themeColor="text1"/>
+          <w:sz w:val="22"/>
+          <w:szCs w:val="22"/>
+        </w:rPr>
+        <w:t xml:space="preserve"> for I/O operations</w:t>
+      </w:r>
+    </w:p>
+    <w:p>
+      <w:pPr>
         <w:rPr>
           <w:b/>
           <w:bCs/>
           <w:color w:val="000000" w:themeColor="text1"/>
           <w:u w:val="single"/>
         </w:rPr>
-        <w:t>:</w:t>
-      </w:r>
-    </w:p>
-    <w:p>
-      <w:pPr>
-        <w:rPr>
-          <w:color w:val="000000" w:themeColor="text1"/>
-          <w:sz w:val="22"/>
-          <w:szCs w:val="22"/>
-        </w:rPr>
-      </w:pPr>
-      <w:r>
-        <w:rPr>
-          <w:color w:val="000000" w:themeColor="text1"/>
-          <w:sz w:val="22"/>
-          <w:szCs w:val="22"/>
-        </w:rPr>
-        <w:t xml:space="preserve">Both </w:t>
-      </w:r>
-      <w:proofErr w:type="gramStart"/>
-      <w:r>
-        <w:rPr>
-          <w:color w:val="000000" w:themeColor="text1"/>
-          <w:sz w:val="22"/>
-          <w:szCs w:val="22"/>
-        </w:rPr>
-        <w:t>Amdahl‘</w:t>
-      </w:r>
-      <w:proofErr w:type="gramEnd"/>
-      <w:r>
-        <w:rPr>
-          <w:color w:val="000000" w:themeColor="text1"/>
-          <w:sz w:val="22"/>
-          <w:szCs w:val="22"/>
-        </w:rPr>
-        <w:t xml:space="preserve">s and </w:t>
-      </w:r>
-      <w:proofErr w:type="gramStart"/>
-      <w:r>
-        <w:rPr>
-          <w:color w:val="000000" w:themeColor="text1"/>
-          <w:sz w:val="22"/>
-          <w:szCs w:val="22"/>
-        </w:rPr>
-        <w:t>Gustafson‘</w:t>
-      </w:r>
-      <w:proofErr w:type="gramEnd"/>
-      <w:r>
-        <w:rPr>
-          <w:color w:val="000000" w:themeColor="text1"/>
-          <w:sz w:val="22"/>
-          <w:szCs w:val="22"/>
-        </w:rPr>
-        <w:t xml:space="preserve">s law </w:t>
-      </w:r>
-      <w:proofErr w:type="gramStart"/>
-      <w:r>
-        <w:rPr>
-          <w:color w:val="000000" w:themeColor="text1"/>
-          <w:sz w:val="22"/>
-          <w:szCs w:val="22"/>
-        </w:rPr>
-        <w:t>prohibit</w:t>
-      </w:r>
-      <w:proofErr w:type="gramEnd"/>
-      <w:r>
-        <w:rPr>
-          <w:color w:val="000000" w:themeColor="text1"/>
-          <w:sz w:val="22"/>
-          <w:szCs w:val="22"/>
-        </w:rPr>
-        <w:t xml:space="preserve"> </w:t>
-      </w:r>
-      <w:proofErr w:type="spellStart"/>
-      <w:r>
-        <w:rPr>
-          <w:color w:val="000000" w:themeColor="text1"/>
-          <w:sz w:val="22"/>
-          <w:szCs w:val="22"/>
-        </w:rPr>
-        <w:t>superlinear</w:t>
-      </w:r>
-      <w:proofErr w:type="spellEnd"/>
-      <w:r>
-        <w:rPr>
-          <w:color w:val="000000" w:themeColor="text1"/>
-          <w:sz w:val="22"/>
-          <w:szCs w:val="22"/>
-        </w:rPr>
-        <w:t xml:space="preserve"> speedups</w:t>
-      </w:r>
-      <w:r>
-        <w:rPr>
-          <w:color w:val="000000" w:themeColor="text1"/>
-          <w:sz w:val="22"/>
-          <w:szCs w:val="22"/>
-        </w:rPr>
-        <w:t xml:space="preserve">; </w:t>
-      </w:r>
-      <w:r>
-        <w:rPr>
-          <w:color w:val="000000" w:themeColor="text1"/>
-          <w:sz w:val="22"/>
-          <w:szCs w:val="22"/>
-        </w:rPr>
-        <w:t xml:space="preserve">However, for problems that can be fully parallelized, we can sometimes measure </w:t>
-      </w:r>
-      <w:proofErr w:type="spellStart"/>
-      <w:r>
-        <w:rPr>
-          <w:color w:val="000000" w:themeColor="text1"/>
-          <w:sz w:val="22"/>
-          <w:szCs w:val="22"/>
-        </w:rPr>
-        <w:t>superlinear</w:t>
-      </w:r>
-      <w:proofErr w:type="spellEnd"/>
-      <w:r>
-        <w:rPr>
-          <w:color w:val="000000" w:themeColor="text1"/>
-          <w:sz w:val="22"/>
-          <w:szCs w:val="22"/>
-        </w:rPr>
-        <w:t xml:space="preserve"> speedups</w:t>
-      </w:r>
-      <w:r>
-        <w:rPr>
-          <w:color w:val="000000" w:themeColor="text1"/>
-          <w:sz w:val="22"/>
-          <w:szCs w:val="22"/>
-        </w:rPr>
-        <w:t xml:space="preserve"> (zero overhead time)</w:t>
-      </w:r>
-    </w:p>
-    <w:p>
-      <w:pPr>
-        <w:rPr>
-          <w:color w:val="000000" w:themeColor="text1"/>
-          <w:sz w:val="22"/>
-          <w:szCs w:val="22"/>
-        </w:rPr>
-      </w:pPr>
-    </w:p>
-    <w:p>
-      <w:pPr>
-        <w:rPr>
-          <w:color w:val="000000" w:themeColor="text1"/>
-          <w:sz w:val="22"/>
-          <w:szCs w:val="22"/>
-        </w:rPr>
-      </w:pPr>
-      <w:r>
-        <w:rPr>
-          <w:color w:val="000000" w:themeColor="text1"/>
-          <w:sz w:val="22"/>
-          <w:szCs w:val="22"/>
-        </w:rPr>
-        <w:t xml:space="preserve">the main idea is that we can achieve super linear parallelization but this comes from memory caches and less access to the main memory? and less </w:t>
-      </w:r>
-      <w:proofErr w:type="spellStart"/>
-      <w:r>
-        <w:rPr>
-          <w:color w:val="000000" w:themeColor="text1"/>
-          <w:sz w:val="22"/>
-          <w:szCs w:val="22"/>
-        </w:rPr>
-        <w:t>requirments</w:t>
-      </w:r>
-      <w:proofErr w:type="spellEnd"/>
-      <w:r>
-        <w:rPr>
-          <w:color w:val="000000" w:themeColor="text1"/>
-          <w:sz w:val="22"/>
-          <w:szCs w:val="22"/>
-        </w:rPr>
-        <w:t xml:space="preserve"> for I/O operations</w:t>
-      </w:r>
-    </w:p>
-    <w:p>
-      <w:pPr>
-        <w:rPr>
-          <w:b/>
-          <w:bCs/>
-          <w:color w:val="000000" w:themeColor="text1"/>
+      </w:pPr>
+      <w:r>
+        <w:rPr>
+          <w:b/>
+          <w:bCs/>
+          <w:color w:val="000000" w:themeColor="text1"/>
+          <w:highlight w:val="yellow"/>
           <w:u w:val="single"/>
         </w:rPr>
-      </w:pPr>
-      <w:r>
-        <w:rPr>
-          <w:b/>
-          <w:bCs/>
-          <w:color w:val="000000" w:themeColor="text1"/>
-          <w:u w:val="single"/>
-        </w:rPr>
-        <w:t>Parallelization Costs</w:t>
-      </w:r>
-      <w:r>
-        <w:rPr>
-          <w:b/>
-          <w:bCs/>
-          <w:color w:val="000000" w:themeColor="text1"/>
-          <w:u w:val="single"/>
-        </w:rPr>
-        <w:t xml:space="preserve"> Cp:</w:t>
+        <w:t>Parallelization Costs Cp:</w:t>
       </w:r>
     </w:p>
     <w:p>
@@ -5298,6 +5262,7 @@
           <w:color w:val="000000" w:themeColor="text1"/>
           <w:sz w:val="22"/>
           <w:szCs w:val="22"/>
+          <w:lang w:val="de-DE"/>
         </w:rPr>
       </w:pPr>
       <w:r>
@@ -5306,8 +5271,31 @@
           <w:color w:val="000000" w:themeColor="text1"/>
           <w:sz w:val="22"/>
           <w:szCs w:val="22"/>
-        </w:rPr>
-        <w:t>Parallel version: </w:t>
+          <w:lang w:val="de-DE"/>
+        </w:rPr>
+        <w:t xml:space="preserve">Parallel </w:t>
+      </w:r>
+      <w:proofErr w:type="spellStart"/>
+      <w:r>
+        <w:rPr>
+          <w:rFonts w:eastAsiaTheme="minorEastAsia"/>
+          <w:color w:val="000000" w:themeColor="text1"/>
+          <w:sz w:val="22"/>
+          <w:szCs w:val="22"/>
+          <w:lang w:val="de-DE"/>
+        </w:rPr>
+        <w:t>version</w:t>
+      </w:r>
+      <w:proofErr w:type="spellEnd"/>
+      <w:r>
+        <w:rPr>
+          <w:rFonts w:eastAsiaTheme="minorEastAsia"/>
+          <w:color w:val="000000" w:themeColor="text1"/>
+          <w:sz w:val="22"/>
+          <w:szCs w:val="22"/>
+          <w:lang w:val="de-DE"/>
+        </w:rPr>
+        <w:t>: </w:t>
       </w:r>
       <m:oMath>
         <m:sSub>
@@ -5339,6 +5327,7 @@
                 <w:color w:val="000000" w:themeColor="text1"/>
                 <w:sz w:val="22"/>
                 <w:szCs w:val="22"/>
+                <w:lang w:val="de-DE"/>
               </w:rPr>
               <m:t>2</m:t>
             </m:r>
@@ -5350,6 +5339,7 @@
             <w:color w:val="000000" w:themeColor="text1"/>
             <w:sz w:val="22"/>
             <w:szCs w:val="22"/>
+            <w:lang w:val="de-DE"/>
           </w:rPr>
           <m:t>=50</m:t>
         </m:r>
@@ -5360,6 +5350,7 @@
           <w:color w:val="000000" w:themeColor="text1"/>
           <w:sz w:val="22"/>
           <w:szCs w:val="22"/>
+          <w:lang w:val="de-DE"/>
         </w:rPr>
         <w:t> ms, </w:t>
       </w:r>
@@ -5371,7 +5362,17 @@
             <w:sz w:val="22"/>
             <w:szCs w:val="22"/>
           </w:rPr>
-          <m:t>p=2</m:t>
+          <m:t>p</m:t>
+        </m:r>
+        <m:r>
+          <w:rPr>
+            <w:rFonts w:ascii="Cambria Math" w:eastAsiaTheme="minorEastAsia" w:hAnsi="Cambria Math"/>
+            <w:color w:val="000000" w:themeColor="text1"/>
+            <w:sz w:val="22"/>
+            <w:szCs w:val="22"/>
+            <w:lang w:val="de-DE"/>
+          </w:rPr>
+          <m:t>=2</m:t>
         </m:r>
       </m:oMath>
     </w:p>
@@ -5534,15 +5535,608 @@
           <w:color w:val="000000" w:themeColor="text1"/>
           <w:u w:val="single"/>
         </w:rPr>
-        <w:t>Efficiency</w:t>
-      </w:r>
-      <w:r>
+        <w:t>Efficiency:</w:t>
+      </w:r>
+    </w:p>
+    <w:p>
+      <w:pPr>
+        <w:rPr>
+          <w:color w:val="000000" w:themeColor="text1"/>
+          <w:sz w:val="22"/>
+          <w:szCs w:val="22"/>
+        </w:rPr>
+      </w:pPr>
+      <w:r>
+        <w:rPr>
+          <w:color w:val="000000" w:themeColor="text1"/>
+          <w:sz w:val="22"/>
+          <w:szCs w:val="22"/>
+        </w:rPr>
+        <w:t xml:space="preserve"> The efficiency quantifies how efficient processors are used for the parallel program</w:t>
+      </w:r>
+      <w:r>
+        <w:rPr>
+          <w:color w:val="000000" w:themeColor="text1"/>
+          <w:sz w:val="22"/>
+          <w:szCs w:val="22"/>
+        </w:rPr>
+        <w:t xml:space="preserve"> Ep(n)</w:t>
+      </w:r>
+    </w:p>
+    <w:p>
+      <w:pPr>
+        <w:rPr>
+          <w:color w:val="000000" w:themeColor="text1"/>
+          <w:sz w:val="22"/>
+          <w:szCs w:val="22"/>
+        </w:rPr>
+      </w:pPr>
+      <w:r>
+        <w:rPr>
+          <w:color w:val="000000" w:themeColor="text1"/>
+          <w:sz w:val="22"/>
+          <w:szCs w:val="22"/>
+        </w:rPr>
+        <w:t>The efficiency equation is on page 30</w:t>
+      </w:r>
+    </w:p>
+    <w:p>
+      <w:pPr>
+        <w:rPr>
+          <w:color w:val="000000" w:themeColor="text1"/>
+          <w:sz w:val="22"/>
+          <w:szCs w:val="22"/>
+        </w:rPr>
+      </w:pPr>
+      <w:r>
+        <w:rPr>
+          <w:color w:val="000000" w:themeColor="text1"/>
+          <w:sz w:val="22"/>
+          <w:szCs w:val="22"/>
+        </w:rPr>
+        <w:t>It can also be calculated as runtime of the sequential program over the cost</w:t>
+      </w:r>
+    </w:p>
+    <w:p>
+      <w:pPr>
+        <w:rPr>
+          <w:color w:val="000000" w:themeColor="text1"/>
+          <w:sz w:val="22"/>
+          <w:szCs w:val="22"/>
+        </w:rPr>
+      </w:pPr>
+      <w:r>
+        <w:rPr>
+          <w:color w:val="000000" w:themeColor="text1"/>
+          <w:sz w:val="22"/>
+          <w:szCs w:val="22"/>
+        </w:rPr>
+        <w:t xml:space="preserve">Less than 1: The parallel program is sub-optimal in terms of its costs (often the case in reality) </w:t>
+      </w:r>
+      <w:r>
+        <w:rPr>
+          <w:color w:val="000000" w:themeColor="text1"/>
+          <w:sz w:val="22"/>
+          <w:szCs w:val="22"/>
+        </w:rPr>
+        <w:t>-&gt; meaning we are wasting resources</w:t>
+      </w:r>
+    </w:p>
+    <w:p>
+      <w:pPr>
+        <w:rPr>
+          <w:color w:val="000000" w:themeColor="text1"/>
+          <w:sz w:val="22"/>
+          <w:szCs w:val="22"/>
+        </w:rPr>
+      </w:pPr>
+      <w:r>
+        <w:rPr>
+          <w:color w:val="000000" w:themeColor="text1"/>
+          <w:sz w:val="22"/>
+          <w:szCs w:val="22"/>
+        </w:rPr>
+        <w:t xml:space="preserve">Equal to 1: The parallel program is cost-optimal </w:t>
+      </w:r>
+    </w:p>
+    <w:p>
+      <w:pPr>
+        <w:rPr>
+          <w:color w:val="000000" w:themeColor="text1"/>
+          <w:sz w:val="22"/>
+          <w:szCs w:val="22"/>
+        </w:rPr>
+      </w:pPr>
+      <w:r>
+        <w:rPr>
+          <w:color w:val="000000" w:themeColor="text1"/>
+          <w:sz w:val="22"/>
+          <w:szCs w:val="22"/>
+        </w:rPr>
+        <w:lastRenderedPageBreak/>
+        <w:t xml:space="preserve">Greater than 1: We have a </w:t>
+      </w:r>
+      <w:proofErr w:type="spellStart"/>
+      <w:r>
+        <w:rPr>
+          <w:color w:val="000000" w:themeColor="text1"/>
+          <w:sz w:val="22"/>
+          <w:szCs w:val="22"/>
+        </w:rPr>
+        <w:t>superlinear</w:t>
+      </w:r>
+      <w:proofErr w:type="spellEnd"/>
+      <w:r>
+        <w:rPr>
+          <w:color w:val="000000" w:themeColor="text1"/>
+          <w:sz w:val="22"/>
+          <w:szCs w:val="22"/>
+        </w:rPr>
+        <w:t xml:space="preserve"> speedup. The parallel program needs less operations in total than the sequential program</w:t>
+      </w:r>
+    </w:p>
+    <w:p>
+      <w:pPr>
         <w:rPr>
           <w:b/>
           <w:bCs/>
           <w:color w:val="000000" w:themeColor="text1"/>
           <w:u w:val="single"/>
         </w:rPr>
+      </w:pPr>
+      <w:r>
+        <w:rPr>
+          <w:b/>
+          <w:bCs/>
+          <w:color w:val="000000" w:themeColor="text1"/>
+          <w:u w:val="single"/>
+        </w:rPr>
+        <w:t>How to make</w:t>
+      </w:r>
+      <w:r>
+        <w:rPr>
+          <w:b/>
+          <w:bCs/>
+          <w:color w:val="000000" w:themeColor="text1"/>
+          <w:u w:val="single"/>
+        </w:rPr>
+        <w:t xml:space="preserve"> </w:t>
+      </w:r>
+      <w:r>
+        <w:rPr>
+          <w:b/>
+          <w:bCs/>
+          <w:color w:val="000000" w:themeColor="text1"/>
+          <w:u w:val="single"/>
+        </w:rPr>
+        <w:t xml:space="preserve">a program </w:t>
+      </w:r>
+      <w:proofErr w:type="gramStart"/>
+      <w:r>
+        <w:rPr>
+          <w:b/>
+          <w:bCs/>
+          <w:color w:val="000000" w:themeColor="text1"/>
+          <w:u w:val="single"/>
+        </w:rPr>
+        <w:t>parallel?:</w:t>
+      </w:r>
+      <w:proofErr w:type="gramEnd"/>
+    </w:p>
+    <w:p>
+      <w:pPr>
+        <w:rPr>
+          <w:color w:val="000000" w:themeColor="text1"/>
+          <w:sz w:val="22"/>
+          <w:szCs w:val="22"/>
+        </w:rPr>
+      </w:pPr>
+      <w:r>
+        <w:rPr>
+          <w:color w:val="000000" w:themeColor="text1"/>
+          <w:sz w:val="22"/>
+          <w:szCs w:val="22"/>
+        </w:rPr>
+        <w:t>Some problems are naturally "split-friendly" – you can break them into completely independent chunks that don't need to talk to each other. These are called </w:t>
+      </w:r>
+      <w:r>
+        <w:rPr>
+          <w:b/>
+          <w:bCs/>
+          <w:color w:val="000000" w:themeColor="text1"/>
+          <w:sz w:val="22"/>
+          <w:szCs w:val="22"/>
+        </w:rPr>
+        <w:t>embarrassingly parallel</w:t>
+      </w:r>
+      <w:r>
+        <w:rPr>
+          <w:color w:val="000000" w:themeColor="text1"/>
+          <w:sz w:val="22"/>
+          <w:szCs w:val="22"/>
+        </w:rPr>
+        <w:t> problems.</w:t>
+      </w:r>
+    </w:p>
+    <w:p>
+      <w:pPr>
+        <w:rPr>
+          <w:color w:val="000000" w:themeColor="text1"/>
+          <w:sz w:val="22"/>
+          <w:szCs w:val="22"/>
+        </w:rPr>
+      </w:pPr>
+      <w:r>
+        <w:rPr>
+          <w:b/>
+          <w:bCs/>
+          <w:color w:val="000000" w:themeColor="text1"/>
+          <w:sz w:val="22"/>
+          <w:szCs w:val="22"/>
+        </w:rPr>
+        <w:t>Simple test:</w:t>
+      </w:r>
+      <w:r>
+        <w:rPr>
+          <w:color w:val="000000" w:themeColor="text1"/>
+          <w:sz w:val="22"/>
+          <w:szCs w:val="22"/>
+        </w:rPr>
+        <w:t> Can each piece of work be done alone without waiting for others? If yes, it's inherently parallel.</w:t>
+      </w:r>
+    </w:p>
+    <w:p>
+      <w:pPr>
+        <w:rPr>
+          <w:color w:val="000000" w:themeColor="text1"/>
+          <w:sz w:val="22"/>
+          <w:szCs w:val="22"/>
+        </w:rPr>
+      </w:pPr>
+      <w:r>
+        <w:rPr>
+          <w:color w:val="000000" w:themeColor="text1"/>
+          <w:sz w:val="22"/>
+          <w:szCs w:val="22"/>
+        </w:rPr>
+        <w:t>Examples</w:t>
+      </w:r>
+      <w:r>
+        <w:rPr>
+          <w:color w:val="000000" w:themeColor="text1"/>
+          <w:sz w:val="22"/>
+          <w:szCs w:val="22"/>
+        </w:rPr>
+        <w:t xml:space="preserve"> from the slides: </w:t>
+      </w:r>
+      <w:r>
+        <w:rPr>
+          <w:color w:val="000000" w:themeColor="text1"/>
+          <w:sz w:val="22"/>
+          <w:szCs w:val="22"/>
+        </w:rPr>
+        <w:t xml:space="preserve"> </w:t>
+      </w:r>
+    </w:p>
+    <w:p>
+      <w:pPr>
+        <w:rPr>
+          <w:b/>
+          <w:bCs/>
+          <w:color w:val="000000" w:themeColor="text1"/>
+          <w:sz w:val="22"/>
+          <w:szCs w:val="22"/>
+        </w:rPr>
+      </w:pPr>
+      <w:r>
+        <w:rPr>
+          <w:b/>
+          <w:bCs/>
+          <w:color w:val="000000" w:themeColor="text1"/>
+          <w:sz w:val="22"/>
+          <w:szCs w:val="22"/>
+        </w:rPr>
+        <w:t>Image filtering:</w:t>
+      </w:r>
+    </w:p>
+    <w:p>
+      <w:pPr>
+        <w:rPr>
+          <w:color w:val="000000" w:themeColor="text1"/>
+          <w:sz w:val="22"/>
+          <w:szCs w:val="22"/>
+        </w:rPr>
+      </w:pPr>
+      <w:r>
+        <w:rPr>
+          <w:color w:val="000000" w:themeColor="text1"/>
+          <w:sz w:val="22"/>
+          <w:szCs w:val="22"/>
+        </w:rPr>
+        <w:t>▪ Task: Find all images from a set showing a specific person ▪ Each image can be processed in parallel</w:t>
+      </w:r>
+    </w:p>
+    <w:p>
+      <w:pPr>
+        <w:rPr>
+          <w:b/>
+          <w:bCs/>
+          <w:color w:val="000000" w:themeColor="text1"/>
+          <w:sz w:val="22"/>
+          <w:szCs w:val="22"/>
+        </w:rPr>
+      </w:pPr>
+      <w:r>
+        <w:rPr>
+          <w:b/>
+          <w:bCs/>
+          <w:color w:val="000000" w:themeColor="text1"/>
+          <w:sz w:val="22"/>
+          <w:szCs w:val="22"/>
+        </w:rPr>
+        <w:t xml:space="preserve"> Word counting </w:t>
+      </w:r>
+    </w:p>
+    <w:p>
+      <w:pPr>
+        <w:rPr>
+          <w:color w:val="000000" w:themeColor="text1"/>
+          <w:sz w:val="22"/>
+          <w:szCs w:val="22"/>
+        </w:rPr>
+      </w:pPr>
+      <w:r>
+        <w:rPr>
+          <w:color w:val="000000" w:themeColor="text1"/>
+          <w:sz w:val="22"/>
+          <w:szCs w:val="22"/>
+        </w:rPr>
+        <w:t xml:space="preserve">▪ Task: Get the number of words in one or multiple files ▪ Each file can be processed in parallel ▪ </w:t>
+      </w:r>
+    </w:p>
+    <w:p>
+      <w:pPr>
+        <w:rPr>
+          <w:color w:val="000000" w:themeColor="text1"/>
+          <w:sz w:val="22"/>
+          <w:szCs w:val="22"/>
+        </w:rPr>
+      </w:pPr>
+      <w:r>
+        <w:rPr>
+          <w:b/>
+          <w:bCs/>
+          <w:color w:val="000000" w:themeColor="text1"/>
+          <w:sz w:val="22"/>
+          <w:szCs w:val="22"/>
+        </w:rPr>
+        <w:t>Hacking</w:t>
+      </w:r>
+      <w:r>
+        <w:rPr>
+          <w:color w:val="000000" w:themeColor="text1"/>
+          <w:sz w:val="22"/>
+          <w:szCs w:val="22"/>
+        </w:rPr>
+        <w:t xml:space="preserve"> ▪ Task: Search for passwords/PINs ▪ Every possible password/PIN can be evaluated independently</w:t>
+      </w:r>
+    </w:p>
+    <w:p>
+      <w:pPr>
+        <w:rPr>
+          <w:color w:val="000000" w:themeColor="text1"/>
+          <w:sz w:val="22"/>
+          <w:szCs w:val="22"/>
+        </w:rPr>
+      </w:pPr>
+      <w:r>
+        <w:rPr>
+          <w:b/>
+          <w:bCs/>
+          <w:color w:val="000000" w:themeColor="text1"/>
+          <w:sz w:val="22"/>
+          <w:szCs w:val="22"/>
+        </w:rPr>
+        <w:t>Some inherent sequential problems include:</w:t>
+      </w:r>
+      <w:r>
+        <w:rPr>
+          <w:color w:val="000000" w:themeColor="text1"/>
+          <w:sz w:val="22"/>
+          <w:szCs w:val="22"/>
+        </w:rPr>
+        <w:t xml:space="preserve"> </w:t>
+      </w:r>
+    </w:p>
+    <w:p>
+      <w:pPr>
+        <w:rPr>
+          <w:color w:val="000000" w:themeColor="text1"/>
+          <w:sz w:val="22"/>
+          <w:szCs w:val="22"/>
+        </w:rPr>
+      </w:pPr>
+      <w:r>
+        <w:rPr>
+          <w:color w:val="000000" w:themeColor="text1"/>
+          <w:sz w:val="22"/>
+          <w:szCs w:val="22"/>
+        </w:rPr>
+        <w:t>▪ Serial database transactions with strong consistency constraints ▪ Calculation of Fibonacci numbers ▪ Linked list traversal</w:t>
+      </w:r>
+    </w:p>
+    <w:p>
+      <w:pPr>
+        <w:rPr>
+          <w:color w:val="000000" w:themeColor="text1"/>
+          <w:sz w:val="22"/>
+          <w:szCs w:val="22"/>
+        </w:rPr>
+      </w:pPr>
+    </w:p>
+    <w:p>
+      <w:pPr>
+        <w:rPr>
+          <w:b/>
+          <w:bCs/>
+          <w:color w:val="000000" w:themeColor="text1"/>
+          <w:u w:val="single"/>
+        </w:rPr>
+      </w:pPr>
+      <w:r>
+        <w:rPr>
+          <w:b/>
+          <w:bCs/>
+          <w:color w:val="000000" w:themeColor="text1"/>
+          <w:highlight w:val="yellow"/>
+          <w:u w:val="single"/>
+        </w:rPr>
+        <w:t>Divide and Conquer:</w:t>
+      </w:r>
+    </w:p>
+    <w:p>
+      <w:pPr>
+        <w:rPr>
+          <w:color w:val="000000" w:themeColor="text1"/>
+          <w:sz w:val="22"/>
+          <w:szCs w:val="22"/>
+        </w:rPr>
+      </w:pPr>
+      <w:r>
+        <w:rPr>
+          <w:color w:val="000000" w:themeColor="text1"/>
+          <w:sz w:val="22"/>
+          <w:szCs w:val="22"/>
+        </w:rPr>
+        <w:t>Divide and conquer is the most famous general approach to explore parallelism for a problem</w:t>
+      </w:r>
+    </w:p>
+    <w:p>
+      <w:pPr>
+        <w:rPr>
+          <w:color w:val="000000" w:themeColor="text1"/>
+          <w:sz w:val="22"/>
+          <w:szCs w:val="22"/>
+        </w:rPr>
+      </w:pPr>
+      <w:r>
+        <w:rPr>
+          <w:color w:val="000000" w:themeColor="text1"/>
+          <w:sz w:val="22"/>
+          <w:szCs w:val="22"/>
+        </w:rPr>
+        <w:t>Example find the tallest person in a group:</w:t>
+      </w:r>
+    </w:p>
+    <w:p>
+      <w:pPr>
+        <w:rPr>
+          <w:color w:val="000000" w:themeColor="text1"/>
+          <w:sz w:val="22"/>
+          <w:szCs w:val="22"/>
+        </w:rPr>
+      </w:pPr>
+      <w:r>
+        <w:rPr>
+          <w:color w:val="000000" w:themeColor="text1"/>
+          <w:sz w:val="22"/>
+          <w:szCs w:val="22"/>
+        </w:rPr>
+        <w:t>Divide and conquer approach; first split the people into multiple groups then find the tallest in each group then compare the tallest from each group</w:t>
+      </w:r>
+    </w:p>
+    <w:p>
+      <w:pPr>
+        <w:rPr>
+          <w:color w:val="000000" w:themeColor="text1"/>
+          <w:sz w:val="22"/>
+          <w:szCs w:val="22"/>
+        </w:rPr>
+      </w:pPr>
+      <w:r>
+        <w:rPr>
+          <w:color w:val="000000" w:themeColor="text1"/>
+          <w:sz w:val="22"/>
+          <w:szCs w:val="22"/>
+        </w:rPr>
+        <w:t>Find the maximum in a large array</w:t>
+      </w:r>
+      <w:r>
+        <w:rPr>
+          <w:color w:val="000000" w:themeColor="text1"/>
+          <w:sz w:val="22"/>
+          <w:szCs w:val="22"/>
+        </w:rPr>
+        <w:t xml:space="preserve">; the usage of binary search and merge sort, we divide the array into left and right </w:t>
+      </w:r>
+      <w:r>
+        <w:rPr>
+          <w:color w:val="000000" w:themeColor="text1"/>
+          <w:sz w:val="22"/>
+          <w:szCs w:val="22"/>
+        </w:rPr>
+        <w:t xml:space="preserve">Find maximum of left and right half in parallel </w:t>
+      </w:r>
+      <w:r>
+        <w:rPr>
+          <w:color w:val="000000" w:themeColor="text1"/>
+          <w:sz w:val="22"/>
+          <w:szCs w:val="22"/>
+        </w:rPr>
+        <w:t>then</w:t>
+      </w:r>
+      <w:r>
+        <w:rPr>
+          <w:color w:val="000000" w:themeColor="text1"/>
+          <w:sz w:val="22"/>
+          <w:szCs w:val="22"/>
+        </w:rPr>
+        <w:t xml:space="preserve"> Compare left and right maximum to get global maximum</w:t>
+      </w:r>
+    </w:p>
+    <w:p>
+      <w:pPr>
+        <w:rPr>
+          <w:color w:val="000000" w:themeColor="text1"/>
+          <w:sz w:val="22"/>
+          <w:szCs w:val="22"/>
+        </w:rPr>
+      </w:pPr>
+    </w:p>
+    <w:p>
+      <w:pPr>
+        <w:rPr>
+          <w:b/>
+          <w:bCs/>
+          <w:color w:val="000000" w:themeColor="text1"/>
+          <w:u w:val="single"/>
+        </w:rPr>
+      </w:pPr>
+      <w:r>
+        <w:rPr>
+          <w:b/>
+          <w:bCs/>
+          <w:color w:val="000000" w:themeColor="text1"/>
+          <w:u w:val="single"/>
+        </w:rPr>
+        <w:t>Data Parallelism</w:t>
+      </w:r>
+      <w:r>
+        <w:rPr>
+          <w:b/>
+          <w:bCs/>
+          <w:color w:val="000000" w:themeColor="text1"/>
+          <w:u w:val="single"/>
+        </w:rPr>
+        <w:t xml:space="preserve"> aka domain decomposition</w:t>
+      </w:r>
+      <w:r>
+        <w:rPr>
+          <w:b/>
+          <w:bCs/>
+          <w:color w:val="000000" w:themeColor="text1"/>
+          <w:u w:val="single"/>
+        </w:rPr>
         <w:t>:</w:t>
       </w:r>
     </w:p>
@@ -5560,127 +6154,115 @@
           <w:sz w:val="22"/>
           <w:szCs w:val="22"/>
         </w:rPr>
-        <w:t xml:space="preserve"> The efficiency quantifies how efficient processors are used for the parallel program</w:t>
-      </w:r>
-      <w:r>
-        <w:rPr>
-          <w:color w:val="000000" w:themeColor="text1"/>
-          <w:sz w:val="22"/>
-          <w:szCs w:val="22"/>
-        </w:rPr>
-        <w:t xml:space="preserve"> Ep(n)</w:t>
-      </w:r>
-    </w:p>
-    <w:p>
-      <w:pPr>
-        <w:rPr>
-          <w:color w:val="000000" w:themeColor="text1"/>
-          <w:sz w:val="22"/>
-          <w:szCs w:val="22"/>
-        </w:rPr>
-      </w:pPr>
-      <w:r>
-        <w:rPr>
-          <w:color w:val="000000" w:themeColor="text1"/>
-          <w:sz w:val="22"/>
-          <w:szCs w:val="22"/>
-        </w:rPr>
-        <w:t>The efficiency equation is on page 30</w:t>
-      </w:r>
-    </w:p>
-    <w:p>
-      <w:pPr>
-        <w:rPr>
-          <w:color w:val="000000" w:themeColor="text1"/>
-          <w:sz w:val="22"/>
-          <w:szCs w:val="22"/>
-        </w:rPr>
-      </w:pPr>
-      <w:r>
-        <w:rPr>
-          <w:color w:val="000000" w:themeColor="text1"/>
-          <w:sz w:val="22"/>
-          <w:szCs w:val="22"/>
-        </w:rPr>
-        <w:t>It can also be calculated as runtime of the sequential program over the cost</w:t>
-      </w:r>
-    </w:p>
-    <w:p>
-      <w:pPr>
-        <w:rPr>
-          <w:color w:val="000000" w:themeColor="text1"/>
-          <w:sz w:val="22"/>
-          <w:szCs w:val="22"/>
-        </w:rPr>
-      </w:pPr>
-      <w:r>
-        <w:rPr>
-          <w:color w:val="000000" w:themeColor="text1"/>
-          <w:sz w:val="22"/>
-          <w:szCs w:val="22"/>
-        </w:rPr>
-        <w:t xml:space="preserve">Less than 1: The parallel program is sub-optimal in terms of its costs (often the case in reality) </w:t>
-      </w:r>
-      <w:r>
-        <w:rPr>
-          <w:color w:val="000000" w:themeColor="text1"/>
-          <w:sz w:val="22"/>
-          <w:szCs w:val="22"/>
-        </w:rPr>
-        <w:t>-&gt; meaning we are wasting resources</w:t>
-      </w:r>
-    </w:p>
-    <w:p>
-      <w:pPr>
-        <w:rPr>
-          <w:color w:val="000000" w:themeColor="text1"/>
-          <w:sz w:val="22"/>
-          <w:szCs w:val="22"/>
-        </w:rPr>
-      </w:pPr>
-      <w:r>
-        <w:rPr>
-          <w:color w:val="000000" w:themeColor="text1"/>
-          <w:sz w:val="22"/>
-          <w:szCs w:val="22"/>
-        </w:rPr>
-        <w:t xml:space="preserve">Equal to 1: The parallel program is cost-optimal </w:t>
-      </w:r>
-    </w:p>
-    <w:p>
-      <w:pPr>
-        <w:rPr>
-          <w:color w:val="000000" w:themeColor="text1"/>
-          <w:sz w:val="22"/>
-          <w:szCs w:val="22"/>
-        </w:rPr>
-      </w:pPr>
-      <w:r>
-        <w:rPr>
-          <w:color w:val="000000" w:themeColor="text1"/>
-          <w:sz w:val="22"/>
-          <w:szCs w:val="22"/>
-        </w:rPr>
-        <w:t xml:space="preserve">Greater than 1: We have a </w:t>
-      </w:r>
-      <w:proofErr w:type="spellStart"/>
-      <w:r>
-        <w:rPr>
-          <w:color w:val="000000" w:themeColor="text1"/>
-          <w:sz w:val="22"/>
-          <w:szCs w:val="22"/>
-        </w:rPr>
-        <w:t>superlinear</w:t>
-      </w:r>
-      <w:proofErr w:type="spellEnd"/>
-      <w:r>
-        <w:rPr>
-          <w:color w:val="000000" w:themeColor="text1"/>
-          <w:sz w:val="22"/>
-          <w:szCs w:val="22"/>
-        </w:rPr>
-        <w:t xml:space="preserve"> speedup. The parallel program needs less operations in total than the sequential program</w:t>
-      </w:r>
+        <w:lastRenderedPageBreak/>
+        <w:t>You have one simple task (like "add 1 to every number")</w:t>
+      </w:r>
+      <w:r>
+        <w:rPr>
+          <w:color w:val="000000" w:themeColor="text1"/>
+          <w:sz w:val="22"/>
+          <w:szCs w:val="22"/>
+        </w:rPr>
+        <w:t xml:space="preserve"> </w:t>
+      </w:r>
+      <w:r>
+        <w:rPr>
+          <w:color w:val="000000" w:themeColor="text1"/>
+          <w:sz w:val="22"/>
+          <w:szCs w:val="22"/>
+        </w:rPr>
+        <w:t>and a big pile of data (like an array). You split the data into chunks, give each chunk to a different worker, and they all do the exact same operation simultaneously.</w:t>
+      </w:r>
+    </w:p>
+    <w:p>
+      <w:pPr>
+        <w:rPr>
+          <w:color w:val="000000" w:themeColor="text1"/>
+          <w:sz w:val="22"/>
+          <w:szCs w:val="22"/>
+        </w:rPr>
+      </w:pPr>
+      <w:r>
+        <w:rPr>
+          <w:b/>
+          <w:bCs/>
+          <w:color w:val="000000" w:themeColor="text1"/>
+          <w:sz w:val="22"/>
+          <w:szCs w:val="22"/>
+        </w:rPr>
+        <w:t>Simple example:</w:t>
+      </w:r>
+      <w:r>
+        <w:rPr>
+          <w:color w:val="000000" w:themeColor="text1"/>
+          <w:sz w:val="22"/>
+          <w:szCs w:val="22"/>
+        </w:rPr>
+        <w:t> Increment every element in an array of 1,000 numbers. Give first 250 numbers to Worker 1, next 250 to Worker 2, etc. Each worker adds 1 to its own numbers at the same time.</w:t>
+      </w:r>
+    </w:p>
+    <w:p>
+      <w:pPr>
+        <w:rPr>
+          <w:color w:val="000000" w:themeColor="text1"/>
+          <w:sz w:val="22"/>
+          <w:szCs w:val="22"/>
+        </w:rPr>
+      </w:pPr>
+      <w:r>
+        <w:rPr>
+          <w:b/>
+          <w:bCs/>
+          <w:color w:val="000000" w:themeColor="text1"/>
+          <w:sz w:val="22"/>
+          <w:szCs w:val="22"/>
+        </w:rPr>
+        <w:t>Master-worker scheme:</w:t>
+      </w:r>
+      <w:r>
+        <w:rPr>
+          <w:color w:val="000000" w:themeColor="text1"/>
+          <w:sz w:val="22"/>
+          <w:szCs w:val="22"/>
+        </w:rPr>
+        <w:t> The Master hands out data chunks to Workers, then collects the results.</w:t>
+      </w:r>
+    </w:p>
+    <w:p>
+      <w:pPr>
+        <w:rPr>
+          <w:color w:val="000000" w:themeColor="text1"/>
+          <w:sz w:val="22"/>
+          <w:szCs w:val="22"/>
+        </w:rPr>
+      </w:pPr>
+      <w:r>
+        <w:rPr>
+          <w:b/>
+          <w:bCs/>
+          <w:color w:val="000000" w:themeColor="text1"/>
+          <w:sz w:val="22"/>
+          <w:szCs w:val="22"/>
+        </w:rPr>
+        <w:t>One sentence:</w:t>
+      </w:r>
+      <w:r>
+        <w:rPr>
+          <w:color w:val="000000" w:themeColor="text1"/>
+          <w:sz w:val="22"/>
+          <w:szCs w:val="22"/>
+        </w:rPr>
+        <w:t> Data parallelism = split the data, do the same thing everywhere at once.</w:t>
+      </w:r>
+    </w:p>
+    <w:p>
+      <w:pPr>
+        <w:rPr>
+          <w:color w:val="000000" w:themeColor="text1"/>
+          <w:sz w:val="22"/>
+          <w:szCs w:val="22"/>
+        </w:rPr>
+      </w:pPr>
     </w:p>
     <w:p>
       <w:pPr>
@@ -5698,643 +6280,7 @@
           <w:color w:val="000000" w:themeColor="text1"/>
           <w:u w:val="single"/>
         </w:rPr>
-        <w:lastRenderedPageBreak/>
-        <w:t>How to make</w:t>
-      </w:r>
-      <w:r>
-        <w:rPr>
-          <w:b/>
-          <w:bCs/>
-          <w:color w:val="000000" w:themeColor="text1"/>
-          <w:u w:val="single"/>
-        </w:rPr>
-        <w:t xml:space="preserve"> </w:t>
-      </w:r>
-      <w:r>
-        <w:rPr>
-          <w:b/>
-          <w:bCs/>
-          <w:color w:val="000000" w:themeColor="text1"/>
-          <w:u w:val="single"/>
-        </w:rPr>
-        <w:t xml:space="preserve">a program </w:t>
-      </w:r>
-      <w:proofErr w:type="gramStart"/>
-      <w:r>
-        <w:rPr>
-          <w:b/>
-          <w:bCs/>
-          <w:color w:val="000000" w:themeColor="text1"/>
-          <w:u w:val="single"/>
-        </w:rPr>
-        <w:t>parallel?</w:t>
-      </w:r>
-      <w:r>
-        <w:rPr>
-          <w:b/>
-          <w:bCs/>
-          <w:color w:val="000000" w:themeColor="text1"/>
-          <w:u w:val="single"/>
-        </w:rPr>
-        <w:t>:</w:t>
-      </w:r>
-      <w:proofErr w:type="gramEnd"/>
-    </w:p>
-    <w:p>
-      <w:pPr>
-        <w:rPr>
-          <w:color w:val="000000" w:themeColor="text1"/>
-          <w:sz w:val="22"/>
-          <w:szCs w:val="22"/>
-        </w:rPr>
-      </w:pPr>
-      <w:r>
-        <w:rPr>
-          <w:color w:val="000000" w:themeColor="text1"/>
-          <w:sz w:val="22"/>
-          <w:szCs w:val="22"/>
-        </w:rPr>
-        <w:t>Some problems are naturally "split-friendly" – you can break them into completely independent chunks that don't need to talk to each other. These are called </w:t>
-      </w:r>
-      <w:r>
-        <w:rPr>
-          <w:b/>
-          <w:bCs/>
-          <w:color w:val="000000" w:themeColor="text1"/>
-          <w:sz w:val="22"/>
-          <w:szCs w:val="22"/>
-        </w:rPr>
-        <w:t>embarrassingly parallel</w:t>
-      </w:r>
-      <w:r>
-        <w:rPr>
-          <w:color w:val="000000" w:themeColor="text1"/>
-          <w:sz w:val="22"/>
-          <w:szCs w:val="22"/>
-        </w:rPr>
-        <w:t> problems.</w:t>
-      </w:r>
-    </w:p>
-    <w:p>
-      <w:pPr>
-        <w:rPr>
-          <w:color w:val="000000" w:themeColor="text1"/>
-          <w:sz w:val="22"/>
-          <w:szCs w:val="22"/>
-        </w:rPr>
-      </w:pPr>
-      <w:r>
-        <w:rPr>
-          <w:b/>
-          <w:bCs/>
-          <w:color w:val="000000" w:themeColor="text1"/>
-          <w:sz w:val="22"/>
-          <w:szCs w:val="22"/>
-        </w:rPr>
-        <w:t>Simple test:</w:t>
-      </w:r>
-      <w:r>
-        <w:rPr>
-          <w:color w:val="000000" w:themeColor="text1"/>
-          <w:sz w:val="22"/>
-          <w:szCs w:val="22"/>
-        </w:rPr>
-        <w:t> Can each piece of work be done alone without waiting for others? If yes, it's inherently parallel.</w:t>
-      </w:r>
-    </w:p>
-    <w:p>
-      <w:pPr>
-        <w:rPr>
-          <w:color w:val="000000" w:themeColor="text1"/>
-          <w:sz w:val="22"/>
-          <w:szCs w:val="22"/>
-        </w:rPr>
-      </w:pPr>
-      <w:r>
-        <w:rPr>
-          <w:color w:val="000000" w:themeColor="text1"/>
-          <w:sz w:val="22"/>
-          <w:szCs w:val="22"/>
-        </w:rPr>
-        <w:t>Examples</w:t>
-      </w:r>
-      <w:r>
-        <w:rPr>
-          <w:color w:val="000000" w:themeColor="text1"/>
-          <w:sz w:val="22"/>
-          <w:szCs w:val="22"/>
-        </w:rPr>
-        <w:t xml:space="preserve"> from the slides: </w:t>
-      </w:r>
-      <w:r>
-        <w:rPr>
-          <w:color w:val="000000" w:themeColor="text1"/>
-          <w:sz w:val="22"/>
-          <w:szCs w:val="22"/>
-        </w:rPr>
-        <w:t xml:space="preserve"> </w:t>
-      </w:r>
-    </w:p>
-    <w:p>
-      <w:pPr>
-        <w:rPr>
-          <w:b/>
-          <w:bCs/>
-          <w:color w:val="000000" w:themeColor="text1"/>
-          <w:sz w:val="22"/>
-          <w:szCs w:val="22"/>
-        </w:rPr>
-      </w:pPr>
-      <w:r>
-        <w:rPr>
-          <w:b/>
-          <w:bCs/>
-          <w:color w:val="000000" w:themeColor="text1"/>
-          <w:sz w:val="22"/>
-          <w:szCs w:val="22"/>
-        </w:rPr>
-        <w:t>Image filtering</w:t>
-      </w:r>
-      <w:r>
-        <w:rPr>
-          <w:b/>
-          <w:bCs/>
-          <w:color w:val="000000" w:themeColor="text1"/>
-          <w:sz w:val="22"/>
-          <w:szCs w:val="22"/>
-        </w:rPr>
-        <w:t>:</w:t>
-      </w:r>
-    </w:p>
-    <w:p>
-      <w:pPr>
-        <w:rPr>
-          <w:color w:val="000000" w:themeColor="text1"/>
-          <w:sz w:val="22"/>
-          <w:szCs w:val="22"/>
-        </w:rPr>
-      </w:pPr>
-      <w:r>
-        <w:rPr>
-          <w:color w:val="000000" w:themeColor="text1"/>
-          <w:sz w:val="22"/>
-          <w:szCs w:val="22"/>
-        </w:rPr>
-        <w:t>▪ Task: Find all images from a set showing a specific person ▪ Each image can be processed in parallel</w:t>
-      </w:r>
-    </w:p>
-    <w:p>
-      <w:pPr>
-        <w:rPr>
-          <w:b/>
-          <w:bCs/>
-          <w:color w:val="000000" w:themeColor="text1"/>
-          <w:sz w:val="22"/>
-          <w:szCs w:val="22"/>
-        </w:rPr>
-      </w:pPr>
-      <w:r>
-        <w:rPr>
-          <w:b/>
-          <w:bCs/>
-          <w:color w:val="000000" w:themeColor="text1"/>
-          <w:sz w:val="22"/>
-          <w:szCs w:val="22"/>
-        </w:rPr>
-        <w:t xml:space="preserve"> Word counting </w:t>
-      </w:r>
-    </w:p>
-    <w:p>
-      <w:pPr>
-        <w:rPr>
-          <w:color w:val="000000" w:themeColor="text1"/>
-          <w:sz w:val="22"/>
-          <w:szCs w:val="22"/>
-        </w:rPr>
-      </w:pPr>
-      <w:r>
-        <w:rPr>
-          <w:color w:val="000000" w:themeColor="text1"/>
-          <w:sz w:val="22"/>
-          <w:szCs w:val="22"/>
-        </w:rPr>
-        <w:t xml:space="preserve">▪ Task: Get the number of words in one or multiple files ▪ Each file can be processed in parallel ▪ </w:t>
-      </w:r>
-    </w:p>
-    <w:p>
-      <w:pPr>
-        <w:rPr>
-          <w:color w:val="000000" w:themeColor="text1"/>
-          <w:sz w:val="22"/>
-          <w:szCs w:val="22"/>
-        </w:rPr>
-      </w:pPr>
-      <w:r>
-        <w:rPr>
-          <w:b/>
-          <w:bCs/>
-          <w:color w:val="000000" w:themeColor="text1"/>
-          <w:sz w:val="22"/>
-          <w:szCs w:val="22"/>
-        </w:rPr>
-        <w:t>Hacking</w:t>
-      </w:r>
-      <w:r>
-        <w:rPr>
-          <w:color w:val="000000" w:themeColor="text1"/>
-          <w:sz w:val="22"/>
-          <w:szCs w:val="22"/>
-        </w:rPr>
-        <w:t xml:space="preserve"> ▪ Task: Search for passwords/PINs ▪ Every possible password/PIN can be evaluated independently</w:t>
-      </w:r>
-    </w:p>
-    <w:p>
-      <w:pPr>
-        <w:rPr>
-          <w:color w:val="000000" w:themeColor="text1"/>
-          <w:sz w:val="22"/>
-          <w:szCs w:val="22"/>
-        </w:rPr>
-      </w:pPr>
-      <w:r>
-        <w:rPr>
-          <w:b/>
-          <w:bCs/>
-          <w:color w:val="000000" w:themeColor="text1"/>
-          <w:sz w:val="22"/>
-          <w:szCs w:val="22"/>
-        </w:rPr>
-        <w:t>Some inherent sequential problems include</w:t>
-      </w:r>
-      <w:r>
-        <w:rPr>
-          <w:b/>
-          <w:bCs/>
-          <w:color w:val="000000" w:themeColor="text1"/>
-          <w:sz w:val="22"/>
-          <w:szCs w:val="22"/>
-        </w:rPr>
-        <w:t>:</w:t>
-      </w:r>
-      <w:r>
-        <w:rPr>
-          <w:color w:val="000000" w:themeColor="text1"/>
-          <w:sz w:val="22"/>
-          <w:szCs w:val="22"/>
-        </w:rPr>
-        <w:t xml:space="preserve"> </w:t>
-      </w:r>
-    </w:p>
-    <w:p>
-      <w:pPr>
-        <w:rPr>
-          <w:color w:val="000000" w:themeColor="text1"/>
-          <w:sz w:val="22"/>
-          <w:szCs w:val="22"/>
-        </w:rPr>
-      </w:pPr>
-      <w:r>
-        <w:rPr>
-          <w:color w:val="000000" w:themeColor="text1"/>
-          <w:sz w:val="22"/>
-          <w:szCs w:val="22"/>
-        </w:rPr>
-        <w:t>▪ Serial database transactions with strong consistency constraints ▪ Calculation of Fibonacci numbers ▪ Linked list traversal</w:t>
-      </w:r>
-    </w:p>
-    <w:p>
-      <w:pPr>
-        <w:rPr>
-          <w:color w:val="000000" w:themeColor="text1"/>
-          <w:sz w:val="22"/>
-          <w:szCs w:val="22"/>
-        </w:rPr>
-      </w:pPr>
-    </w:p>
-    <w:p>
-      <w:pPr>
-        <w:rPr>
-          <w:b/>
-          <w:bCs/>
-          <w:color w:val="000000" w:themeColor="text1"/>
-          <w:u w:val="single"/>
-        </w:rPr>
-      </w:pPr>
-      <w:r>
-        <w:rPr>
-          <w:b/>
-          <w:bCs/>
-          <w:color w:val="000000" w:themeColor="text1"/>
-          <w:u w:val="single"/>
-        </w:rPr>
-        <w:t>Divide and Conquer</w:t>
-      </w:r>
-      <w:r>
-        <w:rPr>
-          <w:b/>
-          <w:bCs/>
-          <w:color w:val="000000" w:themeColor="text1"/>
-          <w:u w:val="single"/>
-        </w:rPr>
-        <w:t>:</w:t>
-      </w:r>
-    </w:p>
-    <w:p>
-      <w:pPr>
-        <w:rPr>
-          <w:color w:val="000000" w:themeColor="text1"/>
-          <w:sz w:val="22"/>
-          <w:szCs w:val="22"/>
-        </w:rPr>
-      </w:pPr>
-      <w:r>
-        <w:rPr>
-          <w:color w:val="000000" w:themeColor="text1"/>
-          <w:sz w:val="22"/>
-          <w:szCs w:val="22"/>
-        </w:rPr>
-        <w:t>Divide and conquer is the most famous general approach to explore parallelism for a problem</w:t>
-      </w:r>
-    </w:p>
-    <w:p>
-      <w:pPr>
-        <w:rPr>
-          <w:color w:val="000000" w:themeColor="text1"/>
-          <w:sz w:val="22"/>
-          <w:szCs w:val="22"/>
-        </w:rPr>
-      </w:pPr>
-      <w:r>
-        <w:rPr>
-          <w:color w:val="000000" w:themeColor="text1"/>
-          <w:sz w:val="22"/>
-          <w:szCs w:val="22"/>
-        </w:rPr>
-        <w:t>Example find the tallest person in a group:</w:t>
-      </w:r>
-    </w:p>
-    <w:p>
-      <w:pPr>
-        <w:rPr>
-          <w:color w:val="000000" w:themeColor="text1"/>
-          <w:sz w:val="22"/>
-          <w:szCs w:val="22"/>
-        </w:rPr>
-      </w:pPr>
-      <w:r>
-        <w:rPr>
-          <w:color w:val="000000" w:themeColor="text1"/>
-          <w:sz w:val="22"/>
-          <w:szCs w:val="22"/>
-        </w:rPr>
-        <w:t>Divide and conquer approach; first split the people into multiple groups then find the tallest in each group then compare the tallest from each group</w:t>
-      </w:r>
-    </w:p>
-    <w:p>
-      <w:pPr>
-        <w:rPr>
-          <w:color w:val="000000" w:themeColor="text1"/>
-          <w:sz w:val="22"/>
-          <w:szCs w:val="22"/>
-        </w:rPr>
-      </w:pPr>
-      <w:r>
-        <w:rPr>
-          <w:color w:val="000000" w:themeColor="text1"/>
-          <w:sz w:val="22"/>
-          <w:szCs w:val="22"/>
-        </w:rPr>
-        <w:t>Find the maximum in a large array</w:t>
-      </w:r>
-      <w:r>
-        <w:rPr>
-          <w:color w:val="000000" w:themeColor="text1"/>
-          <w:sz w:val="22"/>
-          <w:szCs w:val="22"/>
-        </w:rPr>
-        <w:t xml:space="preserve">; the usage of binary search and merge sort, we divide the array into left and right </w:t>
-      </w:r>
-      <w:r>
-        <w:rPr>
-          <w:color w:val="000000" w:themeColor="text1"/>
-          <w:sz w:val="22"/>
-          <w:szCs w:val="22"/>
-        </w:rPr>
-        <w:t xml:space="preserve">Find maximum of left and right half in parallel </w:t>
-      </w:r>
-      <w:r>
-        <w:rPr>
-          <w:color w:val="000000" w:themeColor="text1"/>
-          <w:sz w:val="22"/>
-          <w:szCs w:val="22"/>
-        </w:rPr>
-        <w:t>then</w:t>
-      </w:r>
-      <w:r>
-        <w:rPr>
-          <w:color w:val="000000" w:themeColor="text1"/>
-          <w:sz w:val="22"/>
-          <w:szCs w:val="22"/>
-        </w:rPr>
-        <w:t xml:space="preserve"> Compare left and right maximum to get global maximum</w:t>
-      </w:r>
-    </w:p>
-    <w:p>
-      <w:pPr>
-        <w:rPr>
-          <w:color w:val="000000" w:themeColor="text1"/>
-          <w:sz w:val="22"/>
-          <w:szCs w:val="22"/>
-        </w:rPr>
-      </w:pPr>
-    </w:p>
-    <w:p>
-      <w:pPr>
-        <w:rPr>
-          <w:b/>
-          <w:bCs/>
-          <w:color w:val="000000" w:themeColor="text1"/>
-          <w:u w:val="single"/>
-        </w:rPr>
-      </w:pPr>
-      <w:r>
-        <w:rPr>
-          <w:b/>
-          <w:bCs/>
-          <w:color w:val="000000" w:themeColor="text1"/>
-          <w:u w:val="single"/>
-        </w:rPr>
-        <w:t>Data Parallelism</w:t>
-      </w:r>
-      <w:r>
-        <w:rPr>
-          <w:b/>
-          <w:bCs/>
-          <w:color w:val="000000" w:themeColor="text1"/>
-          <w:u w:val="single"/>
-        </w:rPr>
-        <w:t xml:space="preserve"> aka domain decomposition</w:t>
-      </w:r>
-      <w:r>
-        <w:rPr>
-          <w:b/>
-          <w:bCs/>
-          <w:color w:val="000000" w:themeColor="text1"/>
-          <w:u w:val="single"/>
-        </w:rPr>
-        <w:t>:</w:t>
-      </w:r>
-    </w:p>
-    <w:p>
-      <w:pPr>
-        <w:rPr>
-          <w:color w:val="000000" w:themeColor="text1"/>
-          <w:sz w:val="22"/>
-          <w:szCs w:val="22"/>
-        </w:rPr>
-      </w:pPr>
-      <w:r>
-        <w:rPr>
-          <w:color w:val="000000" w:themeColor="text1"/>
-          <w:sz w:val="22"/>
-          <w:szCs w:val="22"/>
-        </w:rPr>
-        <w:t>You have one simple task (like "add 1 to every number")</w:t>
-      </w:r>
-      <w:r>
-        <w:rPr>
-          <w:color w:val="000000" w:themeColor="text1"/>
-          <w:sz w:val="22"/>
-          <w:szCs w:val="22"/>
-        </w:rPr>
-        <w:t xml:space="preserve"> </w:t>
-      </w:r>
-      <w:r>
-        <w:rPr>
-          <w:color w:val="000000" w:themeColor="text1"/>
-          <w:sz w:val="22"/>
-          <w:szCs w:val="22"/>
-        </w:rPr>
-        <w:t>and a big pile of data (like an array). You split the data into chunks, give each chunk to a different worker, and they all do the exact same operation simultaneously.</w:t>
-      </w:r>
-    </w:p>
-    <w:p>
-      <w:pPr>
-        <w:rPr>
-          <w:color w:val="000000" w:themeColor="text1"/>
-          <w:sz w:val="22"/>
-          <w:szCs w:val="22"/>
-        </w:rPr>
-      </w:pPr>
-      <w:r>
-        <w:rPr>
-          <w:b/>
-          <w:bCs/>
-          <w:color w:val="000000" w:themeColor="text1"/>
-          <w:sz w:val="22"/>
-          <w:szCs w:val="22"/>
-        </w:rPr>
-        <w:lastRenderedPageBreak/>
-        <w:t>Simple example:</w:t>
-      </w:r>
-      <w:r>
-        <w:rPr>
-          <w:color w:val="000000" w:themeColor="text1"/>
-          <w:sz w:val="22"/>
-          <w:szCs w:val="22"/>
-        </w:rPr>
-        <w:t> Increment every element in an array of 1,000 numbers. Give first 250 numbers to Worker 1, next 250 to Worker 2, etc. Each worker adds 1 to its own numbers at the same time.</w:t>
-      </w:r>
-    </w:p>
-    <w:p>
-      <w:pPr>
-        <w:rPr>
-          <w:color w:val="000000" w:themeColor="text1"/>
-          <w:sz w:val="22"/>
-          <w:szCs w:val="22"/>
-        </w:rPr>
-      </w:pPr>
-      <w:r>
-        <w:rPr>
-          <w:b/>
-          <w:bCs/>
-          <w:color w:val="000000" w:themeColor="text1"/>
-          <w:sz w:val="22"/>
-          <w:szCs w:val="22"/>
-        </w:rPr>
-        <w:t>Master-worker scheme:</w:t>
-      </w:r>
-      <w:r>
-        <w:rPr>
-          <w:color w:val="000000" w:themeColor="text1"/>
-          <w:sz w:val="22"/>
-          <w:szCs w:val="22"/>
-        </w:rPr>
-        <w:t> The Master hands out data chunks to Workers, then collects the results.</w:t>
-      </w:r>
-    </w:p>
-    <w:p>
-      <w:pPr>
-        <w:rPr>
-          <w:color w:val="000000" w:themeColor="text1"/>
-          <w:sz w:val="22"/>
-          <w:szCs w:val="22"/>
-        </w:rPr>
-      </w:pPr>
-      <w:r>
-        <w:rPr>
-          <w:b/>
-          <w:bCs/>
-          <w:color w:val="000000" w:themeColor="text1"/>
-          <w:sz w:val="22"/>
-          <w:szCs w:val="22"/>
-        </w:rPr>
-        <w:t>One sentence:</w:t>
-      </w:r>
-      <w:r>
-        <w:rPr>
-          <w:color w:val="000000" w:themeColor="text1"/>
-          <w:sz w:val="22"/>
-          <w:szCs w:val="22"/>
-        </w:rPr>
-        <w:t> Data parallelism = split the data, do the same thing everywhere at once.</w:t>
-      </w:r>
-    </w:p>
-    <w:p>
-      <w:pPr>
-        <w:rPr>
-          <w:color w:val="000000" w:themeColor="text1"/>
-          <w:sz w:val="22"/>
-          <w:szCs w:val="22"/>
-        </w:rPr>
-      </w:pPr>
-    </w:p>
-    <w:p>
-      <w:pPr>
-        <w:rPr>
-          <w:b/>
-          <w:bCs/>
-          <w:color w:val="000000" w:themeColor="text1"/>
-          <w:u w:val="single"/>
-        </w:rPr>
-      </w:pPr>
-      <w:r>
-        <w:rPr>
-          <w:b/>
-          <w:bCs/>
-          <w:color w:val="000000" w:themeColor="text1"/>
-          <w:u w:val="single"/>
-        </w:rPr>
-        <w:t>Task Parallelism</w:t>
-      </w:r>
-      <w:r>
-        <w:rPr>
-          <w:b/>
-          <w:bCs/>
-          <w:color w:val="000000" w:themeColor="text1"/>
-          <w:u w:val="single"/>
-        </w:rPr>
-        <w:t xml:space="preserve"> aka function decomposition:</w:t>
+        <w:t>Task Parallelism aka function decomposition:</w:t>
       </w:r>
     </w:p>
     <w:p>
@@ -6732,17 +6678,7 @@
           <w:color w:val="000000" w:themeColor="text1"/>
           <w:u w:val="single"/>
         </w:rPr>
-        <w:lastRenderedPageBreak/>
-        <w:t>Pipeline Parallelism</w:t>
-      </w:r>
-      <w:r>
-        <w:rPr>
-          <w:b/>
-          <w:bCs/>
-          <w:color w:val="000000" w:themeColor="text1"/>
-          <w:u w:val="single"/>
-        </w:rPr>
-        <w:t>:</w:t>
+        <w:t>Pipeline Parallelism:</w:t>
       </w:r>
     </w:p>
     <w:p>
@@ -6794,8 +6730,7 @@
         <w:rPr>
           <w:b/>
           <w:bCs/>
-          <w:color w:val="000000" w:themeColor="text1"/>
-          <w:u w:val="single"/>
+          <w:color w:val="222A35" w:themeColor="text2" w:themeShade="80"/>
         </w:rPr>
       </w:pPr>
       <w:proofErr w:type="gramStart"/>
@@ -6803,8 +6738,8 @@
         <w:rPr>
           <w:b/>
           <w:bCs/>
-          <w:color w:val="000000" w:themeColor="text1"/>
-          <w:u w:val="single"/>
+          <w:color w:val="222A35" w:themeColor="text2" w:themeShade="80"/>
+          <w:highlight w:val="yellow"/>
         </w:rPr>
         <w:t>Foster‘</w:t>
       </w:r>
@@ -6813,19 +6748,10 @@
         <w:rPr>
           <w:b/>
           <w:bCs/>
-          <w:color w:val="000000" w:themeColor="text1"/>
-          <w:u w:val="single"/>
-        </w:rPr>
-        <w:t>s Methodology</w:t>
-      </w:r>
-      <w:r>
-        <w:rPr>
-          <w:b/>
-          <w:bCs/>
-          <w:color w:val="000000" w:themeColor="text1"/>
-          <w:u w:val="single"/>
-        </w:rPr>
-        <w:t>:</w:t>
+          <w:color w:val="222A35" w:themeColor="text2" w:themeShade="80"/>
+          <w:highlight w:val="yellow"/>
+        </w:rPr>
+        <w:t>s Methodology:</w:t>
       </w:r>
     </w:p>
     <w:p>
@@ -8176,6 +8102,7 @@
   <w:style w:type="character" w:default="1" w:styleId="DefaultParagraphFont">
     <w:name w:val="Default Paragraph Font"/>
     <w:uiPriority w:val="1"/>
+    <w:semiHidden/>
     <w:unhideWhenUsed/>
   </w:style>
   <w:style w:type="table" w:default="1" w:styleId="TableNormal">
